--- a/templates/plananual/CYT 1° A 5°/CYT 4° - PROGRAMACIÓN  ANUAL.docx
+++ b/templates/plananual/CYT 1° A 5°/CYT 4° - PROGRAMACIÓN  ANUAL.docx
@@ -12579,7 +12579,7 @@
     <w:tbl>
       <w:tblPr>
         <w:tblStyle w:val="Tablaconcuadrcula"/>
-        <w:tblW w:w="14850" w:type="dxa"/>
+        <w:tblW w:w="14851" w:type="dxa"/>
         <w:jc w:val="center"/>
         <w:tblBorders>
           <w:top w:val="double" w:sz="4" w:space="0" w:color="47D459" w:themeColor="accent3" w:themeTint="99"/>
@@ -12593,7 +12593,7 @@
         <w:tblLook w:val="04A0" w:firstRow="1" w:lastRow="0" w:firstColumn="1" w:lastColumn="0" w:noHBand="0" w:noVBand="1"/>
       </w:tblPr>
       <w:tblGrid>
-        <w:gridCol w:w="874"/>
+        <w:gridCol w:w="875"/>
         <w:gridCol w:w="1095"/>
         <w:gridCol w:w="1726"/>
         <w:gridCol w:w="6169"/>
@@ -12609,32 +12609,27 @@
         <w:tc>
           <w:tcPr>
             <w:tcW w:w="875" w:type="dxa"/>
-            <w:tcBorders>
-              <w:top w:val="double" w:sz="4" w:space="0" w:color="47D459" w:themeColor="accent3" w:themeTint="99"/>
-              <w:left w:val="double" w:sz="4" w:space="0" w:color="47D459" w:themeColor="accent3" w:themeTint="99"/>
-              <w:bottom w:val="double" w:sz="4" w:space="0" w:color="47D459" w:themeColor="accent3" w:themeTint="99"/>
-              <w:right w:val="double" w:sz="4" w:space="0" w:color="47D459" w:themeColor="accent3" w:themeTint="99"/>
-            </w:tcBorders>
             <w:shd w:val="clear" w:color="auto" w:fill="C1F0C7" w:themeFill="accent3" w:themeFillTint="33"/>
             <w:vAlign w:val="center"/>
-            <w:hideMark/>
-          </w:tcPr>
-          <w:p>
-            <w:pPr>
-              <w:spacing w:after="160" w:line="276" w:lineRule="auto"/>
-              <w:ind w:right="-455"/>
-              <w:rPr>
-                <w:rFonts w:ascii="Arial Nova Cond Light" w:hAnsi="Arial Nova Cond Light" w:cs="Times New Roman"/>
-                <w:b/>
-                <w:bCs/>
-                <w:color w:val="000000" w:themeColor="text1"/>
-                <w:sz w:val="20"/>
-                <w:szCs w:val="20"/>
-              </w:rPr>
-            </w:pPr>
-            <w:r>
-              <w:rPr>
-                <w:rFonts w:ascii="Arial Nova Cond Light" w:hAnsi="Arial Nova Cond Light" w:cs="Times New Roman"/>
+          </w:tcPr>
+          <w:p>
+            <w:pPr>
+              <w:pStyle w:val="Prrafodelista"/>
+              <w:ind w:left="0"/>
+              <w:jc w:val="center"/>
+              <w:rPr>
+                <w:rFonts w:ascii="Arial Nova Cond" w:hAnsi="Arial Nova Cond" w:cs="Times New Roman"/>
+                <w:b/>
+                <w:bCs/>
+                <w:color w:val="000000" w:themeColor="text1"/>
+                <w:sz w:val="20"/>
+                <w:szCs w:val="20"/>
+              </w:rPr>
+            </w:pPr>
+            <w:bookmarkStart w:id="1" w:name="_Hlk227075175"/>
+            <w:r>
+              <w:rPr>
+                <w:rFonts w:ascii="Arial Nova Cond" w:hAnsi="Arial Nova Cond" w:cs="Times New Roman"/>
                 <w:b/>
                 <w:bCs/>
                 <w:color w:val="000000" w:themeColor="text1"/>
@@ -12648,32 +12643,26 @@
         <w:tc>
           <w:tcPr>
             <w:tcW w:w="1095" w:type="dxa"/>
-            <w:tcBorders>
-              <w:top w:val="double" w:sz="4" w:space="0" w:color="47D459" w:themeColor="accent3" w:themeTint="99"/>
-              <w:left w:val="double" w:sz="4" w:space="0" w:color="47D459" w:themeColor="accent3" w:themeTint="99"/>
-              <w:bottom w:val="double" w:sz="4" w:space="0" w:color="47D459" w:themeColor="accent3" w:themeTint="99"/>
-              <w:right w:val="double" w:sz="4" w:space="0" w:color="47D459" w:themeColor="accent3" w:themeTint="99"/>
-            </w:tcBorders>
             <w:shd w:val="clear" w:color="auto" w:fill="C1F0C7" w:themeFill="accent3" w:themeFillTint="33"/>
             <w:vAlign w:val="center"/>
-            <w:hideMark/>
-          </w:tcPr>
-          <w:p>
-            <w:pPr>
-              <w:spacing w:after="160" w:line="276" w:lineRule="auto"/>
-              <w:ind w:right="-455"/>
-              <w:rPr>
-                <w:rFonts w:ascii="Arial Nova Cond Light" w:hAnsi="Arial Nova Cond Light" w:cs="Times New Roman"/>
-                <w:b/>
-                <w:bCs/>
-                <w:color w:val="000000" w:themeColor="text1"/>
-                <w:sz w:val="20"/>
-                <w:szCs w:val="20"/>
-              </w:rPr>
-            </w:pPr>
-            <w:r>
-              <w:rPr>
-                <w:rFonts w:ascii="Arial Nova Cond Light" w:hAnsi="Arial Nova Cond Light" w:cs="Times New Roman"/>
+          </w:tcPr>
+          <w:p>
+            <w:pPr>
+              <w:pStyle w:val="Prrafodelista"/>
+              <w:ind w:left="0"/>
+              <w:jc w:val="center"/>
+              <w:rPr>
+                <w:rFonts w:ascii="Arial Nova Cond" w:hAnsi="Arial Nova Cond" w:cs="Times New Roman"/>
+                <w:b/>
+                <w:bCs/>
+                <w:color w:val="000000" w:themeColor="text1"/>
+                <w:sz w:val="20"/>
+                <w:szCs w:val="20"/>
+              </w:rPr>
+            </w:pPr>
+            <w:r>
+              <w:rPr>
+                <w:rFonts w:ascii="Arial Nova Cond" w:hAnsi="Arial Nova Cond" w:cs="Times New Roman"/>
                 <w:b/>
                 <w:bCs/>
                 <w:color w:val="000000" w:themeColor="text1"/>
@@ -12687,32 +12676,26 @@
         <w:tc>
           <w:tcPr>
             <w:tcW w:w="1726" w:type="dxa"/>
-            <w:tcBorders>
-              <w:top w:val="double" w:sz="4" w:space="0" w:color="47D459" w:themeColor="accent3" w:themeTint="99"/>
-              <w:left w:val="double" w:sz="4" w:space="0" w:color="47D459" w:themeColor="accent3" w:themeTint="99"/>
-              <w:bottom w:val="double" w:sz="4" w:space="0" w:color="47D459" w:themeColor="accent3" w:themeTint="99"/>
-              <w:right w:val="double" w:sz="4" w:space="0" w:color="47D459" w:themeColor="accent3" w:themeTint="99"/>
-            </w:tcBorders>
             <w:shd w:val="clear" w:color="auto" w:fill="C1F0C7" w:themeFill="accent3" w:themeFillTint="33"/>
             <w:vAlign w:val="center"/>
-            <w:hideMark/>
-          </w:tcPr>
-          <w:p>
-            <w:pPr>
-              <w:spacing w:after="160" w:line="276" w:lineRule="auto"/>
-              <w:ind w:right="-455"/>
-              <w:rPr>
-                <w:rFonts w:ascii="Arial Nova Cond Light" w:hAnsi="Arial Nova Cond Light" w:cs="Times New Roman"/>
-                <w:b/>
-                <w:bCs/>
-                <w:color w:val="000000" w:themeColor="text1"/>
-                <w:sz w:val="20"/>
-                <w:szCs w:val="20"/>
-              </w:rPr>
-            </w:pPr>
-            <w:r>
-              <w:rPr>
-                <w:rFonts w:ascii="Arial Nova Cond Light" w:hAnsi="Arial Nova Cond Light" w:cs="Times New Roman"/>
+          </w:tcPr>
+          <w:p>
+            <w:pPr>
+              <w:pStyle w:val="Prrafodelista"/>
+              <w:ind w:left="0"/>
+              <w:jc w:val="center"/>
+              <w:rPr>
+                <w:rFonts w:ascii="Arial Nova Cond" w:hAnsi="Arial Nova Cond" w:cs="Times New Roman"/>
+                <w:b/>
+                <w:bCs/>
+                <w:color w:val="000000" w:themeColor="text1"/>
+                <w:sz w:val="20"/>
+                <w:szCs w:val="20"/>
+              </w:rPr>
+            </w:pPr>
+            <w:r>
+              <w:rPr>
+                <w:rFonts w:ascii="Arial Nova Cond" w:hAnsi="Arial Nova Cond" w:cs="Times New Roman"/>
                 <w:b/>
                 <w:bCs/>
                 <w:color w:val="000000" w:themeColor="text1"/>
@@ -12726,110 +12709,147 @@
         <w:tc>
           <w:tcPr>
             <w:tcW w:w="6169" w:type="dxa"/>
-            <w:tcBorders>
-              <w:top w:val="double" w:sz="4" w:space="0" w:color="47D459" w:themeColor="accent3" w:themeTint="99"/>
-              <w:left w:val="double" w:sz="4" w:space="0" w:color="47D459" w:themeColor="accent3" w:themeTint="99"/>
-              <w:bottom w:val="double" w:sz="4" w:space="0" w:color="47D459" w:themeColor="accent3" w:themeTint="99"/>
-              <w:right w:val="double" w:sz="4" w:space="0" w:color="47D459" w:themeColor="accent3" w:themeTint="99"/>
-            </w:tcBorders>
             <w:shd w:val="clear" w:color="auto" w:fill="C1F0C7" w:themeFill="accent3" w:themeFillTint="33"/>
             <w:vAlign w:val="center"/>
-            <w:hideMark/>
-          </w:tcPr>
-          <w:p>
-            <w:pPr>
-              <w:spacing w:after="160" w:line="276" w:lineRule="auto"/>
-              <w:ind w:right="-455"/>
-              <w:rPr>
-                <w:rFonts w:ascii="Arial Nova Cond Light" w:hAnsi="Arial Nova Cond Light" w:cs="Times New Roman"/>
-                <w:b/>
-                <w:bCs/>
-                <w:color w:val="000000" w:themeColor="text1"/>
-                <w:sz w:val="20"/>
-                <w:szCs w:val="20"/>
-              </w:rPr>
-            </w:pPr>
-            <w:r>
-              <w:rPr>
-                <w:rFonts w:ascii="Arial Nova Cond Light" w:hAnsi="Arial Nova Cond Light" w:cs="Times New Roman"/>
-                <w:b/>
-                <w:bCs/>
-                <w:color w:val="000000" w:themeColor="text1"/>
-                <w:sz w:val="20"/>
-                <w:szCs w:val="20"/>
-              </w:rPr>
-              <w:t>SITUACIÓN SIGNIFICATIVA</w:t>
+          </w:tcPr>
+          <w:p>
+            <w:pPr>
+              <w:pStyle w:val="Prrafodelista"/>
+              <w:ind w:left="0"/>
+              <w:jc w:val="center"/>
+              <w:rPr>
+                <w:rFonts w:ascii="Arial Nova Cond" w:hAnsi="Arial Nova Cond" w:cs="Times New Roman"/>
+                <w:b/>
+                <w:bCs/>
+                <w:color w:val="000000" w:themeColor="text1"/>
+                <w:sz w:val="20"/>
+                <w:szCs w:val="20"/>
+              </w:rPr>
+            </w:pPr>
+            <w:r>
+              <w:rPr>
+                <w:rFonts w:ascii="Arial Nova Cond" w:hAnsi="Arial Nova Cond" w:cs="Times New Roman"/>
+                <w:b/>
+                <w:bCs/>
+                <w:color w:val="000000" w:themeColor="text1"/>
+                <w:sz w:val="20"/>
+                <w:szCs w:val="20"/>
+              </w:rPr>
+              <w:t>SITUACIÓN SIGNIF</w:t>
+            </w:r>
+            <w:r>
+              <w:rPr>
+                <w:rFonts w:ascii="Arial Nova Cond" w:hAnsi="Arial Nova Cond" w:cs="Times New Roman"/>
+                <w:b/>
+                <w:bCs/>
+                <w:color w:val="000000" w:themeColor="text1"/>
+                <w:sz w:val="20"/>
+                <w:szCs w:val="20"/>
+              </w:rPr>
+              <w:t>I</w:t>
+            </w:r>
+            <w:r>
+              <w:rPr>
+                <w:rFonts w:ascii="Arial Nova Cond" w:hAnsi="Arial Nova Cond" w:cs="Times New Roman"/>
+                <w:b/>
+                <w:bCs/>
+                <w:color w:val="000000" w:themeColor="text1"/>
+                <w:sz w:val="20"/>
+                <w:szCs w:val="20"/>
+              </w:rPr>
+              <w:t>CATIVA</w:t>
             </w:r>
           </w:p>
         </w:tc>
         <w:tc>
           <w:tcPr>
             <w:tcW w:w="2015" w:type="dxa"/>
-            <w:tcBorders>
-              <w:top w:val="double" w:sz="4" w:space="0" w:color="47D459" w:themeColor="accent3" w:themeTint="99"/>
-              <w:left w:val="double" w:sz="4" w:space="0" w:color="47D459" w:themeColor="accent3" w:themeTint="99"/>
-              <w:bottom w:val="double" w:sz="4" w:space="0" w:color="47D459" w:themeColor="accent3" w:themeTint="99"/>
-              <w:right w:val="double" w:sz="4" w:space="0" w:color="47D459" w:themeColor="accent3" w:themeTint="99"/>
-            </w:tcBorders>
             <w:shd w:val="clear" w:color="auto" w:fill="C1F0C7" w:themeFill="accent3" w:themeFillTint="33"/>
             <w:vAlign w:val="center"/>
-            <w:hideMark/>
-          </w:tcPr>
-          <w:p>
-            <w:pPr>
-              <w:spacing w:after="160" w:line="276" w:lineRule="auto"/>
-              <w:ind w:right="-455"/>
-              <w:rPr>
-                <w:rFonts w:ascii="Arial Nova Cond Light" w:hAnsi="Arial Nova Cond Light" w:cs="Times New Roman"/>
-                <w:b/>
-                <w:bCs/>
-                <w:color w:val="000000" w:themeColor="text1"/>
-                <w:sz w:val="20"/>
-                <w:szCs w:val="20"/>
-              </w:rPr>
-            </w:pPr>
-            <w:r>
-              <w:rPr>
-                <w:rFonts w:ascii="Arial Nova Cond Light" w:hAnsi="Arial Nova Cond Light" w:cs="Times New Roman"/>
-                <w:b/>
-                <w:bCs/>
-                <w:color w:val="000000" w:themeColor="text1"/>
-                <w:sz w:val="20"/>
-                <w:szCs w:val="20"/>
-              </w:rPr>
-              <w:t>TÍTULO DE LA UNIDAD DIDÁCTICA.</w:t>
+          </w:tcPr>
+          <w:p>
+            <w:pPr>
+              <w:pStyle w:val="Prrafodelista"/>
+              <w:ind w:left="0"/>
+              <w:jc w:val="center"/>
+              <w:rPr>
+                <w:rFonts w:ascii="Arial Nova Cond" w:hAnsi="Arial Nova Cond" w:cs="Times New Roman"/>
+                <w:b/>
+                <w:bCs/>
+                <w:color w:val="000000" w:themeColor="text1"/>
+                <w:sz w:val="20"/>
+                <w:szCs w:val="20"/>
+              </w:rPr>
+            </w:pPr>
+            <w:r>
+              <w:rPr>
+                <w:rFonts w:ascii="Arial Nova Cond" w:hAnsi="Arial Nova Cond" w:cs="Times New Roman"/>
+                <w:b/>
+                <w:bCs/>
+                <w:color w:val="000000" w:themeColor="text1"/>
+                <w:sz w:val="20"/>
+                <w:szCs w:val="20"/>
+              </w:rPr>
+              <w:t>TÍTULO DE LA UNIDAD DID</w:t>
+            </w:r>
+            <w:r>
+              <w:rPr>
+                <w:rFonts w:ascii="Arial Nova Cond" w:hAnsi="Arial Nova Cond" w:cs="Times New Roman"/>
+                <w:b/>
+                <w:bCs/>
+                <w:color w:val="000000" w:themeColor="text1"/>
+                <w:sz w:val="20"/>
+                <w:szCs w:val="20"/>
+              </w:rPr>
+              <w:t>Á</w:t>
+            </w:r>
+            <w:r>
+              <w:rPr>
+                <w:rFonts w:ascii="Arial Nova Cond" w:hAnsi="Arial Nova Cond" w:cs="Times New Roman"/>
+                <w:b/>
+                <w:bCs/>
+                <w:color w:val="000000" w:themeColor="text1"/>
+                <w:sz w:val="20"/>
+                <w:szCs w:val="20"/>
+              </w:rPr>
+              <w:t>CTICA</w:t>
+            </w:r>
+            <w:r>
+              <w:rPr>
+                <w:rFonts w:ascii="Arial Nova Cond" w:hAnsi="Arial Nova Cond" w:cs="Times New Roman"/>
+                <w:b/>
+                <w:bCs/>
+                <w:color w:val="000000" w:themeColor="text1"/>
+                <w:sz w:val="20"/>
+                <w:szCs w:val="20"/>
+              </w:rPr>
+              <w:t>.</w:t>
             </w:r>
           </w:p>
         </w:tc>
         <w:tc>
           <w:tcPr>
             <w:tcW w:w="1634" w:type="dxa"/>
-            <w:tcBorders>
-              <w:top w:val="double" w:sz="4" w:space="0" w:color="47D459" w:themeColor="accent3" w:themeTint="99"/>
-              <w:left w:val="double" w:sz="4" w:space="0" w:color="47D459" w:themeColor="accent3" w:themeTint="99"/>
-              <w:bottom w:val="double" w:sz="4" w:space="0" w:color="47D459" w:themeColor="accent3" w:themeTint="99"/>
-              <w:right w:val="double" w:sz="4" w:space="0" w:color="47D459" w:themeColor="accent3" w:themeTint="99"/>
-            </w:tcBorders>
             <w:shd w:val="clear" w:color="auto" w:fill="C1F0C7" w:themeFill="accent3" w:themeFillTint="33"/>
             <w:vAlign w:val="center"/>
-            <w:hideMark/>
-          </w:tcPr>
-          <w:p>
-            <w:pPr>
-              <w:spacing w:after="160" w:line="276" w:lineRule="auto"/>
-              <w:ind w:right="-455"/>
-              <w:rPr>
-                <w:rFonts w:ascii="Arial Nova Cond Light" w:hAnsi="Arial Nova Cond Light" w:cs="Times New Roman"/>
-                <w:b/>
-                <w:bCs/>
-                <w:color w:val="000000" w:themeColor="text1"/>
-                <w:sz w:val="20"/>
-                <w:szCs w:val="20"/>
-              </w:rPr>
-            </w:pPr>
-            <w:r>
-              <w:rPr>
-                <w:rFonts w:ascii="Arial Nova Cond Light" w:hAnsi="Arial Nova Cond Light" w:cs="Times New Roman"/>
+          </w:tcPr>
+          <w:p>
+            <w:pPr>
+              <w:pStyle w:val="Prrafodelista"/>
+              <w:ind w:left="0"/>
+              <w:jc w:val="center"/>
+              <w:rPr>
+                <w:rFonts w:ascii="Arial Nova Cond" w:hAnsi="Arial Nova Cond" w:cs="Times New Roman"/>
+                <w:b/>
+                <w:bCs/>
+                <w:color w:val="000000" w:themeColor="text1"/>
+                <w:sz w:val="20"/>
+                <w:szCs w:val="20"/>
+              </w:rPr>
+            </w:pPr>
+            <w:r>
+              <w:rPr>
+                <w:rFonts w:ascii="Arial Nova Cond" w:hAnsi="Arial Nova Cond" w:cs="Times New Roman"/>
                 <w:b/>
                 <w:bCs/>
                 <w:color w:val="000000" w:themeColor="text1"/>
@@ -12843,32 +12863,26 @@
         <w:tc>
           <w:tcPr>
             <w:tcW w:w="1337" w:type="dxa"/>
-            <w:tcBorders>
-              <w:top w:val="double" w:sz="4" w:space="0" w:color="47D459" w:themeColor="accent3" w:themeTint="99"/>
-              <w:left w:val="double" w:sz="4" w:space="0" w:color="47D459" w:themeColor="accent3" w:themeTint="99"/>
-              <w:bottom w:val="double" w:sz="4" w:space="0" w:color="47D459" w:themeColor="accent3" w:themeTint="99"/>
-              <w:right w:val="double" w:sz="4" w:space="0" w:color="47D459" w:themeColor="accent3" w:themeTint="99"/>
-            </w:tcBorders>
             <w:shd w:val="clear" w:color="auto" w:fill="C1F0C7" w:themeFill="accent3" w:themeFillTint="33"/>
             <w:vAlign w:val="center"/>
-            <w:hideMark/>
-          </w:tcPr>
-          <w:p>
-            <w:pPr>
-              <w:spacing w:after="160" w:line="276" w:lineRule="auto"/>
-              <w:ind w:right="-455"/>
-              <w:rPr>
-                <w:rFonts w:ascii="Arial Nova Cond Light" w:hAnsi="Arial Nova Cond Light" w:cs="Times New Roman"/>
-                <w:b/>
-                <w:bCs/>
-                <w:color w:val="000000" w:themeColor="text1"/>
-                <w:sz w:val="20"/>
-                <w:szCs w:val="20"/>
-              </w:rPr>
-            </w:pPr>
-            <w:r>
-              <w:rPr>
-                <w:rFonts w:ascii="Arial Nova Cond Light" w:hAnsi="Arial Nova Cond Light" w:cs="Times New Roman"/>
+          </w:tcPr>
+          <w:p>
+            <w:pPr>
+              <w:pStyle w:val="Prrafodelista"/>
+              <w:ind w:left="0"/>
+              <w:jc w:val="center"/>
+              <w:rPr>
+                <w:rFonts w:ascii="Arial Nova Cond" w:hAnsi="Arial Nova Cond" w:cs="Times New Roman"/>
+                <w:b/>
+                <w:bCs/>
+                <w:color w:val="000000" w:themeColor="text1"/>
+                <w:sz w:val="20"/>
+                <w:szCs w:val="20"/>
+              </w:rPr>
+            </w:pPr>
+            <w:r>
+              <w:rPr>
+                <w:rFonts w:ascii="Arial Nova Cond" w:hAnsi="Arial Nova Cond" w:cs="Times New Roman"/>
                 <w:b/>
                 <w:bCs/>
                 <w:color w:val="000000" w:themeColor="text1"/>
@@ -12889,24 +12903,23 @@
           <w:tcPr>
             <w:tcW w:w="875" w:type="dxa"/>
             <w:vMerge w:val="restart"/>
-            <w:tcBorders>
-              <w:top w:val="double" w:sz="4" w:space="0" w:color="47D459" w:themeColor="accent3" w:themeTint="99"/>
-              <w:left w:val="double" w:sz="4" w:space="0" w:color="47D459" w:themeColor="accent3" w:themeTint="99"/>
-              <w:bottom w:val="double" w:sz="4" w:space="0" w:color="47D459" w:themeColor="accent3" w:themeTint="99"/>
-              <w:right w:val="double" w:sz="4" w:space="0" w:color="47D459" w:themeColor="accent3" w:themeTint="99"/>
-            </w:tcBorders>
-            <w:vAlign w:val="center"/>
-            <w:hideMark/>
-          </w:tcPr>
-          <w:p>
-            <w:pPr>
-              <w:spacing w:after="160" w:line="276" w:lineRule="auto"/>
-              <w:ind w:right="-455"/>
-              <w:rPr>
-                <w:rFonts w:ascii="Arial Nova Cond Light" w:hAnsi="Arial Nova Cond Light" w:cs="Times New Roman"/>
-                <w:b/>
-                <w:bCs/>
-                <w:color w:val="000000" w:themeColor="text1"/>
+            <w:vAlign w:val="center"/>
+          </w:tcPr>
+          <w:p>
+            <w:pPr>
+              <w:pStyle w:val="Prrafodelista"/>
+              <w:tabs>
+                <w:tab w:val="left" w:pos="0"/>
+                <w:tab w:val="left" w:pos="142"/>
+                <w:tab w:val="left" w:pos="284"/>
+              </w:tabs>
+              <w:spacing w:line="276" w:lineRule="auto"/>
+              <w:ind w:left="0"/>
+              <w:jc w:val="center"/>
+              <w:rPr>
+                <w:rFonts w:ascii="Arial Nova Cond" w:eastAsia="Calibri" w:hAnsi="Arial Nova Cond" w:cs="Times New Roman"/>
+                <w:b/>
+                <w:bCs/>
                 <w:sz w:val="20"/>
                 <w:szCs w:val="20"/>
                 <w:lang w:val="es-ES_tradnl"/>
@@ -12914,10 +12927,9 @@
             </w:pPr>
             <w:r>
               <w:rPr>
-                <w:rFonts w:ascii="Arial Nova Cond Light" w:hAnsi="Arial Nova Cond Light" w:cs="Times New Roman"/>
-                <w:b/>
-                <w:bCs/>
-                <w:color w:val="000000" w:themeColor="text1"/>
+                <w:rFonts w:ascii="Arial Nova Cond" w:eastAsia="Calibri" w:hAnsi="Arial Nova Cond" w:cs="Times New Roman"/>
+                <w:b/>
+                <w:bCs/>
                 <w:sz w:val="20"/>
                 <w:szCs w:val="20"/>
                 <w:lang w:val="es-ES_tradnl"/>
@@ -12929,24 +12941,23 @@
         <w:tc>
           <w:tcPr>
             <w:tcW w:w="1095" w:type="dxa"/>
-            <w:tcBorders>
-              <w:top w:val="double" w:sz="4" w:space="0" w:color="47D459" w:themeColor="accent3" w:themeTint="99"/>
-              <w:left w:val="double" w:sz="4" w:space="0" w:color="47D459" w:themeColor="accent3" w:themeTint="99"/>
-              <w:bottom w:val="double" w:sz="4" w:space="0" w:color="47D459" w:themeColor="accent3" w:themeTint="99"/>
-              <w:right w:val="double" w:sz="4" w:space="0" w:color="47D459" w:themeColor="accent3" w:themeTint="99"/>
-            </w:tcBorders>
-            <w:vAlign w:val="center"/>
-            <w:hideMark/>
-          </w:tcPr>
-          <w:p>
-            <w:pPr>
-              <w:spacing w:after="160" w:line="276" w:lineRule="auto"/>
-              <w:ind w:right="-455"/>
-              <w:rPr>
-                <w:rFonts w:ascii="Arial Nova Cond Light" w:hAnsi="Arial Nova Cond Light" w:cs="Times New Roman"/>
-                <w:b/>
-                <w:bCs/>
-                <w:color w:val="000000" w:themeColor="text1"/>
+            <w:vAlign w:val="center"/>
+          </w:tcPr>
+          <w:p>
+            <w:pPr>
+              <w:pStyle w:val="Prrafodelista"/>
+              <w:tabs>
+                <w:tab w:val="left" w:pos="0"/>
+                <w:tab w:val="left" w:pos="142"/>
+                <w:tab w:val="left" w:pos="284"/>
+              </w:tabs>
+              <w:spacing w:line="276" w:lineRule="auto"/>
+              <w:ind w:left="0"/>
+              <w:jc w:val="center"/>
+              <w:rPr>
+                <w:rFonts w:ascii="Arial Nova Cond" w:eastAsia="Calibri" w:hAnsi="Arial Nova Cond" w:cs="Times New Roman"/>
+                <w:b/>
+                <w:bCs/>
                 <w:sz w:val="20"/>
                 <w:szCs w:val="20"/>
                 <w:lang w:val="es-ES_tradnl"/>
@@ -12954,10 +12965,9 @@
             </w:pPr>
             <w:r>
               <w:rPr>
-                <w:rFonts w:ascii="Arial Nova Cond Light" w:hAnsi="Arial Nova Cond Light" w:cs="Times New Roman"/>
-                <w:b/>
-                <w:bCs/>
-                <w:color w:val="000000" w:themeColor="text1"/>
+                <w:rFonts w:ascii="Arial Nova Cond" w:eastAsia="Calibri" w:hAnsi="Arial Nova Cond" w:cs="Times New Roman"/>
+                <w:b/>
+                <w:bCs/>
                 <w:sz w:val="20"/>
                 <w:szCs w:val="20"/>
                 <w:lang w:val="es-ES_tradnl"/>
@@ -12969,24 +12979,21 @@
         <w:tc>
           <w:tcPr>
             <w:tcW w:w="1726" w:type="dxa"/>
-            <w:tcBorders>
-              <w:top w:val="double" w:sz="4" w:space="0" w:color="47D459" w:themeColor="accent3" w:themeTint="99"/>
-              <w:left w:val="double" w:sz="4" w:space="0" w:color="47D459" w:themeColor="accent3" w:themeTint="99"/>
-              <w:bottom w:val="double" w:sz="4" w:space="0" w:color="47D459" w:themeColor="accent3" w:themeTint="99"/>
-              <w:right w:val="double" w:sz="4" w:space="0" w:color="47D459" w:themeColor="accent3" w:themeTint="99"/>
-            </w:tcBorders>
-            <w:vAlign w:val="center"/>
-            <w:hideMark/>
-          </w:tcPr>
-          <w:p>
-            <w:pPr>
-              <w:spacing w:after="160" w:line="276" w:lineRule="auto"/>
-              <w:ind w:right="-455"/>
-              <w:rPr>
-                <w:rFonts w:ascii="Arial Nova Cond Light" w:hAnsi="Arial Nova Cond Light" w:cs="Times New Roman"/>
-                <w:b/>
-                <w:bCs/>
-                <w:color w:val="000000" w:themeColor="text1"/>
+            <w:vAlign w:val="center"/>
+          </w:tcPr>
+          <w:p>
+            <w:pPr>
+              <w:pStyle w:val="Prrafodelista"/>
+              <w:tabs>
+                <w:tab w:val="left" w:pos="0"/>
+                <w:tab w:val="left" w:pos="142"/>
+                <w:tab w:val="left" w:pos="284"/>
+              </w:tabs>
+              <w:spacing w:line="276" w:lineRule="auto"/>
+              <w:ind w:left="0"/>
+              <w:jc w:val="both"/>
+              <w:rPr>
+                <w:rFonts w:ascii="Arial Nova Cond" w:eastAsia="Calibri" w:hAnsi="Arial Nova Cond" w:cs="Times New Roman"/>
                 <w:sz w:val="20"/>
                 <w:szCs w:val="20"/>
                 <w:lang w:val="es-ES_tradnl"/>
@@ -12994,10 +13001,7 @@
             </w:pPr>
             <w:r>
               <w:rPr>
-                <w:rFonts w:ascii="Arial Nova Cond Light" w:hAnsi="Arial Nova Cond Light" w:cs="Times New Roman"/>
-                <w:b/>
-                <w:bCs/>
-                <w:color w:val="000000" w:themeColor="text1"/>
+                <w:rFonts w:ascii="Arial Nova Cond" w:eastAsia="Calibri" w:hAnsi="Arial Nova Cond" w:cs="Times New Roman"/>
                 <w:sz w:val="20"/>
                 <w:szCs w:val="20"/>
                 <w:lang w:val="es-ES_tradnl"/>
@@ -13009,24 +13013,21 @@
         <w:tc>
           <w:tcPr>
             <w:tcW w:w="6169" w:type="dxa"/>
-            <w:tcBorders>
-              <w:top w:val="double" w:sz="4" w:space="0" w:color="47D459" w:themeColor="accent3" w:themeTint="99"/>
-              <w:left w:val="double" w:sz="4" w:space="0" w:color="47D459" w:themeColor="accent3" w:themeTint="99"/>
-              <w:bottom w:val="double" w:sz="4" w:space="0" w:color="47D459" w:themeColor="accent3" w:themeTint="99"/>
-              <w:right w:val="double" w:sz="4" w:space="0" w:color="47D459" w:themeColor="accent3" w:themeTint="99"/>
-            </w:tcBorders>
-            <w:vAlign w:val="center"/>
-            <w:hideMark/>
-          </w:tcPr>
-          <w:p>
-            <w:pPr>
-              <w:spacing w:after="160" w:line="276" w:lineRule="auto"/>
-              <w:ind w:right="-455"/>
-              <w:rPr>
-                <w:rFonts w:ascii="Arial Nova Cond Light" w:hAnsi="Arial Nova Cond Light" w:cs="Times New Roman"/>
-                <w:b/>
-                <w:bCs/>
-                <w:color w:val="000000" w:themeColor="text1"/>
+            <w:vAlign w:val="center"/>
+          </w:tcPr>
+          <w:p>
+            <w:pPr>
+              <w:pStyle w:val="Prrafodelista"/>
+              <w:tabs>
+                <w:tab w:val="left" w:pos="0"/>
+                <w:tab w:val="left" w:pos="142"/>
+                <w:tab w:val="left" w:pos="284"/>
+              </w:tabs>
+              <w:spacing w:line="276" w:lineRule="auto"/>
+              <w:ind w:left="0"/>
+              <w:jc w:val="both"/>
+              <w:rPr>
+                <w:rFonts w:ascii="Arial Nova Cond" w:eastAsia="Calibri" w:hAnsi="Arial Nova Cond" w:cs="Times New Roman"/>
                 <w:sz w:val="20"/>
                 <w:szCs w:val="20"/>
                 <w:lang w:val="es-ES_tradnl"/>
@@ -13034,10 +13035,7 @@
             </w:pPr>
             <w:r>
               <w:rPr>
-                <w:rFonts w:ascii="Arial Nova Cond Light" w:hAnsi="Arial Nova Cond Light" w:cs="Times New Roman"/>
-                <w:b/>
-                <w:bCs/>
-                <w:color w:val="000000" w:themeColor="text1"/>
+                <w:rFonts w:ascii="Arial Nova Cond" w:eastAsia="Calibri" w:hAnsi="Arial Nova Cond" w:cs="Times New Roman"/>
                 <w:sz w:val="20"/>
                 <w:szCs w:val="20"/>
                 <w:lang w:val="es-ES_tradnl"/>
@@ -13049,34 +13047,27 @@
         <w:tc>
           <w:tcPr>
             <w:tcW w:w="2015" w:type="dxa"/>
-            <w:tcBorders>
-              <w:top w:val="double" w:sz="4" w:space="0" w:color="47D459" w:themeColor="accent3" w:themeTint="99"/>
-              <w:left w:val="double" w:sz="4" w:space="0" w:color="47D459" w:themeColor="accent3" w:themeTint="99"/>
-              <w:bottom w:val="double" w:sz="4" w:space="0" w:color="47D459" w:themeColor="accent3" w:themeTint="99"/>
-              <w:right w:val="double" w:sz="4" w:space="0" w:color="47D459" w:themeColor="accent3" w:themeTint="99"/>
-            </w:tcBorders>
-            <w:vAlign w:val="center"/>
-            <w:hideMark/>
-          </w:tcPr>
-          <w:p>
-            <w:pPr>
-              <w:spacing w:after="160" w:line="276" w:lineRule="auto"/>
-              <w:ind w:right="-455"/>
-              <w:rPr>
-                <w:rFonts w:ascii="Arial Nova Cond Light" w:hAnsi="Arial Nova Cond Light" w:cs="Times New Roman"/>
-                <w:b/>
-                <w:bCs/>
-                <w:color w:val="000000" w:themeColor="text1"/>
-                <w:sz w:val="20"/>
-                <w:szCs w:val="20"/>
-              </w:rPr>
-            </w:pPr>
-            <w:r>
-              <w:rPr>
-                <w:rFonts w:ascii="Arial Nova Cond Light" w:hAnsi="Arial Nova Cond Light" w:cs="Times New Roman"/>
-                <w:b/>
-                <w:bCs/>
-                <w:color w:val="000000" w:themeColor="text1"/>
+            <w:vAlign w:val="center"/>
+          </w:tcPr>
+          <w:p>
+            <w:pPr>
+              <w:autoSpaceDE w:val="0"/>
+              <w:autoSpaceDN w:val="0"/>
+              <w:adjustRightInd w:val="0"/>
+              <w:jc w:val="center"/>
+              <w:rPr>
+                <w:rFonts w:ascii="Arial Nova Cond" w:hAnsi="Arial Nova Cond" w:cs="Arial"/>
+                <w:color w:val="000000"/>
+                <w:kern w:val="0"/>
+                <w:sz w:val="20"/>
+                <w:szCs w:val="20"/>
+              </w:rPr>
+            </w:pPr>
+            <w:r>
+              <w:rPr>
+                <w:rFonts w:ascii="Arial Nova Cond" w:hAnsi="Arial Nova Cond" w:cs="Arial"/>
+                <w:color w:val="000000"/>
+                <w:kern w:val="0"/>
                 <w:sz w:val="20"/>
                 <w:szCs w:val="20"/>
               </w:rPr>
@@ -13087,34 +13078,27 @@
         <w:tc>
           <w:tcPr>
             <w:tcW w:w="1634" w:type="dxa"/>
-            <w:tcBorders>
-              <w:top w:val="double" w:sz="4" w:space="0" w:color="47D459" w:themeColor="accent3" w:themeTint="99"/>
-              <w:left w:val="double" w:sz="4" w:space="0" w:color="47D459" w:themeColor="accent3" w:themeTint="99"/>
-              <w:bottom w:val="double" w:sz="4" w:space="0" w:color="47D459" w:themeColor="accent3" w:themeTint="99"/>
-              <w:right w:val="double" w:sz="4" w:space="0" w:color="47D459" w:themeColor="accent3" w:themeTint="99"/>
-            </w:tcBorders>
-            <w:vAlign w:val="center"/>
-            <w:hideMark/>
-          </w:tcPr>
-          <w:p>
-            <w:pPr>
-              <w:spacing w:after="160" w:line="276" w:lineRule="auto"/>
-              <w:ind w:right="-455"/>
-              <w:rPr>
-                <w:rFonts w:ascii="Arial Nova Cond Light" w:hAnsi="Arial Nova Cond Light" w:cs="Times New Roman"/>
-                <w:b/>
-                <w:bCs/>
-                <w:color w:val="000000" w:themeColor="text1"/>
-                <w:sz w:val="20"/>
-                <w:szCs w:val="20"/>
-              </w:rPr>
-            </w:pPr>
-            <w:r>
-              <w:rPr>
-                <w:rFonts w:ascii="Arial Nova Cond Light" w:hAnsi="Arial Nova Cond Light" w:cs="Times New Roman"/>
-                <w:b/>
-                <w:bCs/>
-                <w:color w:val="000000" w:themeColor="text1"/>
+            <w:vAlign w:val="center"/>
+          </w:tcPr>
+          <w:p>
+            <w:pPr>
+              <w:autoSpaceDE w:val="0"/>
+              <w:autoSpaceDN w:val="0"/>
+              <w:adjustRightInd w:val="0"/>
+              <w:jc w:val="both"/>
+              <w:rPr>
+                <w:rFonts w:ascii="Arial Nova Cond" w:hAnsi="Arial Nova Cond" w:cs="Arial"/>
+                <w:color w:val="000000"/>
+                <w:kern w:val="0"/>
+                <w:sz w:val="20"/>
+                <w:szCs w:val="20"/>
+              </w:rPr>
+            </w:pPr>
+            <w:r>
+              <w:rPr>
+                <w:rFonts w:ascii="Arial Nova Cond" w:hAnsi="Arial Nova Cond" w:cs="Arial"/>
+                <w:color w:val="000000"/>
+                <w:kern w:val="0"/>
                 <w:sz w:val="20"/>
                 <w:szCs w:val="20"/>
               </w:rPr>
@@ -13125,34 +13109,27 @@
         <w:tc>
           <w:tcPr>
             <w:tcW w:w="1337" w:type="dxa"/>
-            <w:tcBorders>
-              <w:top w:val="double" w:sz="4" w:space="0" w:color="47D459" w:themeColor="accent3" w:themeTint="99"/>
-              <w:left w:val="double" w:sz="4" w:space="0" w:color="47D459" w:themeColor="accent3" w:themeTint="99"/>
-              <w:bottom w:val="double" w:sz="4" w:space="0" w:color="47D459" w:themeColor="accent3" w:themeTint="99"/>
-              <w:right w:val="double" w:sz="4" w:space="0" w:color="47D459" w:themeColor="accent3" w:themeTint="99"/>
-            </w:tcBorders>
-            <w:vAlign w:val="center"/>
-            <w:hideMark/>
-          </w:tcPr>
-          <w:p>
-            <w:pPr>
-              <w:spacing w:after="160" w:line="276" w:lineRule="auto"/>
-              <w:ind w:right="-455"/>
-              <w:rPr>
-                <w:rFonts w:ascii="Arial Nova Cond Light" w:hAnsi="Arial Nova Cond Light" w:cs="Times New Roman"/>
-                <w:b/>
-                <w:bCs/>
-                <w:color w:val="000000" w:themeColor="text1"/>
-                <w:sz w:val="20"/>
-                <w:szCs w:val="20"/>
-              </w:rPr>
-            </w:pPr>
-            <w:r>
-              <w:rPr>
-                <w:rFonts w:ascii="Arial Nova Cond Light" w:hAnsi="Arial Nova Cond Light" w:cs="Times New Roman"/>
-                <w:b/>
-                <w:bCs/>
-                <w:color w:val="000000" w:themeColor="text1"/>
+            <w:vAlign w:val="center"/>
+          </w:tcPr>
+          <w:p>
+            <w:pPr>
+              <w:autoSpaceDE w:val="0"/>
+              <w:autoSpaceDN w:val="0"/>
+              <w:adjustRightInd w:val="0"/>
+              <w:jc w:val="center"/>
+              <w:rPr>
+                <w:rFonts w:ascii="Arial Nova Cond" w:hAnsi="Arial Nova Cond" w:cs="Arial"/>
+                <w:color w:val="000000"/>
+                <w:kern w:val="0"/>
+                <w:sz w:val="20"/>
+                <w:szCs w:val="20"/>
+              </w:rPr>
+            </w:pPr>
+            <w:r>
+              <w:rPr>
+                <w:rFonts w:ascii="Arial Nova Cond" w:hAnsi="Arial Nova Cond" w:cs="Arial"/>
+                <w:color w:val="000000"/>
+                <w:kern w:val="0"/>
                 <w:sz w:val="20"/>
                 <w:szCs w:val="20"/>
               </w:rPr>
@@ -13170,24 +13147,23 @@
           <w:tcPr>
             <w:tcW w:w="875" w:type="dxa"/>
             <w:vMerge/>
-            <w:tcBorders>
-              <w:top w:val="double" w:sz="4" w:space="0" w:color="47D459" w:themeColor="accent3" w:themeTint="99"/>
-              <w:left w:val="double" w:sz="4" w:space="0" w:color="47D459" w:themeColor="accent3" w:themeTint="99"/>
-              <w:bottom w:val="double" w:sz="4" w:space="0" w:color="47D459" w:themeColor="accent3" w:themeTint="99"/>
-              <w:right w:val="double" w:sz="4" w:space="0" w:color="47D459" w:themeColor="accent3" w:themeTint="99"/>
-            </w:tcBorders>
-            <w:vAlign w:val="center"/>
-            <w:hideMark/>
-          </w:tcPr>
-          <w:p>
-            <w:pPr>
-              <w:spacing w:after="160" w:line="276" w:lineRule="auto"/>
-              <w:ind w:right="-455"/>
-              <w:rPr>
-                <w:rFonts w:ascii="Arial Nova Cond Light" w:hAnsi="Arial Nova Cond Light" w:cs="Times New Roman"/>
-                <w:b/>
-                <w:bCs/>
-                <w:color w:val="000000" w:themeColor="text1"/>
+            <w:vAlign w:val="center"/>
+          </w:tcPr>
+          <w:p>
+            <w:pPr>
+              <w:pStyle w:val="Prrafodelista"/>
+              <w:tabs>
+                <w:tab w:val="left" w:pos="0"/>
+                <w:tab w:val="left" w:pos="142"/>
+                <w:tab w:val="left" w:pos="284"/>
+              </w:tabs>
+              <w:spacing w:line="276" w:lineRule="auto"/>
+              <w:ind w:left="0"/>
+              <w:jc w:val="center"/>
+              <w:rPr>
+                <w:rFonts w:ascii="Arial Nova Cond" w:eastAsia="Calibri" w:hAnsi="Arial Nova Cond" w:cs="Times New Roman"/>
+                <w:b/>
+                <w:bCs/>
                 <w:sz w:val="20"/>
                 <w:szCs w:val="20"/>
                 <w:lang w:val="es-ES_tradnl"/>
@@ -13198,24 +13174,23 @@
         <w:tc>
           <w:tcPr>
             <w:tcW w:w="1095" w:type="dxa"/>
-            <w:tcBorders>
-              <w:top w:val="double" w:sz="4" w:space="0" w:color="47D459" w:themeColor="accent3" w:themeTint="99"/>
-              <w:left w:val="double" w:sz="4" w:space="0" w:color="47D459" w:themeColor="accent3" w:themeTint="99"/>
-              <w:bottom w:val="double" w:sz="4" w:space="0" w:color="47D459" w:themeColor="accent3" w:themeTint="99"/>
-              <w:right w:val="double" w:sz="4" w:space="0" w:color="47D459" w:themeColor="accent3" w:themeTint="99"/>
-            </w:tcBorders>
-            <w:vAlign w:val="center"/>
-            <w:hideMark/>
-          </w:tcPr>
-          <w:p>
-            <w:pPr>
-              <w:spacing w:after="160" w:line="276" w:lineRule="auto"/>
-              <w:ind w:right="-455"/>
-              <w:rPr>
-                <w:rFonts w:ascii="Arial Nova Cond Light" w:hAnsi="Arial Nova Cond Light" w:cs="Times New Roman"/>
-                <w:b/>
-                <w:bCs/>
-                <w:color w:val="000000" w:themeColor="text1"/>
+            <w:vAlign w:val="center"/>
+          </w:tcPr>
+          <w:p>
+            <w:pPr>
+              <w:pStyle w:val="Prrafodelista"/>
+              <w:tabs>
+                <w:tab w:val="left" w:pos="0"/>
+                <w:tab w:val="left" w:pos="142"/>
+                <w:tab w:val="left" w:pos="284"/>
+              </w:tabs>
+              <w:spacing w:line="276" w:lineRule="auto"/>
+              <w:ind w:left="0"/>
+              <w:jc w:val="center"/>
+              <w:rPr>
+                <w:rFonts w:ascii="Arial Nova Cond" w:eastAsia="Calibri" w:hAnsi="Arial Nova Cond" w:cs="Times New Roman"/>
+                <w:b/>
+                <w:bCs/>
                 <w:sz w:val="20"/>
                 <w:szCs w:val="20"/>
                 <w:lang w:val="es-ES_tradnl"/>
@@ -13223,10 +13198,9 @@
             </w:pPr>
             <w:r>
               <w:rPr>
-                <w:rFonts w:ascii="Arial Nova Cond Light" w:hAnsi="Arial Nova Cond Light" w:cs="Times New Roman"/>
-                <w:b/>
-                <w:bCs/>
-                <w:color w:val="000000" w:themeColor="text1"/>
+                <w:rFonts w:ascii="Arial Nova Cond" w:eastAsia="Calibri" w:hAnsi="Arial Nova Cond" w:cs="Times New Roman"/>
+                <w:b/>
+                <w:bCs/>
                 <w:sz w:val="20"/>
                 <w:szCs w:val="20"/>
                 <w:lang w:val="es-ES_tradnl"/>
@@ -13238,34 +13212,21 @@
         <w:tc>
           <w:tcPr>
             <w:tcW w:w="1726" w:type="dxa"/>
-            <w:tcBorders>
-              <w:top w:val="double" w:sz="4" w:space="0" w:color="47D459" w:themeColor="accent3" w:themeTint="99"/>
-              <w:left w:val="double" w:sz="4" w:space="0" w:color="47D459" w:themeColor="accent3" w:themeTint="99"/>
-              <w:bottom w:val="double" w:sz="4" w:space="0" w:color="47D459" w:themeColor="accent3" w:themeTint="99"/>
-              <w:right w:val="double" w:sz="4" w:space="0" w:color="47D459" w:themeColor="accent3" w:themeTint="99"/>
-            </w:tcBorders>
-            <w:vAlign w:val="center"/>
-            <w:hideMark/>
-          </w:tcPr>
-          <w:p>
-            <w:pPr>
-              <w:spacing w:after="160" w:line="276" w:lineRule="auto"/>
-              <w:ind w:right="-455"/>
-              <w:rPr>
-                <w:rFonts w:ascii="Arial Nova Cond Light" w:hAnsi="Arial Nova Cond Light" w:cs="Times New Roman"/>
-                <w:b/>
-                <w:bCs/>
-                <w:color w:val="000000" w:themeColor="text1"/>
-                <w:sz w:val="20"/>
-                <w:szCs w:val="20"/>
-              </w:rPr>
-            </w:pPr>
-            <w:r>
-              <w:rPr>
-                <w:rFonts w:ascii="Arial Nova Cond Light" w:hAnsi="Arial Nova Cond Light" w:cs="Times New Roman"/>
-                <w:b/>
-                <w:bCs/>
-                <w:color w:val="000000" w:themeColor="text1"/>
+            <w:vAlign w:val="center"/>
+          </w:tcPr>
+          <w:p>
+            <w:pPr>
+              <w:pStyle w:val="NormalWeb"/>
+              <w:jc w:val="both"/>
+              <w:rPr>
+                <w:rFonts w:ascii="Arial Nova Cond" w:hAnsi="Arial Nova Cond"/>
+                <w:sz w:val="20"/>
+                <w:szCs w:val="20"/>
+              </w:rPr>
+            </w:pPr>
+            <w:r>
+              <w:rPr>
+                <w:rFonts w:ascii="Arial Nova Cond" w:eastAsia="Calibri" w:hAnsi="Arial Nova Cond"/>
                 <w:sz w:val="20"/>
                 <w:szCs w:val="20"/>
                 <w:lang w:val="es-ES_tradnl"/>
@@ -13277,24 +13238,21 @@
         <w:tc>
           <w:tcPr>
             <w:tcW w:w="6169" w:type="dxa"/>
-            <w:tcBorders>
-              <w:top w:val="double" w:sz="4" w:space="0" w:color="47D459" w:themeColor="accent3" w:themeTint="99"/>
-              <w:left w:val="double" w:sz="4" w:space="0" w:color="47D459" w:themeColor="accent3" w:themeTint="99"/>
-              <w:bottom w:val="double" w:sz="4" w:space="0" w:color="47D459" w:themeColor="accent3" w:themeTint="99"/>
-              <w:right w:val="double" w:sz="4" w:space="0" w:color="47D459" w:themeColor="accent3" w:themeTint="99"/>
-            </w:tcBorders>
-            <w:vAlign w:val="center"/>
-            <w:hideMark/>
-          </w:tcPr>
-          <w:p>
-            <w:pPr>
-              <w:spacing w:after="160" w:line="276" w:lineRule="auto"/>
-              <w:ind w:right="-455"/>
-              <w:rPr>
-                <w:rFonts w:ascii="Arial Nova Cond Light" w:hAnsi="Arial Nova Cond Light" w:cs="Times New Roman"/>
-                <w:b/>
-                <w:bCs/>
-                <w:color w:val="000000" w:themeColor="text1"/>
+            <w:vAlign w:val="center"/>
+          </w:tcPr>
+          <w:p>
+            <w:pPr>
+              <w:pStyle w:val="Prrafodelista"/>
+              <w:tabs>
+                <w:tab w:val="left" w:pos="0"/>
+                <w:tab w:val="left" w:pos="142"/>
+                <w:tab w:val="left" w:pos="284"/>
+              </w:tabs>
+              <w:spacing w:line="276" w:lineRule="auto"/>
+              <w:ind w:left="0"/>
+              <w:jc w:val="both"/>
+              <w:rPr>
+                <w:rFonts w:ascii="Arial Nova Cond" w:eastAsia="Calibri" w:hAnsi="Arial Nova Cond" w:cs="Times New Roman"/>
                 <w:sz w:val="20"/>
                 <w:szCs w:val="20"/>
                 <w:lang w:val="es-ES_tradnl"/>
@@ -13302,10 +13260,7 @@
             </w:pPr>
             <w:r>
               <w:rPr>
-                <w:rFonts w:ascii="Arial Nova Cond Light" w:hAnsi="Arial Nova Cond Light" w:cs="Times New Roman"/>
-                <w:b/>
-                <w:bCs/>
-                <w:color w:val="000000" w:themeColor="text1"/>
+                <w:rFonts w:ascii="Arial Nova Cond" w:eastAsia="Calibri" w:hAnsi="Arial Nova Cond" w:cs="Times New Roman"/>
                 <w:sz w:val="20"/>
                 <w:szCs w:val="20"/>
                 <w:lang w:val="es-ES_tradnl"/>
@@ -13317,34 +13272,27 @@
         <w:tc>
           <w:tcPr>
             <w:tcW w:w="2015" w:type="dxa"/>
-            <w:tcBorders>
-              <w:top w:val="double" w:sz="4" w:space="0" w:color="47D459" w:themeColor="accent3" w:themeTint="99"/>
-              <w:left w:val="double" w:sz="4" w:space="0" w:color="47D459" w:themeColor="accent3" w:themeTint="99"/>
-              <w:bottom w:val="double" w:sz="4" w:space="0" w:color="47D459" w:themeColor="accent3" w:themeTint="99"/>
-              <w:right w:val="double" w:sz="4" w:space="0" w:color="47D459" w:themeColor="accent3" w:themeTint="99"/>
-            </w:tcBorders>
-            <w:vAlign w:val="center"/>
-            <w:hideMark/>
-          </w:tcPr>
-          <w:p>
-            <w:pPr>
-              <w:spacing w:after="160" w:line="276" w:lineRule="auto"/>
-              <w:ind w:right="-455"/>
-              <w:rPr>
-                <w:rFonts w:ascii="Arial Nova Cond Light" w:hAnsi="Arial Nova Cond Light" w:cs="Times New Roman"/>
-                <w:b/>
-                <w:bCs/>
-                <w:color w:val="000000" w:themeColor="text1"/>
-                <w:sz w:val="20"/>
-                <w:szCs w:val="20"/>
-              </w:rPr>
-            </w:pPr>
-            <w:r>
-              <w:rPr>
-                <w:rFonts w:ascii="Arial Nova Cond Light" w:hAnsi="Arial Nova Cond Light" w:cs="Times New Roman"/>
-                <w:b/>
-                <w:bCs/>
-                <w:color w:val="000000" w:themeColor="text1"/>
+            <w:vAlign w:val="center"/>
+          </w:tcPr>
+          <w:p>
+            <w:pPr>
+              <w:autoSpaceDE w:val="0"/>
+              <w:autoSpaceDN w:val="0"/>
+              <w:adjustRightInd w:val="0"/>
+              <w:jc w:val="center"/>
+              <w:rPr>
+                <w:rFonts w:ascii="Arial Nova Cond" w:hAnsi="Arial Nova Cond" w:cs="Arial"/>
+                <w:color w:val="000000" w:themeColor="text1"/>
+                <w:kern w:val="0"/>
+                <w:sz w:val="20"/>
+                <w:szCs w:val="20"/>
+              </w:rPr>
+            </w:pPr>
+            <w:r>
+              <w:rPr>
+                <w:rFonts w:ascii="Arial Nova Cond" w:hAnsi="Arial Nova Cond" w:cs="Arial"/>
+                <w:color w:val="000000"/>
+                <w:kern w:val="0"/>
                 <w:sz w:val="20"/>
                 <w:szCs w:val="20"/>
               </w:rPr>
@@ -13355,34 +13303,27 @@
         <w:tc>
           <w:tcPr>
             <w:tcW w:w="1634" w:type="dxa"/>
-            <w:tcBorders>
-              <w:top w:val="double" w:sz="4" w:space="0" w:color="47D459" w:themeColor="accent3" w:themeTint="99"/>
-              <w:left w:val="double" w:sz="4" w:space="0" w:color="47D459" w:themeColor="accent3" w:themeTint="99"/>
-              <w:bottom w:val="double" w:sz="4" w:space="0" w:color="47D459" w:themeColor="accent3" w:themeTint="99"/>
-              <w:right w:val="double" w:sz="4" w:space="0" w:color="47D459" w:themeColor="accent3" w:themeTint="99"/>
-            </w:tcBorders>
-            <w:vAlign w:val="center"/>
-            <w:hideMark/>
-          </w:tcPr>
-          <w:p>
-            <w:pPr>
-              <w:spacing w:after="160" w:line="276" w:lineRule="auto"/>
-              <w:ind w:right="-455"/>
-              <w:rPr>
-                <w:rFonts w:ascii="Arial Nova Cond Light" w:hAnsi="Arial Nova Cond Light" w:cs="Times New Roman"/>
-                <w:b/>
-                <w:bCs/>
-                <w:color w:val="000000" w:themeColor="text1"/>
-                <w:sz w:val="20"/>
-                <w:szCs w:val="20"/>
-              </w:rPr>
-            </w:pPr>
-            <w:r>
-              <w:rPr>
-                <w:rFonts w:ascii="Arial Nova Cond Light" w:hAnsi="Arial Nova Cond Light" w:cs="Times New Roman"/>
-                <w:b/>
-                <w:bCs/>
-                <w:color w:val="000000" w:themeColor="text1"/>
+            <w:vAlign w:val="center"/>
+          </w:tcPr>
+          <w:p>
+            <w:pPr>
+              <w:autoSpaceDE w:val="0"/>
+              <w:autoSpaceDN w:val="0"/>
+              <w:adjustRightInd w:val="0"/>
+              <w:jc w:val="both"/>
+              <w:rPr>
+                <w:rFonts w:ascii="Arial Nova Cond" w:hAnsi="Arial Nova Cond" w:cs="Arial"/>
+                <w:color w:val="000000"/>
+                <w:kern w:val="0"/>
+                <w:sz w:val="20"/>
+                <w:szCs w:val="20"/>
+              </w:rPr>
+            </w:pPr>
+            <w:r>
+              <w:rPr>
+                <w:rFonts w:ascii="Arial Nova Cond" w:hAnsi="Arial Nova Cond" w:cs="Arial"/>
+                <w:color w:val="000000"/>
+                <w:kern w:val="0"/>
                 <w:sz w:val="20"/>
                 <w:szCs w:val="20"/>
               </w:rPr>
@@ -13393,34 +13334,27 @@
         <w:tc>
           <w:tcPr>
             <w:tcW w:w="1337" w:type="dxa"/>
-            <w:tcBorders>
-              <w:top w:val="double" w:sz="4" w:space="0" w:color="47D459" w:themeColor="accent3" w:themeTint="99"/>
-              <w:left w:val="double" w:sz="4" w:space="0" w:color="47D459" w:themeColor="accent3" w:themeTint="99"/>
-              <w:bottom w:val="double" w:sz="4" w:space="0" w:color="47D459" w:themeColor="accent3" w:themeTint="99"/>
-              <w:right w:val="double" w:sz="4" w:space="0" w:color="47D459" w:themeColor="accent3" w:themeTint="99"/>
-            </w:tcBorders>
-            <w:vAlign w:val="center"/>
-            <w:hideMark/>
-          </w:tcPr>
-          <w:p>
-            <w:pPr>
-              <w:spacing w:after="160" w:line="276" w:lineRule="auto"/>
-              <w:ind w:right="-455"/>
-              <w:rPr>
-                <w:rFonts w:ascii="Arial Nova Cond Light" w:hAnsi="Arial Nova Cond Light" w:cs="Times New Roman"/>
-                <w:b/>
-                <w:bCs/>
-                <w:color w:val="000000" w:themeColor="text1"/>
-                <w:sz w:val="20"/>
-                <w:szCs w:val="20"/>
-              </w:rPr>
-            </w:pPr>
-            <w:r>
-              <w:rPr>
-                <w:rFonts w:ascii="Arial Nova Cond Light" w:hAnsi="Arial Nova Cond Light" w:cs="Times New Roman"/>
-                <w:b/>
-                <w:bCs/>
-                <w:color w:val="000000" w:themeColor="text1"/>
+            <w:vAlign w:val="center"/>
+          </w:tcPr>
+          <w:p>
+            <w:pPr>
+              <w:autoSpaceDE w:val="0"/>
+              <w:autoSpaceDN w:val="0"/>
+              <w:adjustRightInd w:val="0"/>
+              <w:jc w:val="center"/>
+              <w:rPr>
+                <w:rFonts w:ascii="Arial Nova Cond" w:hAnsi="Arial Nova Cond" w:cs="Arial"/>
+                <w:color w:val="000000"/>
+                <w:kern w:val="0"/>
+                <w:sz w:val="20"/>
+                <w:szCs w:val="20"/>
+              </w:rPr>
+            </w:pPr>
+            <w:r>
+              <w:rPr>
+                <w:rFonts w:ascii="Arial Nova Cond" w:hAnsi="Arial Nova Cond" w:cs="Arial"/>
+                <w:color w:val="000000"/>
+                <w:kern w:val="0"/>
                 <w:sz w:val="20"/>
                 <w:szCs w:val="20"/>
               </w:rPr>
@@ -13438,24 +13372,23 @@
           <w:tcPr>
             <w:tcW w:w="875" w:type="dxa"/>
             <w:vMerge/>
-            <w:tcBorders>
-              <w:top w:val="double" w:sz="4" w:space="0" w:color="47D459" w:themeColor="accent3" w:themeTint="99"/>
-              <w:left w:val="double" w:sz="4" w:space="0" w:color="47D459" w:themeColor="accent3" w:themeTint="99"/>
-              <w:bottom w:val="double" w:sz="4" w:space="0" w:color="47D459" w:themeColor="accent3" w:themeTint="99"/>
-              <w:right w:val="double" w:sz="4" w:space="0" w:color="47D459" w:themeColor="accent3" w:themeTint="99"/>
-            </w:tcBorders>
-            <w:vAlign w:val="center"/>
-            <w:hideMark/>
-          </w:tcPr>
-          <w:p>
-            <w:pPr>
-              <w:spacing w:after="160" w:line="276" w:lineRule="auto"/>
-              <w:ind w:right="-455"/>
-              <w:rPr>
-                <w:rFonts w:ascii="Arial Nova Cond Light" w:hAnsi="Arial Nova Cond Light" w:cs="Times New Roman"/>
-                <w:b/>
-                <w:bCs/>
-                <w:color w:val="000000" w:themeColor="text1"/>
+            <w:vAlign w:val="center"/>
+          </w:tcPr>
+          <w:p>
+            <w:pPr>
+              <w:pStyle w:val="Prrafodelista"/>
+              <w:tabs>
+                <w:tab w:val="left" w:pos="0"/>
+                <w:tab w:val="left" w:pos="142"/>
+                <w:tab w:val="left" w:pos="284"/>
+              </w:tabs>
+              <w:spacing w:line="276" w:lineRule="auto"/>
+              <w:ind w:left="0"/>
+              <w:jc w:val="center"/>
+              <w:rPr>
+                <w:rFonts w:ascii="Arial Nova Cond" w:eastAsia="Calibri" w:hAnsi="Arial Nova Cond" w:cs="Times New Roman"/>
+                <w:b/>
+                <w:bCs/>
                 <w:sz w:val="20"/>
                 <w:szCs w:val="20"/>
                 <w:lang w:val="es-ES_tradnl"/>
@@ -13466,24 +13399,23 @@
         <w:tc>
           <w:tcPr>
             <w:tcW w:w="1095" w:type="dxa"/>
-            <w:tcBorders>
-              <w:top w:val="double" w:sz="4" w:space="0" w:color="47D459" w:themeColor="accent3" w:themeTint="99"/>
-              <w:left w:val="double" w:sz="4" w:space="0" w:color="47D459" w:themeColor="accent3" w:themeTint="99"/>
-              <w:bottom w:val="double" w:sz="4" w:space="0" w:color="47D459" w:themeColor="accent3" w:themeTint="99"/>
-              <w:right w:val="double" w:sz="4" w:space="0" w:color="47D459" w:themeColor="accent3" w:themeTint="99"/>
-            </w:tcBorders>
-            <w:vAlign w:val="center"/>
-            <w:hideMark/>
-          </w:tcPr>
-          <w:p>
-            <w:pPr>
-              <w:spacing w:after="160" w:line="276" w:lineRule="auto"/>
-              <w:ind w:right="-455"/>
-              <w:rPr>
-                <w:rFonts w:ascii="Arial Nova Cond Light" w:hAnsi="Arial Nova Cond Light" w:cs="Times New Roman"/>
-                <w:b/>
-                <w:bCs/>
-                <w:color w:val="000000" w:themeColor="text1"/>
+            <w:vAlign w:val="center"/>
+          </w:tcPr>
+          <w:p>
+            <w:pPr>
+              <w:pStyle w:val="Prrafodelista"/>
+              <w:tabs>
+                <w:tab w:val="left" w:pos="0"/>
+                <w:tab w:val="left" w:pos="142"/>
+                <w:tab w:val="left" w:pos="284"/>
+              </w:tabs>
+              <w:spacing w:line="276" w:lineRule="auto"/>
+              <w:ind w:left="0"/>
+              <w:jc w:val="center"/>
+              <w:rPr>
+                <w:rFonts w:ascii="Arial Nova Cond" w:eastAsia="Calibri" w:hAnsi="Arial Nova Cond" w:cs="Times New Roman"/>
+                <w:b/>
+                <w:bCs/>
                 <w:sz w:val="20"/>
                 <w:szCs w:val="20"/>
                 <w:lang w:val="es-ES_tradnl"/>
@@ -13491,10 +13423,9 @@
             </w:pPr>
             <w:r>
               <w:rPr>
-                <w:rFonts w:ascii="Arial Nova Cond Light" w:hAnsi="Arial Nova Cond Light" w:cs="Times New Roman"/>
-                <w:b/>
-                <w:bCs/>
-                <w:color w:val="000000" w:themeColor="text1"/>
+                <w:rFonts w:ascii="Arial Nova Cond" w:eastAsia="Calibri" w:hAnsi="Arial Nova Cond" w:cs="Times New Roman"/>
+                <w:b/>
+                <w:bCs/>
                 <w:sz w:val="20"/>
                 <w:szCs w:val="20"/>
                 <w:lang w:val="es-ES_tradnl"/>
@@ -13506,34 +13437,21 @@
         <w:tc>
           <w:tcPr>
             <w:tcW w:w="1726" w:type="dxa"/>
-            <w:tcBorders>
-              <w:top w:val="double" w:sz="4" w:space="0" w:color="47D459" w:themeColor="accent3" w:themeTint="99"/>
-              <w:left w:val="double" w:sz="4" w:space="0" w:color="47D459" w:themeColor="accent3" w:themeTint="99"/>
-              <w:bottom w:val="double" w:sz="4" w:space="0" w:color="47D459" w:themeColor="accent3" w:themeTint="99"/>
-              <w:right w:val="double" w:sz="4" w:space="0" w:color="47D459" w:themeColor="accent3" w:themeTint="99"/>
-            </w:tcBorders>
-            <w:vAlign w:val="center"/>
-            <w:hideMark/>
-          </w:tcPr>
-          <w:p>
-            <w:pPr>
-              <w:spacing w:after="160" w:line="276" w:lineRule="auto"/>
-              <w:ind w:right="-455"/>
-              <w:rPr>
-                <w:rFonts w:ascii="Arial Nova Cond Light" w:hAnsi="Arial Nova Cond Light" w:cs="Times New Roman"/>
-                <w:b/>
-                <w:bCs/>
-                <w:color w:val="000000" w:themeColor="text1"/>
-                <w:sz w:val="20"/>
-                <w:szCs w:val="20"/>
-              </w:rPr>
-            </w:pPr>
-            <w:r>
-              <w:rPr>
-                <w:rFonts w:ascii="Arial Nova Cond Light" w:hAnsi="Arial Nova Cond Light" w:cs="Times New Roman"/>
-                <w:b/>
-                <w:bCs/>
-                <w:color w:val="000000" w:themeColor="text1"/>
+            <w:vAlign w:val="center"/>
+          </w:tcPr>
+          <w:p>
+            <w:pPr>
+              <w:pStyle w:val="NormalWeb"/>
+              <w:jc w:val="both"/>
+              <w:rPr>
+                <w:rFonts w:ascii="Arial Nova Cond" w:eastAsia="Calibri" w:hAnsi="Arial Nova Cond"/>
+                <w:sz w:val="20"/>
+                <w:szCs w:val="20"/>
+              </w:rPr>
+            </w:pPr>
+            <w:r>
+              <w:rPr>
+                <w:rFonts w:ascii="Arial Nova Cond" w:eastAsia="Calibri" w:hAnsi="Arial Nova Cond"/>
                 <w:sz w:val="20"/>
                 <w:szCs w:val="20"/>
                 <w:lang w:val="es-ES_tradnl"/>
@@ -13545,24 +13463,21 @@
         <w:tc>
           <w:tcPr>
             <w:tcW w:w="6169" w:type="dxa"/>
-            <w:tcBorders>
-              <w:top w:val="double" w:sz="4" w:space="0" w:color="47D459" w:themeColor="accent3" w:themeTint="99"/>
-              <w:left w:val="double" w:sz="4" w:space="0" w:color="47D459" w:themeColor="accent3" w:themeTint="99"/>
-              <w:bottom w:val="double" w:sz="4" w:space="0" w:color="47D459" w:themeColor="accent3" w:themeTint="99"/>
-              <w:right w:val="double" w:sz="4" w:space="0" w:color="47D459" w:themeColor="accent3" w:themeTint="99"/>
-            </w:tcBorders>
-            <w:vAlign w:val="center"/>
-            <w:hideMark/>
-          </w:tcPr>
-          <w:p>
-            <w:pPr>
-              <w:spacing w:after="160" w:line="276" w:lineRule="auto"/>
-              <w:ind w:right="-455"/>
-              <w:rPr>
-                <w:rFonts w:ascii="Arial Nova Cond Light" w:hAnsi="Arial Nova Cond Light" w:cs="Times New Roman"/>
-                <w:b/>
-                <w:bCs/>
-                <w:color w:val="000000" w:themeColor="text1"/>
+            <w:vAlign w:val="center"/>
+          </w:tcPr>
+          <w:p>
+            <w:pPr>
+              <w:pStyle w:val="Prrafodelista"/>
+              <w:tabs>
+                <w:tab w:val="left" w:pos="0"/>
+                <w:tab w:val="left" w:pos="142"/>
+                <w:tab w:val="left" w:pos="284"/>
+              </w:tabs>
+              <w:spacing w:line="276" w:lineRule="auto"/>
+              <w:ind w:left="0"/>
+              <w:jc w:val="both"/>
+              <w:rPr>
+                <w:rFonts w:ascii="Arial Nova Cond" w:eastAsia="Calibri" w:hAnsi="Arial Nova Cond" w:cs="Times New Roman"/>
                 <w:sz w:val="20"/>
                 <w:szCs w:val="20"/>
                 <w:lang w:val="es-ES_tradnl"/>
@@ -13570,10 +13485,7 @@
             </w:pPr>
             <w:r>
               <w:rPr>
-                <w:rFonts w:ascii="Arial Nova Cond Light" w:hAnsi="Arial Nova Cond Light" w:cs="Times New Roman"/>
-                <w:b/>
-                <w:bCs/>
-                <w:color w:val="000000" w:themeColor="text1"/>
+                <w:rFonts w:ascii="Arial Nova Cond" w:eastAsia="Calibri" w:hAnsi="Arial Nova Cond" w:cs="Times New Roman"/>
                 <w:sz w:val="20"/>
                 <w:szCs w:val="20"/>
                 <w:lang w:val="es-ES_tradnl"/>
@@ -13585,34 +13497,27 @@
         <w:tc>
           <w:tcPr>
             <w:tcW w:w="2015" w:type="dxa"/>
-            <w:tcBorders>
-              <w:top w:val="double" w:sz="4" w:space="0" w:color="47D459" w:themeColor="accent3" w:themeTint="99"/>
-              <w:left w:val="double" w:sz="4" w:space="0" w:color="47D459" w:themeColor="accent3" w:themeTint="99"/>
-              <w:bottom w:val="double" w:sz="4" w:space="0" w:color="47D459" w:themeColor="accent3" w:themeTint="99"/>
-              <w:right w:val="double" w:sz="4" w:space="0" w:color="47D459" w:themeColor="accent3" w:themeTint="99"/>
-            </w:tcBorders>
-            <w:vAlign w:val="center"/>
-            <w:hideMark/>
-          </w:tcPr>
-          <w:p>
-            <w:pPr>
-              <w:spacing w:after="160" w:line="276" w:lineRule="auto"/>
-              <w:ind w:right="-455"/>
-              <w:rPr>
-                <w:rFonts w:ascii="Arial Nova Cond Light" w:hAnsi="Arial Nova Cond Light" w:cs="Times New Roman"/>
-                <w:b/>
-                <w:bCs/>
-                <w:color w:val="000000" w:themeColor="text1"/>
-                <w:sz w:val="20"/>
-                <w:szCs w:val="20"/>
-              </w:rPr>
-            </w:pPr>
-            <w:r>
-              <w:rPr>
-                <w:rFonts w:ascii="Arial Nova Cond Light" w:hAnsi="Arial Nova Cond Light" w:cs="Times New Roman"/>
-                <w:b/>
-                <w:bCs/>
-                <w:color w:val="000000" w:themeColor="text1"/>
+            <w:vAlign w:val="center"/>
+          </w:tcPr>
+          <w:p>
+            <w:pPr>
+              <w:autoSpaceDE w:val="0"/>
+              <w:autoSpaceDN w:val="0"/>
+              <w:adjustRightInd w:val="0"/>
+              <w:jc w:val="center"/>
+              <w:rPr>
+                <w:rFonts w:ascii="Arial Nova Cond" w:hAnsi="Arial Nova Cond" w:cs="Arial"/>
+                <w:color w:val="000000"/>
+                <w:kern w:val="0"/>
+                <w:sz w:val="20"/>
+                <w:szCs w:val="20"/>
+              </w:rPr>
+            </w:pPr>
+            <w:r>
+              <w:rPr>
+                <w:rFonts w:ascii="Arial Nova Cond" w:hAnsi="Arial Nova Cond" w:cs="Arial"/>
+                <w:color w:val="000000"/>
+                <w:kern w:val="0"/>
                 <w:sz w:val="20"/>
                 <w:szCs w:val="20"/>
               </w:rPr>
@@ -13623,34 +13528,27 @@
         <w:tc>
           <w:tcPr>
             <w:tcW w:w="1634" w:type="dxa"/>
-            <w:tcBorders>
-              <w:top w:val="double" w:sz="4" w:space="0" w:color="47D459" w:themeColor="accent3" w:themeTint="99"/>
-              <w:left w:val="double" w:sz="4" w:space="0" w:color="47D459" w:themeColor="accent3" w:themeTint="99"/>
-              <w:bottom w:val="double" w:sz="4" w:space="0" w:color="47D459" w:themeColor="accent3" w:themeTint="99"/>
-              <w:right w:val="double" w:sz="4" w:space="0" w:color="47D459" w:themeColor="accent3" w:themeTint="99"/>
-            </w:tcBorders>
-            <w:vAlign w:val="center"/>
-            <w:hideMark/>
-          </w:tcPr>
-          <w:p>
-            <w:pPr>
-              <w:spacing w:after="160" w:line="276" w:lineRule="auto"/>
-              <w:ind w:right="-455"/>
-              <w:rPr>
-                <w:rFonts w:ascii="Arial Nova Cond Light" w:hAnsi="Arial Nova Cond Light" w:cs="Times New Roman"/>
-                <w:b/>
-                <w:bCs/>
-                <w:color w:val="000000" w:themeColor="text1"/>
-                <w:sz w:val="20"/>
-                <w:szCs w:val="20"/>
-              </w:rPr>
-            </w:pPr>
-            <w:r>
-              <w:rPr>
-                <w:rFonts w:ascii="Arial Nova Cond Light" w:hAnsi="Arial Nova Cond Light" w:cs="Times New Roman"/>
-                <w:b/>
-                <w:bCs/>
-                <w:color w:val="000000" w:themeColor="text1"/>
+            <w:vAlign w:val="center"/>
+          </w:tcPr>
+          <w:p>
+            <w:pPr>
+              <w:autoSpaceDE w:val="0"/>
+              <w:autoSpaceDN w:val="0"/>
+              <w:adjustRightInd w:val="0"/>
+              <w:jc w:val="both"/>
+              <w:rPr>
+                <w:rFonts w:ascii="Arial Nova Cond" w:hAnsi="Arial Nova Cond" w:cs="Arial"/>
+                <w:color w:val="000000"/>
+                <w:kern w:val="0"/>
+                <w:sz w:val="20"/>
+                <w:szCs w:val="20"/>
+              </w:rPr>
+            </w:pPr>
+            <w:r>
+              <w:rPr>
+                <w:rFonts w:ascii="Arial Nova Cond" w:hAnsi="Arial Nova Cond" w:cs="Arial"/>
+                <w:color w:val="000000"/>
+                <w:kern w:val="0"/>
                 <w:sz w:val="20"/>
                 <w:szCs w:val="20"/>
               </w:rPr>
@@ -13661,34 +13559,27 @@
         <w:tc>
           <w:tcPr>
             <w:tcW w:w="1337" w:type="dxa"/>
-            <w:tcBorders>
-              <w:top w:val="double" w:sz="4" w:space="0" w:color="47D459" w:themeColor="accent3" w:themeTint="99"/>
-              <w:left w:val="double" w:sz="4" w:space="0" w:color="47D459" w:themeColor="accent3" w:themeTint="99"/>
-              <w:bottom w:val="double" w:sz="4" w:space="0" w:color="47D459" w:themeColor="accent3" w:themeTint="99"/>
-              <w:right w:val="double" w:sz="4" w:space="0" w:color="47D459" w:themeColor="accent3" w:themeTint="99"/>
-            </w:tcBorders>
-            <w:vAlign w:val="center"/>
-            <w:hideMark/>
-          </w:tcPr>
-          <w:p>
-            <w:pPr>
-              <w:spacing w:after="160" w:line="276" w:lineRule="auto"/>
-              <w:ind w:right="-455"/>
-              <w:rPr>
-                <w:rFonts w:ascii="Arial Nova Cond Light" w:hAnsi="Arial Nova Cond Light" w:cs="Times New Roman"/>
-                <w:b/>
-                <w:bCs/>
-                <w:color w:val="000000" w:themeColor="text1"/>
-                <w:sz w:val="20"/>
-                <w:szCs w:val="20"/>
-              </w:rPr>
-            </w:pPr>
-            <w:r>
-              <w:rPr>
-                <w:rFonts w:ascii="Arial Nova Cond Light" w:hAnsi="Arial Nova Cond Light" w:cs="Times New Roman"/>
-                <w:b/>
-                <w:bCs/>
-                <w:color w:val="000000" w:themeColor="text1"/>
+            <w:vAlign w:val="center"/>
+          </w:tcPr>
+          <w:p>
+            <w:pPr>
+              <w:autoSpaceDE w:val="0"/>
+              <w:autoSpaceDN w:val="0"/>
+              <w:adjustRightInd w:val="0"/>
+              <w:jc w:val="center"/>
+              <w:rPr>
+                <w:rFonts w:ascii="Arial Nova Cond" w:hAnsi="Arial Nova Cond" w:cs="Arial"/>
+                <w:color w:val="000000"/>
+                <w:kern w:val="0"/>
+                <w:sz w:val="20"/>
+                <w:szCs w:val="20"/>
+              </w:rPr>
+            </w:pPr>
+            <w:r>
+              <w:rPr>
+                <w:rFonts w:ascii="Arial Nova Cond" w:hAnsi="Arial Nova Cond" w:cs="Arial"/>
+                <w:color w:val="000000"/>
+                <w:kern w:val="0"/>
                 <w:sz w:val="20"/>
                 <w:szCs w:val="20"/>
               </w:rPr>
@@ -13706,24 +13597,23 @@
           <w:tcPr>
             <w:tcW w:w="875" w:type="dxa"/>
             <w:vMerge w:val="restart"/>
-            <w:tcBorders>
-              <w:top w:val="double" w:sz="4" w:space="0" w:color="47D459" w:themeColor="accent3" w:themeTint="99"/>
-              <w:left w:val="double" w:sz="4" w:space="0" w:color="47D459" w:themeColor="accent3" w:themeTint="99"/>
-              <w:bottom w:val="double" w:sz="4" w:space="0" w:color="47D459" w:themeColor="accent3" w:themeTint="99"/>
-              <w:right w:val="double" w:sz="4" w:space="0" w:color="47D459" w:themeColor="accent3" w:themeTint="99"/>
-            </w:tcBorders>
-            <w:vAlign w:val="center"/>
-            <w:hideMark/>
-          </w:tcPr>
-          <w:p>
-            <w:pPr>
-              <w:spacing w:after="160" w:line="276" w:lineRule="auto"/>
-              <w:ind w:right="-455"/>
-              <w:rPr>
-                <w:rFonts w:ascii="Arial Nova Cond Light" w:hAnsi="Arial Nova Cond Light" w:cs="Times New Roman"/>
-                <w:b/>
-                <w:bCs/>
-                <w:color w:val="000000" w:themeColor="text1"/>
+            <w:vAlign w:val="center"/>
+          </w:tcPr>
+          <w:p>
+            <w:pPr>
+              <w:pStyle w:val="Prrafodelista"/>
+              <w:tabs>
+                <w:tab w:val="left" w:pos="0"/>
+                <w:tab w:val="left" w:pos="142"/>
+                <w:tab w:val="left" w:pos="284"/>
+              </w:tabs>
+              <w:spacing w:line="276" w:lineRule="auto"/>
+              <w:ind w:left="0"/>
+              <w:jc w:val="center"/>
+              <w:rPr>
+                <w:rFonts w:ascii="Arial Nova Cond" w:eastAsia="Calibri" w:hAnsi="Arial Nova Cond" w:cs="Times New Roman"/>
+                <w:b/>
+                <w:bCs/>
                 <w:sz w:val="20"/>
                 <w:szCs w:val="20"/>
                 <w:lang w:val="es-ES_tradnl"/>
@@ -13731,10 +13621,9 @@
             </w:pPr>
             <w:r>
               <w:rPr>
-                <w:rFonts w:ascii="Arial Nova Cond Light" w:hAnsi="Arial Nova Cond Light" w:cs="Times New Roman"/>
-                <w:b/>
-                <w:bCs/>
-                <w:color w:val="000000" w:themeColor="text1"/>
+                <w:rFonts w:ascii="Arial Nova Cond" w:eastAsia="Calibri" w:hAnsi="Arial Nova Cond" w:cs="Times New Roman"/>
+                <w:b/>
+                <w:bCs/>
                 <w:sz w:val="20"/>
                 <w:szCs w:val="20"/>
                 <w:lang w:val="es-ES_tradnl"/>
@@ -13746,24 +13635,23 @@
         <w:tc>
           <w:tcPr>
             <w:tcW w:w="1095" w:type="dxa"/>
-            <w:tcBorders>
-              <w:top w:val="double" w:sz="4" w:space="0" w:color="47D459" w:themeColor="accent3" w:themeTint="99"/>
-              <w:left w:val="double" w:sz="4" w:space="0" w:color="47D459" w:themeColor="accent3" w:themeTint="99"/>
-              <w:bottom w:val="double" w:sz="4" w:space="0" w:color="47D459" w:themeColor="accent3" w:themeTint="99"/>
-              <w:right w:val="double" w:sz="4" w:space="0" w:color="47D459" w:themeColor="accent3" w:themeTint="99"/>
-            </w:tcBorders>
-            <w:vAlign w:val="center"/>
-            <w:hideMark/>
-          </w:tcPr>
-          <w:p>
-            <w:pPr>
-              <w:spacing w:after="160" w:line="276" w:lineRule="auto"/>
-              <w:ind w:right="-455"/>
-              <w:rPr>
-                <w:rFonts w:ascii="Arial Nova Cond Light" w:hAnsi="Arial Nova Cond Light" w:cs="Times New Roman"/>
-                <w:b/>
-                <w:bCs/>
-                <w:color w:val="000000" w:themeColor="text1"/>
+            <w:vAlign w:val="center"/>
+          </w:tcPr>
+          <w:p>
+            <w:pPr>
+              <w:pStyle w:val="Prrafodelista"/>
+              <w:tabs>
+                <w:tab w:val="left" w:pos="0"/>
+                <w:tab w:val="left" w:pos="142"/>
+                <w:tab w:val="left" w:pos="284"/>
+              </w:tabs>
+              <w:spacing w:line="276" w:lineRule="auto"/>
+              <w:ind w:left="0"/>
+              <w:jc w:val="center"/>
+              <w:rPr>
+                <w:rFonts w:ascii="Arial Nova Cond" w:eastAsia="Calibri" w:hAnsi="Arial Nova Cond" w:cs="Times New Roman"/>
+                <w:b/>
+                <w:bCs/>
                 <w:sz w:val="20"/>
                 <w:szCs w:val="20"/>
                 <w:lang w:val="es-ES_tradnl"/>
@@ -13771,10 +13659,9 @@
             </w:pPr>
             <w:r>
               <w:rPr>
-                <w:rFonts w:ascii="Arial Nova Cond Light" w:hAnsi="Arial Nova Cond Light" w:cs="Times New Roman"/>
-                <w:b/>
-                <w:bCs/>
-                <w:color w:val="000000" w:themeColor="text1"/>
+                <w:rFonts w:ascii="Arial Nova Cond" w:eastAsia="Calibri" w:hAnsi="Arial Nova Cond" w:cs="Times New Roman"/>
+                <w:b/>
+                <w:bCs/>
                 <w:sz w:val="20"/>
                 <w:szCs w:val="20"/>
                 <w:lang w:val="es-ES_tradnl"/>
@@ -13786,34 +13673,21 @@
         <w:tc>
           <w:tcPr>
             <w:tcW w:w="1726" w:type="dxa"/>
-            <w:tcBorders>
-              <w:top w:val="double" w:sz="4" w:space="0" w:color="47D459" w:themeColor="accent3" w:themeTint="99"/>
-              <w:left w:val="double" w:sz="4" w:space="0" w:color="47D459" w:themeColor="accent3" w:themeTint="99"/>
-              <w:bottom w:val="double" w:sz="4" w:space="0" w:color="47D459" w:themeColor="accent3" w:themeTint="99"/>
-              <w:right w:val="double" w:sz="4" w:space="0" w:color="47D459" w:themeColor="accent3" w:themeTint="99"/>
-            </w:tcBorders>
-            <w:vAlign w:val="center"/>
-            <w:hideMark/>
-          </w:tcPr>
-          <w:p>
-            <w:pPr>
-              <w:spacing w:after="160" w:line="276" w:lineRule="auto"/>
-              <w:ind w:right="-455"/>
-              <w:rPr>
-                <w:rFonts w:ascii="Arial Nova Cond Light" w:hAnsi="Arial Nova Cond Light" w:cs="Times New Roman"/>
-                <w:b/>
-                <w:bCs/>
-                <w:color w:val="000000" w:themeColor="text1"/>
-                <w:sz w:val="20"/>
-                <w:szCs w:val="20"/>
-              </w:rPr>
-            </w:pPr>
-            <w:r>
-              <w:rPr>
-                <w:rFonts w:ascii="Arial Nova Cond Light" w:hAnsi="Arial Nova Cond Light" w:cs="Times New Roman"/>
-                <w:b/>
-                <w:bCs/>
-                <w:color w:val="000000" w:themeColor="text1"/>
+            <w:vAlign w:val="center"/>
+          </w:tcPr>
+          <w:p>
+            <w:pPr>
+              <w:pStyle w:val="Sinespaciado"/>
+              <w:jc w:val="both"/>
+              <w:rPr>
+                <w:rFonts w:ascii="Arial Nova Cond" w:eastAsia="Times New Roman" w:hAnsi="Arial Nova Cond" w:cs="Times New Roman"/>
+                <w:sz w:val="20"/>
+                <w:szCs w:val="20"/>
+              </w:rPr>
+            </w:pPr>
+            <w:r>
+              <w:rPr>
+                <w:rFonts w:ascii="Arial Nova Cond" w:eastAsia="Calibri" w:hAnsi="Arial Nova Cond" w:cs="Times New Roman"/>
                 <w:sz w:val="20"/>
                 <w:szCs w:val="20"/>
                 <w:lang w:val="es-ES_tradnl"/>
@@ -13825,23 +13699,21 @@
         <w:tc>
           <w:tcPr>
             <w:tcW w:w="6169" w:type="dxa"/>
-            <w:tcBorders>
-              <w:top w:val="double" w:sz="4" w:space="0" w:color="47D459" w:themeColor="accent3" w:themeTint="99"/>
-              <w:left w:val="double" w:sz="4" w:space="0" w:color="47D459" w:themeColor="accent3" w:themeTint="99"/>
-              <w:bottom w:val="double" w:sz="4" w:space="0" w:color="47D459" w:themeColor="accent3" w:themeTint="99"/>
-              <w:right w:val="double" w:sz="4" w:space="0" w:color="47D459" w:themeColor="accent3" w:themeTint="99"/>
-            </w:tcBorders>
-            <w:vAlign w:val="center"/>
-            <w:hideMark/>
-          </w:tcPr>
-          <w:p>
-            <w:pPr>
-              <w:spacing w:after="160" w:line="276" w:lineRule="auto"/>
-              <w:ind w:right="-455"/>
-              <w:rPr>
-                <w:rFonts w:ascii="Arial Nova Cond Light" w:hAnsi="Arial Nova Cond Light" w:cs="Times New Roman"/>
-                <w:b/>
-                <w:bCs/>
+            <w:vAlign w:val="center"/>
+          </w:tcPr>
+          <w:p>
+            <w:pPr>
+              <w:pStyle w:val="Prrafodelista"/>
+              <w:tabs>
+                <w:tab w:val="left" w:pos="0"/>
+                <w:tab w:val="left" w:pos="142"/>
+                <w:tab w:val="left" w:pos="284"/>
+              </w:tabs>
+              <w:spacing w:line="276" w:lineRule="auto"/>
+              <w:ind w:left="0"/>
+              <w:jc w:val="both"/>
+              <w:rPr>
+                <w:rFonts w:ascii="Arial Nova Cond" w:eastAsia="Calibri" w:hAnsi="Arial Nova Cond" w:cs="Times New Roman"/>
                 <w:color w:val="000000" w:themeColor="text1"/>
                 <w:sz w:val="20"/>
                 <w:szCs w:val="20"/>
@@ -13850,10 +13722,7 @@
             </w:pPr>
             <w:r>
               <w:rPr>
-                <w:rFonts w:ascii="Arial Nova Cond Light" w:hAnsi="Arial Nova Cond Light" w:cs="Times New Roman"/>
-                <w:b/>
-                <w:bCs/>
-                <w:color w:val="000000" w:themeColor="text1"/>
+                <w:rFonts w:ascii="Arial Nova Cond" w:eastAsia="Calibri" w:hAnsi="Arial Nova Cond" w:cs="Times New Roman"/>
                 <w:sz w:val="20"/>
                 <w:szCs w:val="20"/>
                 <w:lang w:val="es-ES_tradnl"/>
@@ -13865,34 +13734,27 @@
         <w:tc>
           <w:tcPr>
             <w:tcW w:w="2015" w:type="dxa"/>
-            <w:tcBorders>
-              <w:top w:val="double" w:sz="4" w:space="0" w:color="47D459" w:themeColor="accent3" w:themeTint="99"/>
-              <w:left w:val="double" w:sz="4" w:space="0" w:color="47D459" w:themeColor="accent3" w:themeTint="99"/>
-              <w:bottom w:val="double" w:sz="4" w:space="0" w:color="47D459" w:themeColor="accent3" w:themeTint="99"/>
-              <w:right w:val="double" w:sz="4" w:space="0" w:color="47D459" w:themeColor="accent3" w:themeTint="99"/>
-            </w:tcBorders>
-            <w:vAlign w:val="center"/>
-            <w:hideMark/>
-          </w:tcPr>
-          <w:p>
-            <w:pPr>
-              <w:spacing w:after="160" w:line="276" w:lineRule="auto"/>
-              <w:ind w:right="-455"/>
-              <w:rPr>
-                <w:rFonts w:ascii="Arial Nova Cond Light" w:hAnsi="Arial Nova Cond Light" w:cs="Times New Roman"/>
-                <w:b/>
-                <w:bCs/>
-                <w:color w:val="000000" w:themeColor="text1"/>
-                <w:sz w:val="20"/>
-                <w:szCs w:val="20"/>
-              </w:rPr>
-            </w:pPr>
-            <w:r>
-              <w:rPr>
-                <w:rFonts w:ascii="Arial Nova Cond Light" w:hAnsi="Arial Nova Cond Light" w:cs="Times New Roman"/>
-                <w:b/>
-                <w:bCs/>
-                <w:color w:val="000000" w:themeColor="text1"/>
+            <w:vAlign w:val="center"/>
+          </w:tcPr>
+          <w:p>
+            <w:pPr>
+              <w:autoSpaceDE w:val="0"/>
+              <w:autoSpaceDN w:val="0"/>
+              <w:adjustRightInd w:val="0"/>
+              <w:jc w:val="center"/>
+              <w:rPr>
+                <w:rFonts w:ascii="Arial Nova Cond" w:hAnsi="Arial Nova Cond" w:cs="Arial"/>
+                <w:color w:val="215E99" w:themeColor="text2" w:themeTint="BF"/>
+                <w:kern w:val="0"/>
+                <w:sz w:val="20"/>
+                <w:szCs w:val="20"/>
+              </w:rPr>
+            </w:pPr>
+            <w:r>
+              <w:rPr>
+                <w:rFonts w:ascii="Arial Nova Cond" w:hAnsi="Arial Nova Cond" w:cs="Arial"/>
+                <w:color w:val="000000"/>
+                <w:kern w:val="0"/>
                 <w:sz w:val="20"/>
                 <w:szCs w:val="20"/>
               </w:rPr>
@@ -13903,34 +13765,27 @@
         <w:tc>
           <w:tcPr>
             <w:tcW w:w="1634" w:type="dxa"/>
-            <w:tcBorders>
-              <w:top w:val="double" w:sz="4" w:space="0" w:color="47D459" w:themeColor="accent3" w:themeTint="99"/>
-              <w:left w:val="double" w:sz="4" w:space="0" w:color="47D459" w:themeColor="accent3" w:themeTint="99"/>
-              <w:bottom w:val="double" w:sz="4" w:space="0" w:color="47D459" w:themeColor="accent3" w:themeTint="99"/>
-              <w:right w:val="double" w:sz="4" w:space="0" w:color="47D459" w:themeColor="accent3" w:themeTint="99"/>
-            </w:tcBorders>
-            <w:vAlign w:val="center"/>
-            <w:hideMark/>
-          </w:tcPr>
-          <w:p>
-            <w:pPr>
-              <w:spacing w:after="160" w:line="276" w:lineRule="auto"/>
-              <w:ind w:right="-455"/>
-              <w:rPr>
-                <w:rFonts w:ascii="Arial Nova Cond Light" w:hAnsi="Arial Nova Cond Light" w:cs="Times New Roman"/>
-                <w:b/>
-                <w:bCs/>
-                <w:color w:val="000000" w:themeColor="text1"/>
-                <w:sz w:val="20"/>
-                <w:szCs w:val="20"/>
-              </w:rPr>
-            </w:pPr>
-            <w:r>
-              <w:rPr>
-                <w:rFonts w:ascii="Arial Nova Cond Light" w:hAnsi="Arial Nova Cond Light" w:cs="Times New Roman"/>
-                <w:b/>
-                <w:bCs/>
-                <w:color w:val="000000" w:themeColor="text1"/>
+            <w:vAlign w:val="center"/>
+          </w:tcPr>
+          <w:p>
+            <w:pPr>
+              <w:autoSpaceDE w:val="0"/>
+              <w:autoSpaceDN w:val="0"/>
+              <w:adjustRightInd w:val="0"/>
+              <w:jc w:val="both"/>
+              <w:rPr>
+                <w:rFonts w:ascii="Arial Nova Cond" w:hAnsi="Arial Nova Cond" w:cs="Arial"/>
+                <w:color w:val="000000"/>
+                <w:kern w:val="0"/>
+                <w:sz w:val="20"/>
+                <w:szCs w:val="20"/>
+              </w:rPr>
+            </w:pPr>
+            <w:r>
+              <w:rPr>
+                <w:rFonts w:ascii="Arial Nova Cond" w:hAnsi="Arial Nova Cond" w:cs="Arial"/>
+                <w:color w:val="000000"/>
+                <w:kern w:val="0"/>
                 <w:sz w:val="20"/>
                 <w:szCs w:val="20"/>
               </w:rPr>
@@ -13941,34 +13796,27 @@
         <w:tc>
           <w:tcPr>
             <w:tcW w:w="1337" w:type="dxa"/>
-            <w:tcBorders>
-              <w:top w:val="double" w:sz="4" w:space="0" w:color="47D459" w:themeColor="accent3" w:themeTint="99"/>
-              <w:left w:val="double" w:sz="4" w:space="0" w:color="47D459" w:themeColor="accent3" w:themeTint="99"/>
-              <w:bottom w:val="double" w:sz="4" w:space="0" w:color="47D459" w:themeColor="accent3" w:themeTint="99"/>
-              <w:right w:val="double" w:sz="4" w:space="0" w:color="47D459" w:themeColor="accent3" w:themeTint="99"/>
-            </w:tcBorders>
-            <w:vAlign w:val="center"/>
-            <w:hideMark/>
-          </w:tcPr>
-          <w:p>
-            <w:pPr>
-              <w:spacing w:after="160" w:line="276" w:lineRule="auto"/>
-              <w:ind w:right="-455"/>
-              <w:rPr>
-                <w:rFonts w:ascii="Arial Nova Cond Light" w:hAnsi="Arial Nova Cond Light" w:cs="Times New Roman"/>
-                <w:b/>
-                <w:bCs/>
-                <w:color w:val="000000" w:themeColor="text1"/>
-                <w:sz w:val="20"/>
-                <w:szCs w:val="20"/>
-              </w:rPr>
-            </w:pPr>
-            <w:r>
-              <w:rPr>
-                <w:rFonts w:ascii="Arial Nova Cond Light" w:hAnsi="Arial Nova Cond Light" w:cs="Times New Roman"/>
-                <w:b/>
-                <w:bCs/>
-                <w:color w:val="000000" w:themeColor="text1"/>
+            <w:vAlign w:val="center"/>
+          </w:tcPr>
+          <w:p>
+            <w:pPr>
+              <w:autoSpaceDE w:val="0"/>
+              <w:autoSpaceDN w:val="0"/>
+              <w:adjustRightInd w:val="0"/>
+              <w:jc w:val="center"/>
+              <w:rPr>
+                <w:rFonts w:ascii="Arial Nova Cond" w:hAnsi="Arial Nova Cond" w:cs="Arial"/>
+                <w:color w:val="000000"/>
+                <w:kern w:val="0"/>
+                <w:sz w:val="20"/>
+                <w:szCs w:val="20"/>
+              </w:rPr>
+            </w:pPr>
+            <w:r>
+              <w:rPr>
+                <w:rFonts w:ascii="Arial Nova Cond" w:hAnsi="Arial Nova Cond" w:cs="Arial"/>
+                <w:color w:val="000000"/>
+                <w:kern w:val="0"/>
                 <w:sz w:val="20"/>
                 <w:szCs w:val="20"/>
               </w:rPr>
@@ -13986,24 +13834,23 @@
           <w:tcPr>
             <w:tcW w:w="875" w:type="dxa"/>
             <w:vMerge/>
-            <w:tcBorders>
-              <w:top w:val="double" w:sz="4" w:space="0" w:color="47D459" w:themeColor="accent3" w:themeTint="99"/>
-              <w:left w:val="double" w:sz="4" w:space="0" w:color="47D459" w:themeColor="accent3" w:themeTint="99"/>
-              <w:bottom w:val="double" w:sz="4" w:space="0" w:color="47D459" w:themeColor="accent3" w:themeTint="99"/>
-              <w:right w:val="double" w:sz="4" w:space="0" w:color="47D459" w:themeColor="accent3" w:themeTint="99"/>
-            </w:tcBorders>
-            <w:vAlign w:val="center"/>
-            <w:hideMark/>
-          </w:tcPr>
-          <w:p>
-            <w:pPr>
-              <w:spacing w:after="160" w:line="276" w:lineRule="auto"/>
-              <w:ind w:right="-455"/>
-              <w:rPr>
-                <w:rFonts w:ascii="Arial Nova Cond Light" w:hAnsi="Arial Nova Cond Light" w:cs="Times New Roman"/>
-                <w:b/>
-                <w:bCs/>
-                <w:color w:val="000000" w:themeColor="text1"/>
+            <w:vAlign w:val="center"/>
+          </w:tcPr>
+          <w:p>
+            <w:pPr>
+              <w:pStyle w:val="Prrafodelista"/>
+              <w:tabs>
+                <w:tab w:val="left" w:pos="0"/>
+                <w:tab w:val="left" w:pos="142"/>
+                <w:tab w:val="left" w:pos="284"/>
+              </w:tabs>
+              <w:spacing w:line="276" w:lineRule="auto"/>
+              <w:ind w:left="0"/>
+              <w:jc w:val="center"/>
+              <w:rPr>
+                <w:rFonts w:ascii="Arial Nova Cond" w:eastAsia="Calibri" w:hAnsi="Arial Nova Cond" w:cs="Times New Roman"/>
+                <w:b/>
+                <w:bCs/>
                 <w:sz w:val="20"/>
                 <w:szCs w:val="20"/>
                 <w:lang w:val="es-ES_tradnl"/>
@@ -14014,24 +13861,23 @@
         <w:tc>
           <w:tcPr>
             <w:tcW w:w="1095" w:type="dxa"/>
-            <w:tcBorders>
-              <w:top w:val="double" w:sz="4" w:space="0" w:color="47D459" w:themeColor="accent3" w:themeTint="99"/>
-              <w:left w:val="double" w:sz="4" w:space="0" w:color="47D459" w:themeColor="accent3" w:themeTint="99"/>
-              <w:bottom w:val="double" w:sz="4" w:space="0" w:color="47D459" w:themeColor="accent3" w:themeTint="99"/>
-              <w:right w:val="double" w:sz="4" w:space="0" w:color="47D459" w:themeColor="accent3" w:themeTint="99"/>
-            </w:tcBorders>
-            <w:vAlign w:val="center"/>
-            <w:hideMark/>
-          </w:tcPr>
-          <w:p>
-            <w:pPr>
-              <w:spacing w:after="160" w:line="276" w:lineRule="auto"/>
-              <w:ind w:right="-455"/>
-              <w:rPr>
-                <w:rFonts w:ascii="Arial Nova Cond Light" w:hAnsi="Arial Nova Cond Light" w:cs="Times New Roman"/>
-                <w:b/>
-                <w:bCs/>
-                <w:color w:val="000000" w:themeColor="text1"/>
+            <w:vAlign w:val="center"/>
+          </w:tcPr>
+          <w:p>
+            <w:pPr>
+              <w:pStyle w:val="Prrafodelista"/>
+              <w:tabs>
+                <w:tab w:val="left" w:pos="0"/>
+                <w:tab w:val="left" w:pos="142"/>
+                <w:tab w:val="left" w:pos="284"/>
+              </w:tabs>
+              <w:spacing w:line="276" w:lineRule="auto"/>
+              <w:ind w:left="0"/>
+              <w:jc w:val="center"/>
+              <w:rPr>
+                <w:rFonts w:ascii="Arial Nova Cond" w:eastAsia="Calibri" w:hAnsi="Arial Nova Cond" w:cs="Times New Roman"/>
+                <w:b/>
+                <w:bCs/>
                 <w:sz w:val="20"/>
                 <w:szCs w:val="20"/>
                 <w:lang w:val="es-ES_tradnl"/>
@@ -14039,10 +13885,9 @@
             </w:pPr>
             <w:r>
               <w:rPr>
-                <w:rFonts w:ascii="Arial Nova Cond Light" w:hAnsi="Arial Nova Cond Light" w:cs="Times New Roman"/>
-                <w:b/>
-                <w:bCs/>
-                <w:color w:val="000000" w:themeColor="text1"/>
+                <w:rFonts w:ascii="Arial Nova Cond" w:eastAsia="Calibri" w:hAnsi="Arial Nova Cond" w:cs="Times New Roman"/>
+                <w:b/>
+                <w:bCs/>
                 <w:sz w:val="20"/>
                 <w:szCs w:val="20"/>
                 <w:lang w:val="es-ES_tradnl"/>
@@ -14054,34 +13899,21 @@
         <w:tc>
           <w:tcPr>
             <w:tcW w:w="1726" w:type="dxa"/>
-            <w:tcBorders>
-              <w:top w:val="double" w:sz="4" w:space="0" w:color="47D459" w:themeColor="accent3" w:themeTint="99"/>
-              <w:left w:val="double" w:sz="4" w:space="0" w:color="47D459" w:themeColor="accent3" w:themeTint="99"/>
-              <w:bottom w:val="double" w:sz="4" w:space="0" w:color="47D459" w:themeColor="accent3" w:themeTint="99"/>
-              <w:right w:val="double" w:sz="4" w:space="0" w:color="47D459" w:themeColor="accent3" w:themeTint="99"/>
-            </w:tcBorders>
-            <w:vAlign w:val="center"/>
-            <w:hideMark/>
-          </w:tcPr>
-          <w:p>
-            <w:pPr>
-              <w:spacing w:after="160" w:line="276" w:lineRule="auto"/>
-              <w:ind w:right="-455"/>
-              <w:rPr>
-                <w:rFonts w:ascii="Arial Nova Cond Light" w:hAnsi="Arial Nova Cond Light" w:cs="Times New Roman"/>
-                <w:b/>
-                <w:bCs/>
-                <w:color w:val="000000" w:themeColor="text1"/>
-                <w:sz w:val="20"/>
-                <w:szCs w:val="20"/>
-              </w:rPr>
-            </w:pPr>
-            <w:r>
-              <w:rPr>
-                <w:rFonts w:ascii="Arial Nova Cond Light" w:hAnsi="Arial Nova Cond Light" w:cs="Times New Roman"/>
-                <w:b/>
-                <w:bCs/>
-                <w:color w:val="000000" w:themeColor="text1"/>
+            <w:vAlign w:val="center"/>
+          </w:tcPr>
+          <w:p>
+            <w:pPr>
+              <w:pStyle w:val="Sinespaciado"/>
+              <w:jc w:val="both"/>
+              <w:rPr>
+                <w:rFonts w:ascii="Arial Nova Cond" w:hAnsi="Arial Nova Cond"/>
+                <w:sz w:val="20"/>
+                <w:szCs w:val="20"/>
+              </w:rPr>
+            </w:pPr>
+            <w:r>
+              <w:rPr>
+                <w:rFonts w:ascii="Arial Nova Cond" w:eastAsia="Calibri" w:hAnsi="Arial Nova Cond" w:cs="Times New Roman"/>
                 <w:sz w:val="20"/>
                 <w:szCs w:val="20"/>
                 <w:lang w:val="es-ES_tradnl"/>
@@ -14093,23 +13925,21 @@
         <w:tc>
           <w:tcPr>
             <w:tcW w:w="6169" w:type="dxa"/>
-            <w:tcBorders>
-              <w:top w:val="double" w:sz="4" w:space="0" w:color="47D459" w:themeColor="accent3" w:themeTint="99"/>
-              <w:left w:val="double" w:sz="4" w:space="0" w:color="47D459" w:themeColor="accent3" w:themeTint="99"/>
-              <w:bottom w:val="double" w:sz="4" w:space="0" w:color="47D459" w:themeColor="accent3" w:themeTint="99"/>
-              <w:right w:val="double" w:sz="4" w:space="0" w:color="47D459" w:themeColor="accent3" w:themeTint="99"/>
-            </w:tcBorders>
-            <w:vAlign w:val="center"/>
-            <w:hideMark/>
-          </w:tcPr>
-          <w:p>
-            <w:pPr>
-              <w:spacing w:after="160" w:line="276" w:lineRule="auto"/>
-              <w:ind w:right="-455"/>
-              <w:rPr>
-                <w:rFonts w:ascii="Arial Nova Cond Light" w:hAnsi="Arial Nova Cond Light" w:cs="Times New Roman"/>
-                <w:b/>
-                <w:bCs/>
+            <w:vAlign w:val="center"/>
+          </w:tcPr>
+          <w:p>
+            <w:pPr>
+              <w:pStyle w:val="Prrafodelista"/>
+              <w:tabs>
+                <w:tab w:val="left" w:pos="0"/>
+                <w:tab w:val="left" w:pos="142"/>
+                <w:tab w:val="left" w:pos="284"/>
+              </w:tabs>
+              <w:spacing w:line="276" w:lineRule="auto"/>
+              <w:ind w:left="0"/>
+              <w:jc w:val="both"/>
+              <w:rPr>
+                <w:rFonts w:ascii="Arial Nova Cond" w:eastAsia="Calibri" w:hAnsi="Arial Nova Cond" w:cs="Times New Roman"/>
                 <w:color w:val="000000" w:themeColor="text1"/>
                 <w:sz w:val="20"/>
                 <w:szCs w:val="20"/>
@@ -14118,10 +13948,7 @@
             </w:pPr>
             <w:r>
               <w:rPr>
-                <w:rFonts w:ascii="Arial Nova Cond Light" w:hAnsi="Arial Nova Cond Light" w:cs="Times New Roman"/>
-                <w:b/>
-                <w:bCs/>
-                <w:color w:val="000000" w:themeColor="text1"/>
+                <w:rFonts w:ascii="Arial Nova Cond" w:eastAsia="Calibri" w:hAnsi="Arial Nova Cond" w:cs="Times New Roman"/>
                 <w:sz w:val="20"/>
                 <w:szCs w:val="20"/>
                 <w:lang w:val="es-ES_tradnl"/>
@@ -14133,34 +13960,27 @@
         <w:tc>
           <w:tcPr>
             <w:tcW w:w="2015" w:type="dxa"/>
-            <w:tcBorders>
-              <w:top w:val="double" w:sz="4" w:space="0" w:color="47D459" w:themeColor="accent3" w:themeTint="99"/>
-              <w:left w:val="double" w:sz="4" w:space="0" w:color="47D459" w:themeColor="accent3" w:themeTint="99"/>
-              <w:bottom w:val="double" w:sz="4" w:space="0" w:color="47D459" w:themeColor="accent3" w:themeTint="99"/>
-              <w:right w:val="double" w:sz="4" w:space="0" w:color="47D459" w:themeColor="accent3" w:themeTint="99"/>
-            </w:tcBorders>
-            <w:vAlign w:val="center"/>
-            <w:hideMark/>
-          </w:tcPr>
-          <w:p>
-            <w:pPr>
-              <w:spacing w:after="160" w:line="276" w:lineRule="auto"/>
-              <w:ind w:right="-455"/>
-              <w:rPr>
-                <w:rFonts w:ascii="Arial Nova Cond Light" w:hAnsi="Arial Nova Cond Light" w:cs="Times New Roman"/>
-                <w:b/>
-                <w:bCs/>
-                <w:color w:val="000000" w:themeColor="text1"/>
-                <w:sz w:val="20"/>
-                <w:szCs w:val="20"/>
-              </w:rPr>
-            </w:pPr>
-            <w:r>
-              <w:rPr>
-                <w:rFonts w:ascii="Arial Nova Cond Light" w:hAnsi="Arial Nova Cond Light" w:cs="Times New Roman"/>
-                <w:b/>
-                <w:bCs/>
-                <w:color w:val="000000" w:themeColor="text1"/>
+            <w:vAlign w:val="center"/>
+          </w:tcPr>
+          <w:p>
+            <w:pPr>
+              <w:autoSpaceDE w:val="0"/>
+              <w:autoSpaceDN w:val="0"/>
+              <w:adjustRightInd w:val="0"/>
+              <w:jc w:val="center"/>
+              <w:rPr>
+                <w:rFonts w:ascii="Arial Nova Cond" w:hAnsi="Arial Nova Cond" w:cs="Arial"/>
+                <w:color w:val="000000" w:themeColor="text1"/>
+                <w:kern w:val="0"/>
+                <w:sz w:val="20"/>
+                <w:szCs w:val="20"/>
+              </w:rPr>
+            </w:pPr>
+            <w:r>
+              <w:rPr>
+                <w:rFonts w:ascii="Arial Nova Cond" w:hAnsi="Arial Nova Cond" w:cs="Arial"/>
+                <w:color w:val="000000"/>
+                <w:kern w:val="0"/>
                 <w:sz w:val="20"/>
                 <w:szCs w:val="20"/>
               </w:rPr>
@@ -14171,34 +13991,27 @@
         <w:tc>
           <w:tcPr>
             <w:tcW w:w="1634" w:type="dxa"/>
-            <w:tcBorders>
-              <w:top w:val="double" w:sz="4" w:space="0" w:color="47D459" w:themeColor="accent3" w:themeTint="99"/>
-              <w:left w:val="double" w:sz="4" w:space="0" w:color="47D459" w:themeColor="accent3" w:themeTint="99"/>
-              <w:bottom w:val="double" w:sz="4" w:space="0" w:color="47D459" w:themeColor="accent3" w:themeTint="99"/>
-              <w:right w:val="double" w:sz="4" w:space="0" w:color="47D459" w:themeColor="accent3" w:themeTint="99"/>
-            </w:tcBorders>
-            <w:vAlign w:val="center"/>
-            <w:hideMark/>
-          </w:tcPr>
-          <w:p>
-            <w:pPr>
-              <w:spacing w:after="160" w:line="276" w:lineRule="auto"/>
-              <w:ind w:right="-455"/>
-              <w:rPr>
-                <w:rFonts w:ascii="Arial Nova Cond Light" w:hAnsi="Arial Nova Cond Light" w:cs="Times New Roman"/>
-                <w:b/>
-                <w:bCs/>
-                <w:color w:val="000000" w:themeColor="text1"/>
-                <w:sz w:val="20"/>
-                <w:szCs w:val="20"/>
-              </w:rPr>
-            </w:pPr>
-            <w:r>
-              <w:rPr>
-                <w:rFonts w:ascii="Arial Nova Cond Light" w:hAnsi="Arial Nova Cond Light" w:cs="Times New Roman"/>
-                <w:b/>
-                <w:bCs/>
-                <w:color w:val="000000" w:themeColor="text1"/>
+            <w:vAlign w:val="center"/>
+          </w:tcPr>
+          <w:p>
+            <w:pPr>
+              <w:autoSpaceDE w:val="0"/>
+              <w:autoSpaceDN w:val="0"/>
+              <w:adjustRightInd w:val="0"/>
+              <w:jc w:val="both"/>
+              <w:rPr>
+                <w:rFonts w:ascii="Arial Nova Cond" w:hAnsi="Arial Nova Cond" w:cs="Arial"/>
+                <w:color w:val="000000"/>
+                <w:kern w:val="0"/>
+                <w:sz w:val="20"/>
+                <w:szCs w:val="20"/>
+              </w:rPr>
+            </w:pPr>
+            <w:r>
+              <w:rPr>
+                <w:rFonts w:ascii="Arial Nova Cond" w:hAnsi="Arial Nova Cond" w:cs="Arial"/>
+                <w:color w:val="000000"/>
+                <w:kern w:val="0"/>
                 <w:sz w:val="20"/>
                 <w:szCs w:val="20"/>
               </w:rPr>
@@ -14209,34 +14022,27 @@
         <w:tc>
           <w:tcPr>
             <w:tcW w:w="1337" w:type="dxa"/>
-            <w:tcBorders>
-              <w:top w:val="double" w:sz="4" w:space="0" w:color="47D459" w:themeColor="accent3" w:themeTint="99"/>
-              <w:left w:val="double" w:sz="4" w:space="0" w:color="47D459" w:themeColor="accent3" w:themeTint="99"/>
-              <w:bottom w:val="double" w:sz="4" w:space="0" w:color="47D459" w:themeColor="accent3" w:themeTint="99"/>
-              <w:right w:val="double" w:sz="4" w:space="0" w:color="47D459" w:themeColor="accent3" w:themeTint="99"/>
-            </w:tcBorders>
-            <w:vAlign w:val="center"/>
-            <w:hideMark/>
-          </w:tcPr>
-          <w:p>
-            <w:pPr>
-              <w:spacing w:after="160" w:line="276" w:lineRule="auto"/>
-              <w:ind w:right="-455"/>
-              <w:rPr>
-                <w:rFonts w:ascii="Arial Nova Cond Light" w:hAnsi="Arial Nova Cond Light" w:cs="Times New Roman"/>
-                <w:b/>
-                <w:bCs/>
-                <w:color w:val="000000" w:themeColor="text1"/>
-                <w:sz w:val="20"/>
-                <w:szCs w:val="20"/>
-              </w:rPr>
-            </w:pPr>
-            <w:r>
-              <w:rPr>
-                <w:rFonts w:ascii="Arial Nova Cond Light" w:hAnsi="Arial Nova Cond Light" w:cs="Times New Roman"/>
-                <w:b/>
-                <w:bCs/>
-                <w:color w:val="000000" w:themeColor="text1"/>
+            <w:vAlign w:val="center"/>
+          </w:tcPr>
+          <w:p>
+            <w:pPr>
+              <w:autoSpaceDE w:val="0"/>
+              <w:autoSpaceDN w:val="0"/>
+              <w:adjustRightInd w:val="0"/>
+              <w:jc w:val="center"/>
+              <w:rPr>
+                <w:rFonts w:ascii="Arial Nova Cond" w:hAnsi="Arial Nova Cond" w:cs="Arial"/>
+                <w:color w:val="000000"/>
+                <w:kern w:val="0"/>
+                <w:sz w:val="20"/>
+                <w:szCs w:val="20"/>
+              </w:rPr>
+            </w:pPr>
+            <w:r>
+              <w:rPr>
+                <w:rFonts w:ascii="Arial Nova Cond" w:hAnsi="Arial Nova Cond" w:cs="Arial"/>
+                <w:color w:val="000000"/>
+                <w:kern w:val="0"/>
                 <w:sz w:val="20"/>
                 <w:szCs w:val="20"/>
               </w:rPr>
@@ -14254,24 +14060,23 @@
           <w:tcPr>
             <w:tcW w:w="875" w:type="dxa"/>
             <w:vMerge w:val="restart"/>
-            <w:tcBorders>
-              <w:top w:val="double" w:sz="4" w:space="0" w:color="47D459" w:themeColor="accent3" w:themeTint="99"/>
-              <w:left w:val="double" w:sz="4" w:space="0" w:color="47D459" w:themeColor="accent3" w:themeTint="99"/>
-              <w:bottom w:val="double" w:sz="4" w:space="0" w:color="47D459" w:themeColor="accent3" w:themeTint="99"/>
-              <w:right w:val="double" w:sz="4" w:space="0" w:color="47D459" w:themeColor="accent3" w:themeTint="99"/>
-            </w:tcBorders>
-            <w:vAlign w:val="center"/>
-            <w:hideMark/>
-          </w:tcPr>
-          <w:p>
-            <w:pPr>
-              <w:spacing w:after="160" w:line="276" w:lineRule="auto"/>
-              <w:ind w:right="-455"/>
-              <w:rPr>
-                <w:rFonts w:ascii="Arial Nova Cond Light" w:hAnsi="Arial Nova Cond Light" w:cs="Times New Roman"/>
-                <w:b/>
-                <w:bCs/>
-                <w:color w:val="000000" w:themeColor="text1"/>
+            <w:vAlign w:val="center"/>
+          </w:tcPr>
+          <w:p>
+            <w:pPr>
+              <w:pStyle w:val="Prrafodelista"/>
+              <w:tabs>
+                <w:tab w:val="left" w:pos="0"/>
+                <w:tab w:val="left" w:pos="142"/>
+                <w:tab w:val="left" w:pos="284"/>
+              </w:tabs>
+              <w:spacing w:line="276" w:lineRule="auto"/>
+              <w:ind w:left="0"/>
+              <w:jc w:val="center"/>
+              <w:rPr>
+                <w:rFonts w:ascii="Arial Nova Cond" w:eastAsia="Calibri" w:hAnsi="Arial Nova Cond" w:cs="Times New Roman"/>
+                <w:b/>
+                <w:bCs/>
                 <w:sz w:val="20"/>
                 <w:szCs w:val="20"/>
                 <w:lang w:val="es-ES_tradnl"/>
@@ -14279,10 +14084,9 @@
             </w:pPr>
             <w:r>
               <w:rPr>
-                <w:rFonts w:ascii="Arial Nova Cond Light" w:hAnsi="Arial Nova Cond Light" w:cs="Times New Roman"/>
-                <w:b/>
-                <w:bCs/>
-                <w:color w:val="000000" w:themeColor="text1"/>
+                <w:rFonts w:ascii="Arial Nova Cond" w:eastAsia="Calibri" w:hAnsi="Arial Nova Cond" w:cs="Times New Roman"/>
+                <w:b/>
+                <w:bCs/>
                 <w:sz w:val="20"/>
                 <w:szCs w:val="20"/>
                 <w:lang w:val="es-ES_tradnl"/>
@@ -14294,24 +14098,23 @@
         <w:tc>
           <w:tcPr>
             <w:tcW w:w="1095" w:type="dxa"/>
-            <w:tcBorders>
-              <w:top w:val="double" w:sz="4" w:space="0" w:color="47D459" w:themeColor="accent3" w:themeTint="99"/>
-              <w:left w:val="double" w:sz="4" w:space="0" w:color="47D459" w:themeColor="accent3" w:themeTint="99"/>
-              <w:bottom w:val="double" w:sz="4" w:space="0" w:color="47D459" w:themeColor="accent3" w:themeTint="99"/>
-              <w:right w:val="double" w:sz="4" w:space="0" w:color="47D459" w:themeColor="accent3" w:themeTint="99"/>
-            </w:tcBorders>
-            <w:vAlign w:val="center"/>
-            <w:hideMark/>
-          </w:tcPr>
-          <w:p>
-            <w:pPr>
-              <w:spacing w:after="160" w:line="276" w:lineRule="auto"/>
-              <w:ind w:right="-455"/>
-              <w:rPr>
-                <w:rFonts w:ascii="Arial Nova Cond Light" w:hAnsi="Arial Nova Cond Light" w:cs="Times New Roman"/>
-                <w:b/>
-                <w:bCs/>
-                <w:color w:val="000000" w:themeColor="text1"/>
+            <w:vAlign w:val="center"/>
+          </w:tcPr>
+          <w:p>
+            <w:pPr>
+              <w:pStyle w:val="Prrafodelista"/>
+              <w:tabs>
+                <w:tab w:val="left" w:pos="0"/>
+                <w:tab w:val="left" w:pos="142"/>
+                <w:tab w:val="left" w:pos="284"/>
+              </w:tabs>
+              <w:spacing w:line="276" w:lineRule="auto"/>
+              <w:ind w:left="0"/>
+              <w:jc w:val="center"/>
+              <w:rPr>
+                <w:rFonts w:ascii="Arial Nova Cond" w:eastAsia="Calibri" w:hAnsi="Arial Nova Cond" w:cs="Times New Roman"/>
+                <w:b/>
+                <w:bCs/>
                 <w:sz w:val="20"/>
                 <w:szCs w:val="20"/>
                 <w:lang w:val="es-ES_tradnl"/>
@@ -14319,10 +14122,9 @@
             </w:pPr>
             <w:r>
               <w:rPr>
-                <w:rFonts w:ascii="Arial Nova Cond Light" w:hAnsi="Arial Nova Cond Light" w:cs="Times New Roman"/>
-                <w:b/>
-                <w:bCs/>
-                <w:color w:val="000000" w:themeColor="text1"/>
+                <w:rFonts w:ascii="Arial Nova Cond" w:eastAsia="Calibri" w:hAnsi="Arial Nova Cond" w:cs="Times New Roman"/>
+                <w:b/>
+                <w:bCs/>
                 <w:sz w:val="20"/>
                 <w:szCs w:val="20"/>
                 <w:lang w:val="es-ES_tradnl"/>
@@ -14334,34 +14136,22 @@
         <w:tc>
           <w:tcPr>
             <w:tcW w:w="1726" w:type="dxa"/>
-            <w:tcBorders>
-              <w:top w:val="double" w:sz="4" w:space="0" w:color="47D459" w:themeColor="accent3" w:themeTint="99"/>
-              <w:left w:val="double" w:sz="4" w:space="0" w:color="47D459" w:themeColor="accent3" w:themeTint="99"/>
-              <w:bottom w:val="double" w:sz="4" w:space="0" w:color="47D459" w:themeColor="accent3" w:themeTint="99"/>
-              <w:right w:val="double" w:sz="4" w:space="0" w:color="47D459" w:themeColor="accent3" w:themeTint="99"/>
-            </w:tcBorders>
-            <w:vAlign w:val="center"/>
-            <w:hideMark/>
-          </w:tcPr>
-          <w:p>
-            <w:pPr>
-              <w:spacing w:after="160" w:line="276" w:lineRule="auto"/>
-              <w:ind w:right="-455"/>
-              <w:rPr>
-                <w:rFonts w:ascii="Arial Nova Cond Light" w:hAnsi="Arial Nova Cond Light" w:cs="Times New Roman"/>
-                <w:b/>
-                <w:bCs/>
-                <w:color w:val="000000" w:themeColor="text1"/>
-                <w:sz w:val="20"/>
-                <w:szCs w:val="20"/>
-              </w:rPr>
-            </w:pPr>
-            <w:r>
-              <w:rPr>
-                <w:rFonts w:ascii="Arial Nova Cond Light" w:hAnsi="Arial Nova Cond Light" w:cs="Times New Roman"/>
-                <w:b/>
-                <w:bCs/>
-                <w:color w:val="000000" w:themeColor="text1"/>
+            <w:vAlign w:val="center"/>
+          </w:tcPr>
+          <w:p>
+            <w:pPr>
+              <w:pStyle w:val="Sinespaciado"/>
+              <w:jc w:val="both"/>
+              <w:rPr>
+                <w:rFonts w:ascii="Arial Nova Cond" w:hAnsi="Arial Nova Cond"/>
+                <w:color w:val="000000" w:themeColor="text1"/>
+                <w:sz w:val="20"/>
+                <w:szCs w:val="20"/>
+              </w:rPr>
+            </w:pPr>
+            <w:r>
+              <w:rPr>
+                <w:rFonts w:ascii="Arial Nova Cond" w:eastAsia="Calibri" w:hAnsi="Arial Nova Cond" w:cs="Times New Roman"/>
                 <w:sz w:val="20"/>
                 <w:szCs w:val="20"/>
                 <w:lang w:val="es-ES_tradnl"/>
@@ -14373,23 +14163,21 @@
         <w:tc>
           <w:tcPr>
             <w:tcW w:w="6169" w:type="dxa"/>
-            <w:tcBorders>
-              <w:top w:val="double" w:sz="4" w:space="0" w:color="47D459" w:themeColor="accent3" w:themeTint="99"/>
-              <w:left w:val="double" w:sz="4" w:space="0" w:color="47D459" w:themeColor="accent3" w:themeTint="99"/>
-              <w:bottom w:val="double" w:sz="4" w:space="0" w:color="47D459" w:themeColor="accent3" w:themeTint="99"/>
-              <w:right w:val="double" w:sz="4" w:space="0" w:color="47D459" w:themeColor="accent3" w:themeTint="99"/>
-            </w:tcBorders>
-            <w:vAlign w:val="center"/>
-            <w:hideMark/>
-          </w:tcPr>
-          <w:p>
-            <w:pPr>
-              <w:spacing w:after="160" w:line="276" w:lineRule="auto"/>
-              <w:ind w:right="-455"/>
-              <w:rPr>
-                <w:rFonts w:ascii="Arial Nova Cond Light" w:hAnsi="Arial Nova Cond Light" w:cs="Times New Roman"/>
-                <w:b/>
-                <w:bCs/>
+            <w:vAlign w:val="center"/>
+          </w:tcPr>
+          <w:p>
+            <w:pPr>
+              <w:pStyle w:val="Prrafodelista"/>
+              <w:tabs>
+                <w:tab w:val="left" w:pos="0"/>
+                <w:tab w:val="left" w:pos="142"/>
+                <w:tab w:val="left" w:pos="284"/>
+              </w:tabs>
+              <w:spacing w:line="276" w:lineRule="auto"/>
+              <w:ind w:left="0"/>
+              <w:jc w:val="both"/>
+              <w:rPr>
+                <w:rFonts w:ascii="Arial Nova Cond" w:eastAsia="Calibri" w:hAnsi="Arial Nova Cond" w:cs="Times New Roman"/>
                 <w:color w:val="000000" w:themeColor="text1"/>
                 <w:sz w:val="20"/>
                 <w:szCs w:val="20"/>
@@ -14398,10 +14186,7 @@
             </w:pPr>
             <w:r>
               <w:rPr>
-                <w:rFonts w:ascii="Arial Nova Cond Light" w:hAnsi="Arial Nova Cond Light" w:cs="Times New Roman"/>
-                <w:b/>
-                <w:bCs/>
-                <w:color w:val="000000" w:themeColor="text1"/>
+                <w:rFonts w:ascii="Arial Nova Cond" w:eastAsia="Calibri" w:hAnsi="Arial Nova Cond" w:cs="Times New Roman"/>
                 <w:sz w:val="20"/>
                 <w:szCs w:val="20"/>
                 <w:lang w:val="es-ES_tradnl"/>
@@ -14413,34 +14198,27 @@
         <w:tc>
           <w:tcPr>
             <w:tcW w:w="2015" w:type="dxa"/>
-            <w:tcBorders>
-              <w:top w:val="double" w:sz="4" w:space="0" w:color="47D459" w:themeColor="accent3" w:themeTint="99"/>
-              <w:left w:val="double" w:sz="4" w:space="0" w:color="47D459" w:themeColor="accent3" w:themeTint="99"/>
-              <w:bottom w:val="double" w:sz="4" w:space="0" w:color="47D459" w:themeColor="accent3" w:themeTint="99"/>
-              <w:right w:val="double" w:sz="4" w:space="0" w:color="47D459" w:themeColor="accent3" w:themeTint="99"/>
-            </w:tcBorders>
-            <w:vAlign w:val="center"/>
-            <w:hideMark/>
-          </w:tcPr>
-          <w:p>
-            <w:pPr>
-              <w:spacing w:after="160" w:line="276" w:lineRule="auto"/>
-              <w:ind w:right="-455"/>
-              <w:rPr>
-                <w:rFonts w:ascii="Arial Nova Cond Light" w:hAnsi="Arial Nova Cond Light" w:cs="Times New Roman"/>
-                <w:b/>
-                <w:bCs/>
-                <w:color w:val="000000" w:themeColor="text1"/>
-                <w:sz w:val="20"/>
-                <w:szCs w:val="20"/>
-              </w:rPr>
-            </w:pPr>
-            <w:r>
-              <w:rPr>
-                <w:rFonts w:ascii="Arial Nova Cond Light" w:hAnsi="Arial Nova Cond Light" w:cs="Times New Roman"/>
-                <w:b/>
-                <w:bCs/>
-                <w:color w:val="000000" w:themeColor="text1"/>
+            <w:vAlign w:val="center"/>
+          </w:tcPr>
+          <w:p>
+            <w:pPr>
+              <w:autoSpaceDE w:val="0"/>
+              <w:autoSpaceDN w:val="0"/>
+              <w:adjustRightInd w:val="0"/>
+              <w:jc w:val="center"/>
+              <w:rPr>
+                <w:rFonts w:ascii="Arial Nova Cond" w:hAnsi="Arial Nova Cond" w:cs="Arial"/>
+                <w:color w:val="000000" w:themeColor="text1"/>
+                <w:kern w:val="0"/>
+                <w:sz w:val="20"/>
+                <w:szCs w:val="20"/>
+              </w:rPr>
+            </w:pPr>
+            <w:r>
+              <w:rPr>
+                <w:rFonts w:ascii="Arial Nova Cond" w:hAnsi="Arial Nova Cond" w:cs="Arial"/>
+                <w:color w:val="000000"/>
+                <w:kern w:val="0"/>
                 <w:sz w:val="20"/>
                 <w:szCs w:val="20"/>
               </w:rPr>
@@ -14451,34 +14229,27 @@
         <w:tc>
           <w:tcPr>
             <w:tcW w:w="1634" w:type="dxa"/>
-            <w:tcBorders>
-              <w:top w:val="double" w:sz="4" w:space="0" w:color="47D459" w:themeColor="accent3" w:themeTint="99"/>
-              <w:left w:val="double" w:sz="4" w:space="0" w:color="47D459" w:themeColor="accent3" w:themeTint="99"/>
-              <w:bottom w:val="double" w:sz="4" w:space="0" w:color="47D459" w:themeColor="accent3" w:themeTint="99"/>
-              <w:right w:val="double" w:sz="4" w:space="0" w:color="47D459" w:themeColor="accent3" w:themeTint="99"/>
-            </w:tcBorders>
-            <w:vAlign w:val="center"/>
-            <w:hideMark/>
-          </w:tcPr>
-          <w:p>
-            <w:pPr>
-              <w:spacing w:after="160" w:line="276" w:lineRule="auto"/>
-              <w:ind w:right="-455"/>
-              <w:rPr>
-                <w:rFonts w:ascii="Arial Nova Cond Light" w:hAnsi="Arial Nova Cond Light" w:cs="Times New Roman"/>
-                <w:b/>
-                <w:bCs/>
-                <w:color w:val="000000" w:themeColor="text1"/>
-                <w:sz w:val="20"/>
-                <w:szCs w:val="20"/>
-              </w:rPr>
-            </w:pPr>
-            <w:r>
-              <w:rPr>
-                <w:rFonts w:ascii="Arial Nova Cond Light" w:hAnsi="Arial Nova Cond Light" w:cs="Times New Roman"/>
-                <w:b/>
-                <w:bCs/>
-                <w:color w:val="000000" w:themeColor="text1"/>
+            <w:vAlign w:val="center"/>
+          </w:tcPr>
+          <w:p>
+            <w:pPr>
+              <w:autoSpaceDE w:val="0"/>
+              <w:autoSpaceDN w:val="0"/>
+              <w:adjustRightInd w:val="0"/>
+              <w:jc w:val="both"/>
+              <w:rPr>
+                <w:rFonts w:ascii="Arial Nova Cond" w:hAnsi="Arial Nova Cond" w:cs="Arial"/>
+                <w:color w:val="000000"/>
+                <w:kern w:val="0"/>
+                <w:sz w:val="20"/>
+                <w:szCs w:val="20"/>
+              </w:rPr>
+            </w:pPr>
+            <w:r>
+              <w:rPr>
+                <w:rFonts w:ascii="Arial Nova Cond" w:hAnsi="Arial Nova Cond" w:cs="Arial"/>
+                <w:color w:val="000000"/>
+                <w:kern w:val="0"/>
                 <w:sz w:val="20"/>
                 <w:szCs w:val="20"/>
               </w:rPr>
@@ -14489,34 +14260,27 @@
         <w:tc>
           <w:tcPr>
             <w:tcW w:w="1337" w:type="dxa"/>
-            <w:tcBorders>
-              <w:top w:val="double" w:sz="4" w:space="0" w:color="47D459" w:themeColor="accent3" w:themeTint="99"/>
-              <w:left w:val="double" w:sz="4" w:space="0" w:color="47D459" w:themeColor="accent3" w:themeTint="99"/>
-              <w:bottom w:val="double" w:sz="4" w:space="0" w:color="47D459" w:themeColor="accent3" w:themeTint="99"/>
-              <w:right w:val="double" w:sz="4" w:space="0" w:color="47D459" w:themeColor="accent3" w:themeTint="99"/>
-            </w:tcBorders>
-            <w:vAlign w:val="center"/>
-            <w:hideMark/>
-          </w:tcPr>
-          <w:p>
-            <w:pPr>
-              <w:spacing w:after="160" w:line="276" w:lineRule="auto"/>
-              <w:ind w:right="-455"/>
-              <w:rPr>
-                <w:rFonts w:ascii="Arial Nova Cond Light" w:hAnsi="Arial Nova Cond Light" w:cs="Times New Roman"/>
-                <w:b/>
-                <w:bCs/>
-                <w:color w:val="000000" w:themeColor="text1"/>
-                <w:sz w:val="20"/>
-                <w:szCs w:val="20"/>
-              </w:rPr>
-            </w:pPr>
-            <w:r>
-              <w:rPr>
-                <w:rFonts w:ascii="Arial Nova Cond Light" w:hAnsi="Arial Nova Cond Light" w:cs="Times New Roman"/>
-                <w:b/>
-                <w:bCs/>
-                <w:color w:val="000000" w:themeColor="text1"/>
+            <w:vAlign w:val="center"/>
+          </w:tcPr>
+          <w:p>
+            <w:pPr>
+              <w:autoSpaceDE w:val="0"/>
+              <w:autoSpaceDN w:val="0"/>
+              <w:adjustRightInd w:val="0"/>
+              <w:jc w:val="center"/>
+              <w:rPr>
+                <w:rFonts w:ascii="Arial Nova Cond" w:hAnsi="Arial Nova Cond" w:cs="Arial"/>
+                <w:color w:val="000000"/>
+                <w:kern w:val="0"/>
+                <w:sz w:val="20"/>
+                <w:szCs w:val="20"/>
+              </w:rPr>
+            </w:pPr>
+            <w:r>
+              <w:rPr>
+                <w:rFonts w:ascii="Arial Nova Cond" w:hAnsi="Arial Nova Cond" w:cs="Arial"/>
+                <w:color w:val="000000"/>
+                <w:kern w:val="0"/>
                 <w:sz w:val="20"/>
                 <w:szCs w:val="20"/>
               </w:rPr>
@@ -14534,24 +14298,23 @@
           <w:tcPr>
             <w:tcW w:w="875" w:type="dxa"/>
             <w:vMerge/>
-            <w:tcBorders>
-              <w:top w:val="double" w:sz="4" w:space="0" w:color="47D459" w:themeColor="accent3" w:themeTint="99"/>
-              <w:left w:val="double" w:sz="4" w:space="0" w:color="47D459" w:themeColor="accent3" w:themeTint="99"/>
-              <w:bottom w:val="double" w:sz="4" w:space="0" w:color="47D459" w:themeColor="accent3" w:themeTint="99"/>
-              <w:right w:val="double" w:sz="4" w:space="0" w:color="47D459" w:themeColor="accent3" w:themeTint="99"/>
-            </w:tcBorders>
-            <w:vAlign w:val="center"/>
-            <w:hideMark/>
-          </w:tcPr>
-          <w:p>
-            <w:pPr>
-              <w:spacing w:after="160" w:line="276" w:lineRule="auto"/>
-              <w:ind w:right="-455"/>
-              <w:rPr>
-                <w:rFonts w:ascii="Arial Nova Cond Light" w:hAnsi="Arial Nova Cond Light" w:cs="Times New Roman"/>
-                <w:b/>
-                <w:bCs/>
-                <w:color w:val="000000" w:themeColor="text1"/>
+            <w:vAlign w:val="center"/>
+          </w:tcPr>
+          <w:p>
+            <w:pPr>
+              <w:pStyle w:val="Prrafodelista"/>
+              <w:tabs>
+                <w:tab w:val="left" w:pos="0"/>
+                <w:tab w:val="left" w:pos="142"/>
+                <w:tab w:val="left" w:pos="284"/>
+              </w:tabs>
+              <w:spacing w:line="276" w:lineRule="auto"/>
+              <w:ind w:left="0"/>
+              <w:jc w:val="center"/>
+              <w:rPr>
+                <w:rFonts w:ascii="Arial Nova Cond" w:eastAsia="Calibri" w:hAnsi="Arial Nova Cond" w:cs="Times New Roman"/>
+                <w:b/>
+                <w:bCs/>
                 <w:sz w:val="20"/>
                 <w:szCs w:val="20"/>
                 <w:lang w:val="es-ES_tradnl"/>
@@ -14562,24 +14325,23 @@
         <w:tc>
           <w:tcPr>
             <w:tcW w:w="1095" w:type="dxa"/>
-            <w:tcBorders>
-              <w:top w:val="double" w:sz="4" w:space="0" w:color="47D459" w:themeColor="accent3" w:themeTint="99"/>
-              <w:left w:val="double" w:sz="4" w:space="0" w:color="47D459" w:themeColor="accent3" w:themeTint="99"/>
-              <w:bottom w:val="double" w:sz="4" w:space="0" w:color="47D459" w:themeColor="accent3" w:themeTint="99"/>
-              <w:right w:val="double" w:sz="4" w:space="0" w:color="47D459" w:themeColor="accent3" w:themeTint="99"/>
-            </w:tcBorders>
-            <w:vAlign w:val="center"/>
-            <w:hideMark/>
-          </w:tcPr>
-          <w:p>
-            <w:pPr>
-              <w:spacing w:after="160" w:line="276" w:lineRule="auto"/>
-              <w:ind w:right="-455"/>
-              <w:rPr>
-                <w:rFonts w:ascii="Arial Nova Cond Light" w:hAnsi="Arial Nova Cond Light" w:cs="Times New Roman"/>
-                <w:b/>
-                <w:bCs/>
-                <w:color w:val="000000" w:themeColor="text1"/>
+            <w:vAlign w:val="center"/>
+          </w:tcPr>
+          <w:p>
+            <w:pPr>
+              <w:pStyle w:val="Prrafodelista"/>
+              <w:tabs>
+                <w:tab w:val="left" w:pos="0"/>
+                <w:tab w:val="left" w:pos="142"/>
+                <w:tab w:val="left" w:pos="284"/>
+              </w:tabs>
+              <w:spacing w:line="276" w:lineRule="auto"/>
+              <w:ind w:left="0"/>
+              <w:jc w:val="center"/>
+              <w:rPr>
+                <w:rFonts w:ascii="Arial Nova Cond" w:eastAsia="Calibri" w:hAnsi="Arial Nova Cond" w:cs="Times New Roman"/>
+                <w:b/>
+                <w:bCs/>
                 <w:sz w:val="20"/>
                 <w:szCs w:val="20"/>
                 <w:lang w:val="es-ES_tradnl"/>
@@ -14587,10 +14349,9 @@
             </w:pPr>
             <w:r>
               <w:rPr>
-                <w:rFonts w:ascii="Arial Nova Cond Light" w:hAnsi="Arial Nova Cond Light" w:cs="Times New Roman"/>
-                <w:b/>
-                <w:bCs/>
-                <w:color w:val="000000" w:themeColor="text1"/>
+                <w:rFonts w:ascii="Arial Nova Cond" w:eastAsia="Calibri" w:hAnsi="Arial Nova Cond" w:cs="Times New Roman"/>
+                <w:b/>
+                <w:bCs/>
                 <w:sz w:val="20"/>
                 <w:szCs w:val="20"/>
                 <w:lang w:val="es-ES_tradnl"/>
@@ -14602,34 +14363,21 @@
         <w:tc>
           <w:tcPr>
             <w:tcW w:w="1726" w:type="dxa"/>
-            <w:tcBorders>
-              <w:top w:val="double" w:sz="4" w:space="0" w:color="47D459" w:themeColor="accent3" w:themeTint="99"/>
-              <w:left w:val="double" w:sz="4" w:space="0" w:color="47D459" w:themeColor="accent3" w:themeTint="99"/>
-              <w:bottom w:val="double" w:sz="4" w:space="0" w:color="47D459" w:themeColor="accent3" w:themeTint="99"/>
-              <w:right w:val="double" w:sz="4" w:space="0" w:color="47D459" w:themeColor="accent3" w:themeTint="99"/>
-            </w:tcBorders>
-            <w:vAlign w:val="center"/>
-            <w:hideMark/>
-          </w:tcPr>
-          <w:p>
-            <w:pPr>
-              <w:spacing w:after="160" w:line="276" w:lineRule="auto"/>
-              <w:ind w:right="-455"/>
-              <w:rPr>
-                <w:rFonts w:ascii="Arial Nova Cond Light" w:hAnsi="Arial Nova Cond Light" w:cs="Times New Roman"/>
-                <w:b/>
-                <w:bCs/>
-                <w:color w:val="000000" w:themeColor="text1"/>
-                <w:sz w:val="20"/>
-                <w:szCs w:val="20"/>
-              </w:rPr>
-            </w:pPr>
-            <w:r>
-              <w:rPr>
-                <w:rFonts w:ascii="Arial Nova Cond Light" w:hAnsi="Arial Nova Cond Light" w:cs="Times New Roman"/>
-                <w:b/>
-                <w:bCs/>
-                <w:color w:val="000000" w:themeColor="text1"/>
+            <w:vAlign w:val="center"/>
+          </w:tcPr>
+          <w:p>
+            <w:pPr>
+              <w:pStyle w:val="Sinespaciado"/>
+              <w:jc w:val="both"/>
+              <w:rPr>
+                <w:rFonts w:ascii="Arial Nova Cond" w:hAnsi="Arial Nova Cond"/>
+                <w:sz w:val="20"/>
+                <w:szCs w:val="20"/>
+              </w:rPr>
+            </w:pPr>
+            <w:r>
+              <w:rPr>
+                <w:rFonts w:ascii="Arial Nova Cond" w:eastAsia="Calibri" w:hAnsi="Arial Nova Cond" w:cs="Times New Roman"/>
                 <w:sz w:val="20"/>
                 <w:szCs w:val="20"/>
                 <w:lang w:val="es-ES_tradnl"/>
@@ -14641,24 +14389,21 @@
         <w:tc>
           <w:tcPr>
             <w:tcW w:w="6169" w:type="dxa"/>
-            <w:tcBorders>
-              <w:top w:val="double" w:sz="4" w:space="0" w:color="47D459" w:themeColor="accent3" w:themeTint="99"/>
-              <w:left w:val="double" w:sz="4" w:space="0" w:color="47D459" w:themeColor="accent3" w:themeTint="99"/>
-              <w:bottom w:val="double" w:sz="4" w:space="0" w:color="47D459" w:themeColor="accent3" w:themeTint="99"/>
-              <w:right w:val="double" w:sz="4" w:space="0" w:color="47D459" w:themeColor="accent3" w:themeTint="99"/>
-            </w:tcBorders>
-            <w:vAlign w:val="center"/>
-            <w:hideMark/>
-          </w:tcPr>
-          <w:p>
-            <w:pPr>
-              <w:spacing w:after="160" w:line="276" w:lineRule="auto"/>
-              <w:ind w:right="-455"/>
-              <w:rPr>
-                <w:rFonts w:ascii="Arial Nova Cond Light" w:hAnsi="Arial Nova Cond Light" w:cs="Times New Roman"/>
-                <w:b/>
-                <w:bCs/>
-                <w:color w:val="000000" w:themeColor="text1"/>
+            <w:vAlign w:val="center"/>
+          </w:tcPr>
+          <w:p>
+            <w:pPr>
+              <w:pStyle w:val="Prrafodelista"/>
+              <w:tabs>
+                <w:tab w:val="left" w:pos="0"/>
+                <w:tab w:val="left" w:pos="142"/>
+                <w:tab w:val="left" w:pos="284"/>
+              </w:tabs>
+              <w:spacing w:line="276" w:lineRule="auto"/>
+              <w:ind w:left="0"/>
+              <w:jc w:val="both"/>
+              <w:rPr>
+                <w:rFonts w:ascii="Arial Nova Cond" w:eastAsia="Calibri" w:hAnsi="Arial Nova Cond" w:cs="Times New Roman"/>
                 <w:sz w:val="20"/>
                 <w:szCs w:val="20"/>
                 <w:lang w:val="es-ES_tradnl"/>
@@ -14666,10 +14411,7 @@
             </w:pPr>
             <w:r>
               <w:rPr>
-                <w:rFonts w:ascii="Arial Nova Cond Light" w:hAnsi="Arial Nova Cond Light" w:cs="Times New Roman"/>
-                <w:b/>
-                <w:bCs/>
-                <w:color w:val="000000" w:themeColor="text1"/>
+                <w:rFonts w:ascii="Arial Nova Cond" w:eastAsia="Calibri" w:hAnsi="Arial Nova Cond" w:cs="Times New Roman"/>
                 <w:sz w:val="20"/>
                 <w:szCs w:val="20"/>
                 <w:lang w:val="es-ES_tradnl"/>
@@ -14681,34 +14423,27 @@
         <w:tc>
           <w:tcPr>
             <w:tcW w:w="2015" w:type="dxa"/>
-            <w:tcBorders>
-              <w:top w:val="double" w:sz="4" w:space="0" w:color="47D459" w:themeColor="accent3" w:themeTint="99"/>
-              <w:left w:val="double" w:sz="4" w:space="0" w:color="47D459" w:themeColor="accent3" w:themeTint="99"/>
-              <w:bottom w:val="double" w:sz="4" w:space="0" w:color="47D459" w:themeColor="accent3" w:themeTint="99"/>
-              <w:right w:val="double" w:sz="4" w:space="0" w:color="47D459" w:themeColor="accent3" w:themeTint="99"/>
-            </w:tcBorders>
-            <w:vAlign w:val="center"/>
-            <w:hideMark/>
-          </w:tcPr>
-          <w:p>
-            <w:pPr>
-              <w:spacing w:after="160" w:line="276" w:lineRule="auto"/>
-              <w:ind w:right="-455"/>
-              <w:rPr>
-                <w:rFonts w:ascii="Arial Nova Cond Light" w:hAnsi="Arial Nova Cond Light" w:cs="Times New Roman"/>
-                <w:b/>
-                <w:bCs/>
-                <w:color w:val="000000" w:themeColor="text1"/>
-                <w:sz w:val="20"/>
-                <w:szCs w:val="20"/>
-              </w:rPr>
-            </w:pPr>
-            <w:r>
-              <w:rPr>
-                <w:rFonts w:ascii="Arial Nova Cond Light" w:hAnsi="Arial Nova Cond Light" w:cs="Times New Roman"/>
-                <w:b/>
-                <w:bCs/>
-                <w:color w:val="000000" w:themeColor="text1"/>
+            <w:vAlign w:val="center"/>
+          </w:tcPr>
+          <w:p>
+            <w:pPr>
+              <w:autoSpaceDE w:val="0"/>
+              <w:autoSpaceDN w:val="0"/>
+              <w:adjustRightInd w:val="0"/>
+              <w:jc w:val="center"/>
+              <w:rPr>
+                <w:rFonts w:ascii="Arial Nova Cond" w:hAnsi="Arial Nova Cond" w:cs="Arial"/>
+                <w:color w:val="0070C0"/>
+                <w:kern w:val="0"/>
+                <w:sz w:val="20"/>
+                <w:szCs w:val="20"/>
+              </w:rPr>
+            </w:pPr>
+            <w:r>
+              <w:rPr>
+                <w:rFonts w:ascii="Arial Nova Cond" w:hAnsi="Arial Nova Cond" w:cs="Arial"/>
+                <w:color w:val="000000"/>
+                <w:kern w:val="0"/>
                 <w:sz w:val="20"/>
                 <w:szCs w:val="20"/>
               </w:rPr>
@@ -14719,34 +14454,27 @@
         <w:tc>
           <w:tcPr>
             <w:tcW w:w="1634" w:type="dxa"/>
-            <w:tcBorders>
-              <w:top w:val="double" w:sz="4" w:space="0" w:color="47D459" w:themeColor="accent3" w:themeTint="99"/>
-              <w:left w:val="double" w:sz="4" w:space="0" w:color="47D459" w:themeColor="accent3" w:themeTint="99"/>
-              <w:bottom w:val="double" w:sz="4" w:space="0" w:color="47D459" w:themeColor="accent3" w:themeTint="99"/>
-              <w:right w:val="double" w:sz="4" w:space="0" w:color="47D459" w:themeColor="accent3" w:themeTint="99"/>
-            </w:tcBorders>
-            <w:vAlign w:val="center"/>
-            <w:hideMark/>
-          </w:tcPr>
-          <w:p>
-            <w:pPr>
-              <w:spacing w:after="160" w:line="276" w:lineRule="auto"/>
-              <w:ind w:right="-455"/>
-              <w:rPr>
-                <w:rFonts w:ascii="Arial Nova Cond Light" w:hAnsi="Arial Nova Cond Light" w:cs="Times New Roman"/>
-                <w:b/>
-                <w:bCs/>
-                <w:color w:val="000000" w:themeColor="text1"/>
-                <w:sz w:val="20"/>
-                <w:szCs w:val="20"/>
-              </w:rPr>
-            </w:pPr>
-            <w:r>
-              <w:rPr>
-                <w:rFonts w:ascii="Arial Nova Cond Light" w:hAnsi="Arial Nova Cond Light" w:cs="Times New Roman"/>
-                <w:b/>
-                <w:bCs/>
-                <w:color w:val="000000" w:themeColor="text1"/>
+            <w:vAlign w:val="center"/>
+          </w:tcPr>
+          <w:p>
+            <w:pPr>
+              <w:autoSpaceDE w:val="0"/>
+              <w:autoSpaceDN w:val="0"/>
+              <w:adjustRightInd w:val="0"/>
+              <w:jc w:val="both"/>
+              <w:rPr>
+                <w:rFonts w:ascii="Arial Nova Cond" w:hAnsi="Arial Nova Cond" w:cs="Arial"/>
+                <w:color w:val="000000"/>
+                <w:kern w:val="0"/>
+                <w:sz w:val="20"/>
+                <w:szCs w:val="20"/>
+              </w:rPr>
+            </w:pPr>
+            <w:r>
+              <w:rPr>
+                <w:rFonts w:ascii="Arial Nova Cond" w:hAnsi="Arial Nova Cond" w:cs="Arial"/>
+                <w:color w:val="000000"/>
+                <w:kern w:val="0"/>
                 <w:sz w:val="20"/>
                 <w:szCs w:val="20"/>
               </w:rPr>
@@ -14757,34 +14485,27 @@
         <w:tc>
           <w:tcPr>
             <w:tcW w:w="1337" w:type="dxa"/>
-            <w:tcBorders>
-              <w:top w:val="double" w:sz="4" w:space="0" w:color="47D459" w:themeColor="accent3" w:themeTint="99"/>
-              <w:left w:val="double" w:sz="4" w:space="0" w:color="47D459" w:themeColor="accent3" w:themeTint="99"/>
-              <w:bottom w:val="double" w:sz="4" w:space="0" w:color="47D459" w:themeColor="accent3" w:themeTint="99"/>
-              <w:right w:val="double" w:sz="4" w:space="0" w:color="47D459" w:themeColor="accent3" w:themeTint="99"/>
-            </w:tcBorders>
-            <w:vAlign w:val="center"/>
-            <w:hideMark/>
-          </w:tcPr>
-          <w:p>
-            <w:pPr>
-              <w:spacing w:after="160" w:line="276" w:lineRule="auto"/>
-              <w:ind w:right="-455"/>
-              <w:rPr>
-                <w:rFonts w:ascii="Arial Nova Cond Light" w:hAnsi="Arial Nova Cond Light" w:cs="Times New Roman"/>
-                <w:b/>
-                <w:bCs/>
-                <w:color w:val="000000" w:themeColor="text1"/>
-                <w:sz w:val="20"/>
-                <w:szCs w:val="20"/>
-              </w:rPr>
-            </w:pPr>
-            <w:r>
-              <w:rPr>
-                <w:rFonts w:ascii="Arial Nova Cond Light" w:hAnsi="Arial Nova Cond Light" w:cs="Times New Roman"/>
-                <w:b/>
-                <w:bCs/>
-                <w:color w:val="000000" w:themeColor="text1"/>
+            <w:vAlign w:val="center"/>
+          </w:tcPr>
+          <w:p>
+            <w:pPr>
+              <w:autoSpaceDE w:val="0"/>
+              <w:autoSpaceDN w:val="0"/>
+              <w:adjustRightInd w:val="0"/>
+              <w:jc w:val="center"/>
+              <w:rPr>
+                <w:rFonts w:ascii="Arial Nova Cond" w:hAnsi="Arial Nova Cond" w:cs="Arial"/>
+                <w:color w:val="000000"/>
+                <w:kern w:val="0"/>
+                <w:sz w:val="20"/>
+                <w:szCs w:val="20"/>
+              </w:rPr>
+            </w:pPr>
+            <w:r>
+              <w:rPr>
+                <w:rFonts w:ascii="Arial Nova Cond" w:hAnsi="Arial Nova Cond" w:cs="Arial"/>
+                <w:color w:val="000000"/>
+                <w:kern w:val="0"/>
                 <w:sz w:val="20"/>
                 <w:szCs w:val="20"/>
               </w:rPr>
@@ -14802,24 +14523,23 @@
           <w:tcPr>
             <w:tcW w:w="875" w:type="dxa"/>
             <w:vMerge w:val="restart"/>
-            <w:tcBorders>
-              <w:top w:val="double" w:sz="4" w:space="0" w:color="47D459" w:themeColor="accent3" w:themeTint="99"/>
-              <w:left w:val="double" w:sz="4" w:space="0" w:color="47D459" w:themeColor="accent3" w:themeTint="99"/>
-              <w:bottom w:val="double" w:sz="4" w:space="0" w:color="47D459" w:themeColor="accent3" w:themeTint="99"/>
-              <w:right w:val="double" w:sz="4" w:space="0" w:color="47D459" w:themeColor="accent3" w:themeTint="99"/>
-            </w:tcBorders>
-            <w:vAlign w:val="center"/>
-            <w:hideMark/>
-          </w:tcPr>
-          <w:p>
-            <w:pPr>
-              <w:spacing w:after="160" w:line="276" w:lineRule="auto"/>
-              <w:ind w:right="-455"/>
-              <w:rPr>
-                <w:rFonts w:ascii="Arial Nova Cond Light" w:hAnsi="Arial Nova Cond Light" w:cs="Times New Roman"/>
-                <w:b/>
-                <w:bCs/>
-                <w:color w:val="000000" w:themeColor="text1"/>
+            <w:vAlign w:val="center"/>
+          </w:tcPr>
+          <w:p>
+            <w:pPr>
+              <w:pStyle w:val="Prrafodelista"/>
+              <w:tabs>
+                <w:tab w:val="left" w:pos="0"/>
+                <w:tab w:val="left" w:pos="142"/>
+                <w:tab w:val="left" w:pos="284"/>
+              </w:tabs>
+              <w:spacing w:line="276" w:lineRule="auto"/>
+              <w:ind w:left="0"/>
+              <w:jc w:val="center"/>
+              <w:rPr>
+                <w:rFonts w:ascii="Arial Nova Cond" w:eastAsia="Calibri" w:hAnsi="Arial Nova Cond" w:cs="Times New Roman"/>
+                <w:b/>
+                <w:bCs/>
                 <w:sz w:val="20"/>
                 <w:szCs w:val="20"/>
                 <w:lang w:val="es-ES_tradnl"/>
@@ -14827,10 +14547,9 @@
             </w:pPr>
             <w:r>
               <w:rPr>
-                <w:rFonts w:ascii="Arial Nova Cond Light" w:hAnsi="Arial Nova Cond Light" w:cs="Times New Roman"/>
-                <w:b/>
-                <w:bCs/>
-                <w:color w:val="000000" w:themeColor="text1"/>
+                <w:rFonts w:ascii="Arial Nova Cond" w:eastAsia="Calibri" w:hAnsi="Arial Nova Cond" w:cs="Times New Roman"/>
+                <w:b/>
+                <w:bCs/>
                 <w:sz w:val="20"/>
                 <w:szCs w:val="20"/>
                 <w:lang w:val="es-ES_tradnl"/>
@@ -14842,24 +14561,23 @@
         <w:tc>
           <w:tcPr>
             <w:tcW w:w="1095" w:type="dxa"/>
-            <w:tcBorders>
-              <w:top w:val="double" w:sz="4" w:space="0" w:color="47D459" w:themeColor="accent3" w:themeTint="99"/>
-              <w:left w:val="double" w:sz="4" w:space="0" w:color="47D459" w:themeColor="accent3" w:themeTint="99"/>
-              <w:bottom w:val="double" w:sz="4" w:space="0" w:color="47D459" w:themeColor="accent3" w:themeTint="99"/>
-              <w:right w:val="double" w:sz="4" w:space="0" w:color="47D459" w:themeColor="accent3" w:themeTint="99"/>
-            </w:tcBorders>
-            <w:vAlign w:val="center"/>
-            <w:hideMark/>
-          </w:tcPr>
-          <w:p>
-            <w:pPr>
-              <w:spacing w:after="160" w:line="276" w:lineRule="auto"/>
-              <w:ind w:right="-455"/>
-              <w:rPr>
-                <w:rFonts w:ascii="Arial Nova Cond Light" w:hAnsi="Arial Nova Cond Light" w:cs="Times New Roman"/>
-                <w:b/>
-                <w:bCs/>
-                <w:color w:val="000000" w:themeColor="text1"/>
+            <w:vAlign w:val="center"/>
+          </w:tcPr>
+          <w:p>
+            <w:pPr>
+              <w:pStyle w:val="Prrafodelista"/>
+              <w:tabs>
+                <w:tab w:val="left" w:pos="0"/>
+                <w:tab w:val="left" w:pos="142"/>
+                <w:tab w:val="left" w:pos="284"/>
+              </w:tabs>
+              <w:spacing w:line="276" w:lineRule="auto"/>
+              <w:ind w:left="0"/>
+              <w:jc w:val="center"/>
+              <w:rPr>
+                <w:rFonts w:ascii="Arial Nova Cond" w:eastAsia="Calibri" w:hAnsi="Arial Nova Cond" w:cs="Times New Roman"/>
+                <w:b/>
+                <w:bCs/>
                 <w:sz w:val="20"/>
                 <w:szCs w:val="20"/>
                 <w:lang w:val="es-ES_tradnl"/>
@@ -14867,10 +14585,9 @@
             </w:pPr>
             <w:r>
               <w:rPr>
-                <w:rFonts w:ascii="Arial Nova Cond Light" w:hAnsi="Arial Nova Cond Light" w:cs="Times New Roman"/>
-                <w:b/>
-                <w:bCs/>
-                <w:color w:val="000000" w:themeColor="text1"/>
+                <w:rFonts w:ascii="Arial Nova Cond" w:eastAsia="Calibri" w:hAnsi="Arial Nova Cond" w:cs="Times New Roman"/>
+                <w:b/>
+                <w:bCs/>
                 <w:sz w:val="20"/>
                 <w:szCs w:val="20"/>
                 <w:lang w:val="es-ES_tradnl"/>
@@ -14882,23 +14599,20 @@
         <w:tc>
           <w:tcPr>
             <w:tcW w:w="1726" w:type="dxa"/>
-            <w:tcBorders>
-              <w:top w:val="double" w:sz="4" w:space="0" w:color="47D459" w:themeColor="accent3" w:themeTint="99"/>
-              <w:left w:val="double" w:sz="4" w:space="0" w:color="47D459" w:themeColor="accent3" w:themeTint="99"/>
-              <w:bottom w:val="double" w:sz="4" w:space="0" w:color="47D459" w:themeColor="accent3" w:themeTint="99"/>
-              <w:right w:val="double" w:sz="4" w:space="0" w:color="47D459" w:themeColor="accent3" w:themeTint="99"/>
-            </w:tcBorders>
-            <w:vAlign w:val="center"/>
-            <w:hideMark/>
-          </w:tcPr>
-          <w:p>
-            <w:pPr>
-              <w:spacing w:after="160" w:line="276" w:lineRule="auto"/>
-              <w:ind w:right="-455"/>
-              <w:rPr>
-                <w:rFonts w:ascii="Arial Nova Cond Light" w:hAnsi="Arial Nova Cond Light" w:cs="Times New Roman"/>
-                <w:b/>
-                <w:bCs/>
+            <w:vAlign w:val="center"/>
+          </w:tcPr>
+          <w:p>
+            <w:pPr>
+              <w:pStyle w:val="Prrafodelista"/>
+              <w:tabs>
+                <w:tab w:val="left" w:pos="0"/>
+                <w:tab w:val="left" w:pos="142"/>
+                <w:tab w:val="left" w:pos="284"/>
+              </w:tabs>
+              <w:spacing w:line="276" w:lineRule="auto"/>
+              <w:ind w:left="0"/>
+              <w:rPr>
+                <w:rFonts w:ascii="Arial Nova Cond" w:eastAsia="Calibri" w:hAnsi="Arial Nova Cond" w:cs="Times New Roman"/>
                 <w:color w:val="000000" w:themeColor="text1"/>
                 <w:sz w:val="20"/>
                 <w:szCs w:val="20"/>
@@ -14907,10 +14621,7 @@
             </w:pPr>
             <w:r>
               <w:rPr>
-                <w:rFonts w:ascii="Arial Nova Cond Light" w:hAnsi="Arial Nova Cond Light" w:cs="Times New Roman"/>
-                <w:b/>
-                <w:bCs/>
-                <w:color w:val="000000" w:themeColor="text1"/>
+                <w:rFonts w:ascii="Arial Nova Cond" w:eastAsia="Calibri" w:hAnsi="Arial Nova Cond" w:cs="Times New Roman"/>
                 <w:sz w:val="20"/>
                 <w:szCs w:val="20"/>
                 <w:lang w:val="es-ES_tradnl"/>
@@ -14922,34 +14633,29 @@
         <w:tc>
           <w:tcPr>
             <w:tcW w:w="6169" w:type="dxa"/>
-            <w:tcBorders>
-              <w:top w:val="double" w:sz="4" w:space="0" w:color="47D459" w:themeColor="accent3" w:themeTint="99"/>
-              <w:left w:val="double" w:sz="4" w:space="0" w:color="47D459" w:themeColor="accent3" w:themeTint="99"/>
-              <w:bottom w:val="double" w:sz="4" w:space="0" w:color="47D459" w:themeColor="accent3" w:themeTint="99"/>
-              <w:right w:val="double" w:sz="4" w:space="0" w:color="47D459" w:themeColor="accent3" w:themeTint="99"/>
-            </w:tcBorders>
-            <w:vAlign w:val="center"/>
-            <w:hideMark/>
-          </w:tcPr>
-          <w:p>
-            <w:pPr>
-              <w:spacing w:after="160" w:line="276" w:lineRule="auto"/>
-              <w:ind w:right="-455"/>
-              <w:rPr>
-                <w:rFonts w:ascii="Arial Nova Cond Light" w:hAnsi="Arial Nova Cond Light" w:cs="Times New Roman"/>
-                <w:b/>
-                <w:bCs/>
-                <w:color w:val="000000" w:themeColor="text1"/>
-                <w:sz w:val="20"/>
-                <w:szCs w:val="20"/>
-              </w:rPr>
-            </w:pPr>
-            <w:r>
-              <w:rPr>
-                <w:rFonts w:ascii="Arial Nova Cond Light" w:hAnsi="Arial Nova Cond Light" w:cs="Times New Roman"/>
-                <w:b/>
-                <w:bCs/>
-                <w:color w:val="000000" w:themeColor="text1"/>
+            <w:vAlign w:val="center"/>
+          </w:tcPr>
+          <w:p>
+            <w:pPr>
+              <w:pStyle w:val="Prrafodelista"/>
+              <w:tabs>
+                <w:tab w:val="left" w:pos="0"/>
+                <w:tab w:val="left" w:pos="142"/>
+                <w:tab w:val="left" w:pos="284"/>
+              </w:tabs>
+              <w:spacing w:line="276" w:lineRule="auto"/>
+              <w:ind w:left="0"/>
+              <w:jc w:val="both"/>
+              <w:rPr>
+                <w:rFonts w:ascii="Arial Nova Cond" w:hAnsi="Arial Nova Cond"/>
+                <w:color w:val="000000" w:themeColor="text1"/>
+                <w:sz w:val="20"/>
+                <w:szCs w:val="20"/>
+              </w:rPr>
+            </w:pPr>
+            <w:r>
+              <w:rPr>
+                <w:rFonts w:ascii="Arial Nova Cond" w:eastAsia="Calibri" w:hAnsi="Arial Nova Cond" w:cs="Times New Roman"/>
                 <w:sz w:val="20"/>
                 <w:szCs w:val="20"/>
                 <w:lang w:val="es-ES_tradnl"/>
@@ -14961,34 +14667,27 @@
         <w:tc>
           <w:tcPr>
             <w:tcW w:w="2015" w:type="dxa"/>
-            <w:tcBorders>
-              <w:top w:val="double" w:sz="4" w:space="0" w:color="47D459" w:themeColor="accent3" w:themeTint="99"/>
-              <w:left w:val="double" w:sz="4" w:space="0" w:color="47D459" w:themeColor="accent3" w:themeTint="99"/>
-              <w:bottom w:val="double" w:sz="4" w:space="0" w:color="47D459" w:themeColor="accent3" w:themeTint="99"/>
-              <w:right w:val="double" w:sz="4" w:space="0" w:color="47D459" w:themeColor="accent3" w:themeTint="99"/>
-            </w:tcBorders>
-            <w:vAlign w:val="center"/>
-            <w:hideMark/>
-          </w:tcPr>
-          <w:p>
-            <w:pPr>
-              <w:spacing w:after="160" w:line="276" w:lineRule="auto"/>
-              <w:ind w:right="-455"/>
-              <w:rPr>
-                <w:rFonts w:ascii="Arial Nova Cond Light" w:hAnsi="Arial Nova Cond Light" w:cs="Times New Roman"/>
-                <w:b/>
-                <w:bCs/>
-                <w:color w:val="000000" w:themeColor="text1"/>
-                <w:sz w:val="20"/>
-                <w:szCs w:val="20"/>
-              </w:rPr>
-            </w:pPr>
-            <w:r>
-              <w:rPr>
-                <w:rFonts w:ascii="Arial Nova Cond Light" w:hAnsi="Arial Nova Cond Light" w:cs="Times New Roman"/>
-                <w:b/>
-                <w:bCs/>
-                <w:color w:val="000000" w:themeColor="text1"/>
+            <w:vAlign w:val="center"/>
+          </w:tcPr>
+          <w:p>
+            <w:pPr>
+              <w:autoSpaceDE w:val="0"/>
+              <w:autoSpaceDN w:val="0"/>
+              <w:adjustRightInd w:val="0"/>
+              <w:jc w:val="center"/>
+              <w:rPr>
+                <w:rFonts w:ascii="Arial Nova Cond" w:hAnsi="Arial Nova Cond" w:cs="Arial"/>
+                <w:color w:val="000000" w:themeColor="text1"/>
+                <w:kern w:val="0"/>
+                <w:sz w:val="20"/>
+                <w:szCs w:val="20"/>
+              </w:rPr>
+            </w:pPr>
+            <w:r>
+              <w:rPr>
+                <w:rFonts w:ascii="Arial Nova Cond" w:hAnsi="Arial Nova Cond" w:cs="Arial"/>
+                <w:color w:val="000000"/>
+                <w:kern w:val="0"/>
                 <w:sz w:val="20"/>
                 <w:szCs w:val="20"/>
               </w:rPr>
@@ -14999,34 +14698,27 @@
         <w:tc>
           <w:tcPr>
             <w:tcW w:w="1634" w:type="dxa"/>
-            <w:tcBorders>
-              <w:top w:val="double" w:sz="4" w:space="0" w:color="47D459" w:themeColor="accent3" w:themeTint="99"/>
-              <w:left w:val="double" w:sz="4" w:space="0" w:color="47D459" w:themeColor="accent3" w:themeTint="99"/>
-              <w:bottom w:val="double" w:sz="4" w:space="0" w:color="47D459" w:themeColor="accent3" w:themeTint="99"/>
-              <w:right w:val="double" w:sz="4" w:space="0" w:color="47D459" w:themeColor="accent3" w:themeTint="99"/>
-            </w:tcBorders>
-            <w:vAlign w:val="center"/>
-            <w:hideMark/>
-          </w:tcPr>
-          <w:p>
-            <w:pPr>
-              <w:spacing w:after="160" w:line="276" w:lineRule="auto"/>
-              <w:ind w:right="-455"/>
-              <w:rPr>
-                <w:rFonts w:ascii="Arial Nova Cond Light" w:hAnsi="Arial Nova Cond Light" w:cs="Times New Roman"/>
-                <w:b/>
-                <w:bCs/>
-                <w:color w:val="000000" w:themeColor="text1"/>
-                <w:sz w:val="20"/>
-                <w:szCs w:val="20"/>
-              </w:rPr>
-            </w:pPr>
-            <w:r>
-              <w:rPr>
-                <w:rFonts w:ascii="Arial Nova Cond Light" w:hAnsi="Arial Nova Cond Light" w:cs="Times New Roman"/>
-                <w:b/>
-                <w:bCs/>
-                <w:color w:val="000000" w:themeColor="text1"/>
+            <w:vAlign w:val="center"/>
+          </w:tcPr>
+          <w:p>
+            <w:pPr>
+              <w:autoSpaceDE w:val="0"/>
+              <w:autoSpaceDN w:val="0"/>
+              <w:adjustRightInd w:val="0"/>
+              <w:jc w:val="both"/>
+              <w:rPr>
+                <w:rFonts w:ascii="Arial Nova Cond" w:hAnsi="Arial Nova Cond" w:cs="Arial"/>
+                <w:color w:val="000000"/>
+                <w:kern w:val="0"/>
+                <w:sz w:val="20"/>
+                <w:szCs w:val="20"/>
+              </w:rPr>
+            </w:pPr>
+            <w:r>
+              <w:rPr>
+                <w:rFonts w:ascii="Arial Nova Cond" w:hAnsi="Arial Nova Cond" w:cs="Arial"/>
+                <w:color w:val="000000"/>
+                <w:kern w:val="0"/>
                 <w:sz w:val="20"/>
                 <w:szCs w:val="20"/>
               </w:rPr>
@@ -15037,34 +14729,27 @@
         <w:tc>
           <w:tcPr>
             <w:tcW w:w="1337" w:type="dxa"/>
-            <w:tcBorders>
-              <w:top w:val="double" w:sz="4" w:space="0" w:color="47D459" w:themeColor="accent3" w:themeTint="99"/>
-              <w:left w:val="double" w:sz="4" w:space="0" w:color="47D459" w:themeColor="accent3" w:themeTint="99"/>
-              <w:bottom w:val="double" w:sz="4" w:space="0" w:color="47D459" w:themeColor="accent3" w:themeTint="99"/>
-              <w:right w:val="double" w:sz="4" w:space="0" w:color="47D459" w:themeColor="accent3" w:themeTint="99"/>
-            </w:tcBorders>
-            <w:vAlign w:val="center"/>
-            <w:hideMark/>
-          </w:tcPr>
-          <w:p>
-            <w:pPr>
-              <w:spacing w:after="160" w:line="276" w:lineRule="auto"/>
-              <w:ind w:right="-455"/>
-              <w:rPr>
-                <w:rFonts w:ascii="Arial Nova Cond Light" w:hAnsi="Arial Nova Cond Light" w:cs="Times New Roman"/>
-                <w:b/>
-                <w:bCs/>
-                <w:color w:val="000000" w:themeColor="text1"/>
-                <w:sz w:val="20"/>
-                <w:szCs w:val="20"/>
-              </w:rPr>
-            </w:pPr>
-            <w:r>
-              <w:rPr>
-                <w:rFonts w:ascii="Arial Nova Cond Light" w:hAnsi="Arial Nova Cond Light" w:cs="Times New Roman"/>
-                <w:b/>
-                <w:bCs/>
-                <w:color w:val="000000" w:themeColor="text1"/>
+            <w:vAlign w:val="center"/>
+          </w:tcPr>
+          <w:p>
+            <w:pPr>
+              <w:autoSpaceDE w:val="0"/>
+              <w:autoSpaceDN w:val="0"/>
+              <w:adjustRightInd w:val="0"/>
+              <w:jc w:val="center"/>
+              <w:rPr>
+                <w:rFonts w:ascii="Arial Nova Cond" w:hAnsi="Arial Nova Cond" w:cs="Arial"/>
+                <w:color w:val="000000"/>
+                <w:kern w:val="0"/>
+                <w:sz w:val="20"/>
+                <w:szCs w:val="20"/>
+              </w:rPr>
+            </w:pPr>
+            <w:r>
+              <w:rPr>
+                <w:rFonts w:ascii="Arial Nova Cond" w:hAnsi="Arial Nova Cond" w:cs="Arial"/>
+                <w:color w:val="000000"/>
+                <w:kern w:val="0"/>
                 <w:sz w:val="20"/>
                 <w:szCs w:val="20"/>
               </w:rPr>
@@ -15082,24 +14767,23 @@
           <w:tcPr>
             <w:tcW w:w="875" w:type="dxa"/>
             <w:vMerge/>
-            <w:tcBorders>
-              <w:top w:val="double" w:sz="4" w:space="0" w:color="47D459" w:themeColor="accent3" w:themeTint="99"/>
-              <w:left w:val="double" w:sz="4" w:space="0" w:color="47D459" w:themeColor="accent3" w:themeTint="99"/>
-              <w:bottom w:val="double" w:sz="4" w:space="0" w:color="47D459" w:themeColor="accent3" w:themeTint="99"/>
-              <w:right w:val="double" w:sz="4" w:space="0" w:color="47D459" w:themeColor="accent3" w:themeTint="99"/>
-            </w:tcBorders>
-            <w:vAlign w:val="center"/>
-            <w:hideMark/>
-          </w:tcPr>
-          <w:p>
-            <w:pPr>
-              <w:spacing w:after="160" w:line="276" w:lineRule="auto"/>
-              <w:ind w:right="-455"/>
-              <w:rPr>
-                <w:rFonts w:ascii="Arial Nova Cond Light" w:hAnsi="Arial Nova Cond Light" w:cs="Times New Roman"/>
-                <w:b/>
-                <w:bCs/>
-                <w:color w:val="000000" w:themeColor="text1"/>
+            <w:vAlign w:val="center"/>
+          </w:tcPr>
+          <w:p>
+            <w:pPr>
+              <w:pStyle w:val="Prrafodelista"/>
+              <w:tabs>
+                <w:tab w:val="left" w:pos="0"/>
+                <w:tab w:val="left" w:pos="142"/>
+                <w:tab w:val="left" w:pos="284"/>
+              </w:tabs>
+              <w:spacing w:line="276" w:lineRule="auto"/>
+              <w:ind w:left="0"/>
+              <w:jc w:val="center"/>
+              <w:rPr>
+                <w:rFonts w:ascii="Arial Nova Cond" w:eastAsia="Calibri" w:hAnsi="Arial Nova Cond" w:cs="Times New Roman"/>
+                <w:b/>
+                <w:bCs/>
                 <w:sz w:val="20"/>
                 <w:szCs w:val="20"/>
                 <w:lang w:val="es-ES_tradnl"/>
@@ -15110,24 +14794,23 @@
         <w:tc>
           <w:tcPr>
             <w:tcW w:w="1095" w:type="dxa"/>
-            <w:tcBorders>
-              <w:top w:val="double" w:sz="4" w:space="0" w:color="47D459" w:themeColor="accent3" w:themeTint="99"/>
-              <w:left w:val="double" w:sz="4" w:space="0" w:color="47D459" w:themeColor="accent3" w:themeTint="99"/>
-              <w:bottom w:val="double" w:sz="4" w:space="0" w:color="47D459" w:themeColor="accent3" w:themeTint="99"/>
-              <w:right w:val="double" w:sz="4" w:space="0" w:color="47D459" w:themeColor="accent3" w:themeTint="99"/>
-            </w:tcBorders>
-            <w:vAlign w:val="center"/>
-            <w:hideMark/>
-          </w:tcPr>
-          <w:p>
-            <w:pPr>
-              <w:spacing w:after="160" w:line="276" w:lineRule="auto"/>
-              <w:ind w:right="-455"/>
-              <w:rPr>
-                <w:rFonts w:ascii="Arial Nova Cond Light" w:hAnsi="Arial Nova Cond Light" w:cs="Times New Roman"/>
-                <w:b/>
-                <w:bCs/>
-                <w:color w:val="000000" w:themeColor="text1"/>
+            <w:vAlign w:val="center"/>
+          </w:tcPr>
+          <w:p>
+            <w:pPr>
+              <w:pStyle w:val="Prrafodelista"/>
+              <w:tabs>
+                <w:tab w:val="left" w:pos="0"/>
+                <w:tab w:val="left" w:pos="142"/>
+                <w:tab w:val="left" w:pos="284"/>
+              </w:tabs>
+              <w:spacing w:line="276" w:lineRule="auto"/>
+              <w:ind w:left="0"/>
+              <w:jc w:val="center"/>
+              <w:rPr>
+                <w:rFonts w:ascii="Arial Nova Cond" w:eastAsia="Calibri" w:hAnsi="Arial Nova Cond" w:cs="Times New Roman"/>
+                <w:b/>
+                <w:bCs/>
                 <w:sz w:val="20"/>
                 <w:szCs w:val="20"/>
                 <w:lang w:val="es-ES_tradnl"/>
@@ -15135,10 +14818,9 @@
             </w:pPr>
             <w:r>
               <w:rPr>
-                <w:rFonts w:ascii="Arial Nova Cond Light" w:hAnsi="Arial Nova Cond Light" w:cs="Times New Roman"/>
-                <w:b/>
-                <w:bCs/>
-                <w:color w:val="000000" w:themeColor="text1"/>
+                <w:rFonts w:ascii="Arial Nova Cond" w:eastAsia="Calibri" w:hAnsi="Arial Nova Cond" w:cs="Times New Roman"/>
+                <w:b/>
+                <w:bCs/>
                 <w:sz w:val="20"/>
                 <w:szCs w:val="20"/>
                 <w:lang w:val="es-ES_tradnl"/>
@@ -15150,23 +14832,20 @@
         <w:tc>
           <w:tcPr>
             <w:tcW w:w="1726" w:type="dxa"/>
-            <w:tcBorders>
-              <w:top w:val="double" w:sz="4" w:space="0" w:color="47D459" w:themeColor="accent3" w:themeTint="99"/>
-              <w:left w:val="double" w:sz="4" w:space="0" w:color="47D459" w:themeColor="accent3" w:themeTint="99"/>
-              <w:bottom w:val="double" w:sz="4" w:space="0" w:color="47D459" w:themeColor="accent3" w:themeTint="99"/>
-              <w:right w:val="double" w:sz="4" w:space="0" w:color="47D459" w:themeColor="accent3" w:themeTint="99"/>
-            </w:tcBorders>
-            <w:vAlign w:val="center"/>
-            <w:hideMark/>
-          </w:tcPr>
-          <w:p>
-            <w:pPr>
-              <w:spacing w:after="160" w:line="276" w:lineRule="auto"/>
-              <w:ind w:right="-455"/>
-              <w:rPr>
-                <w:rFonts w:ascii="Arial Nova Cond Light" w:hAnsi="Arial Nova Cond Light" w:cs="Times New Roman"/>
-                <w:b/>
-                <w:bCs/>
+            <w:vAlign w:val="center"/>
+          </w:tcPr>
+          <w:p>
+            <w:pPr>
+              <w:pStyle w:val="Prrafodelista"/>
+              <w:tabs>
+                <w:tab w:val="left" w:pos="0"/>
+                <w:tab w:val="left" w:pos="142"/>
+                <w:tab w:val="left" w:pos="284"/>
+              </w:tabs>
+              <w:spacing w:line="276" w:lineRule="auto"/>
+              <w:ind w:left="0"/>
+              <w:rPr>
+                <w:rFonts w:ascii="Arial Nova Cond" w:eastAsia="Calibri" w:hAnsi="Arial Nova Cond" w:cs="Times New Roman"/>
                 <w:color w:val="000000" w:themeColor="text1"/>
                 <w:sz w:val="20"/>
                 <w:szCs w:val="20"/>
@@ -15175,10 +14854,7 @@
             </w:pPr>
             <w:r>
               <w:rPr>
-                <w:rFonts w:ascii="Arial Nova Cond Light" w:hAnsi="Arial Nova Cond Light" w:cs="Times New Roman"/>
-                <w:b/>
-                <w:bCs/>
-                <w:color w:val="000000" w:themeColor="text1"/>
+                <w:rFonts w:ascii="Arial Nova Cond" w:eastAsia="Calibri" w:hAnsi="Arial Nova Cond" w:cs="Times New Roman"/>
                 <w:sz w:val="20"/>
                 <w:szCs w:val="20"/>
                 <w:lang w:val="es-ES_tradnl"/>
@@ -15190,23 +14866,21 @@
         <w:tc>
           <w:tcPr>
             <w:tcW w:w="6169" w:type="dxa"/>
-            <w:tcBorders>
-              <w:top w:val="double" w:sz="4" w:space="0" w:color="47D459" w:themeColor="accent3" w:themeTint="99"/>
-              <w:left w:val="double" w:sz="4" w:space="0" w:color="47D459" w:themeColor="accent3" w:themeTint="99"/>
-              <w:bottom w:val="double" w:sz="4" w:space="0" w:color="47D459" w:themeColor="accent3" w:themeTint="99"/>
-              <w:right w:val="double" w:sz="4" w:space="0" w:color="47D459" w:themeColor="accent3" w:themeTint="99"/>
-            </w:tcBorders>
-            <w:vAlign w:val="center"/>
-            <w:hideMark/>
-          </w:tcPr>
-          <w:p>
-            <w:pPr>
-              <w:spacing w:after="160" w:line="276" w:lineRule="auto"/>
-              <w:ind w:right="-455"/>
-              <w:rPr>
-                <w:rFonts w:ascii="Arial Nova Cond Light" w:hAnsi="Arial Nova Cond Light" w:cs="Times New Roman"/>
-                <w:b/>
-                <w:bCs/>
+            <w:vAlign w:val="center"/>
+          </w:tcPr>
+          <w:p>
+            <w:pPr>
+              <w:pStyle w:val="Prrafodelista"/>
+              <w:tabs>
+                <w:tab w:val="left" w:pos="0"/>
+                <w:tab w:val="left" w:pos="142"/>
+                <w:tab w:val="left" w:pos="284"/>
+              </w:tabs>
+              <w:spacing w:line="276" w:lineRule="auto"/>
+              <w:ind w:left="0"/>
+              <w:jc w:val="both"/>
+              <w:rPr>
+                <w:rFonts w:ascii="Arial Nova Cond" w:eastAsia="Calibri" w:hAnsi="Arial Nova Cond" w:cs="Times New Roman"/>
                 <w:color w:val="000000" w:themeColor="text1"/>
                 <w:sz w:val="20"/>
                 <w:szCs w:val="20"/>
@@ -15215,10 +14889,7 @@
             </w:pPr>
             <w:r>
               <w:rPr>
-                <w:rFonts w:ascii="Arial Nova Cond Light" w:hAnsi="Arial Nova Cond Light" w:cs="Times New Roman"/>
-                <w:b/>
-                <w:bCs/>
-                <w:color w:val="000000" w:themeColor="text1"/>
+                <w:rFonts w:ascii="Arial Nova Cond" w:eastAsia="Calibri" w:hAnsi="Arial Nova Cond" w:cs="Times New Roman"/>
                 <w:sz w:val="20"/>
                 <w:szCs w:val="20"/>
                 <w:lang w:val="es-ES_tradnl"/>
@@ -15230,24 +14901,16 @@
         <w:tc>
           <w:tcPr>
             <w:tcW w:w="2015" w:type="dxa"/>
-            <w:tcBorders>
-              <w:top w:val="double" w:sz="4" w:space="0" w:color="47D459" w:themeColor="accent3" w:themeTint="99"/>
-              <w:left w:val="double" w:sz="4" w:space="0" w:color="47D459" w:themeColor="accent3" w:themeTint="99"/>
-              <w:bottom w:val="double" w:sz="4" w:space="0" w:color="47D459" w:themeColor="accent3" w:themeTint="99"/>
-              <w:right w:val="double" w:sz="4" w:space="0" w:color="47D459" w:themeColor="accent3" w:themeTint="99"/>
-            </w:tcBorders>
-            <w:vAlign w:val="center"/>
-            <w:hideMark/>
-          </w:tcPr>
-          <w:p>
-            <w:pPr>
-              <w:spacing w:after="160" w:line="276" w:lineRule="auto"/>
-              <w:ind w:right="-455"/>
-              <w:rPr>
-                <w:rFonts w:ascii="Arial Nova Cond Light" w:hAnsi="Arial Nova Cond Light" w:cs="Times New Roman"/>
-                <w:b/>
-                <w:bCs/>
-                <w:color w:val="000000" w:themeColor="text1"/>
+            <w:vAlign w:val="center"/>
+          </w:tcPr>
+          <w:p>
+            <w:pPr>
+              <w:autoSpaceDE w:val="0"/>
+              <w:autoSpaceDN w:val="0"/>
+              <w:adjustRightInd w:val="0"/>
+              <w:jc w:val="center"/>
+              <w:rPr>
+                <w:rFonts w:ascii="Arial Nova Cond" w:eastAsia="Calibri" w:hAnsi="Arial Nova Cond" w:cs="Times New Roman"/>
                 <w:sz w:val="20"/>
                 <w:szCs w:val="20"/>
                 <w:lang w:val="es-ES_tradnl"/>
@@ -15255,10 +14918,9 @@
             </w:pPr>
             <w:r>
               <w:rPr>
-                <w:rFonts w:ascii="Arial Nova Cond Light" w:hAnsi="Arial Nova Cond Light" w:cs="Times New Roman"/>
-                <w:b/>
-                <w:bCs/>
-                <w:color w:val="000000" w:themeColor="text1"/>
+                <w:rFonts w:ascii="Arial Nova Cond" w:hAnsi="Arial Nova Cond" w:cs="Arial"/>
+                <w:color w:val="000000"/>
+                <w:kern w:val="0"/>
                 <w:sz w:val="20"/>
                 <w:szCs w:val="20"/>
               </w:rPr>
@@ -15269,34 +14931,27 @@
         <w:tc>
           <w:tcPr>
             <w:tcW w:w="1634" w:type="dxa"/>
-            <w:tcBorders>
-              <w:top w:val="double" w:sz="4" w:space="0" w:color="47D459" w:themeColor="accent3" w:themeTint="99"/>
-              <w:left w:val="double" w:sz="4" w:space="0" w:color="47D459" w:themeColor="accent3" w:themeTint="99"/>
-              <w:bottom w:val="double" w:sz="4" w:space="0" w:color="47D459" w:themeColor="accent3" w:themeTint="99"/>
-              <w:right w:val="double" w:sz="4" w:space="0" w:color="47D459" w:themeColor="accent3" w:themeTint="99"/>
-            </w:tcBorders>
-            <w:vAlign w:val="center"/>
-            <w:hideMark/>
-          </w:tcPr>
-          <w:p>
-            <w:pPr>
-              <w:spacing w:after="160" w:line="276" w:lineRule="auto"/>
-              <w:ind w:right="-455"/>
-              <w:rPr>
-                <w:rFonts w:ascii="Arial Nova Cond Light" w:hAnsi="Arial Nova Cond Light" w:cs="Times New Roman"/>
-                <w:b/>
-                <w:bCs/>
-                <w:color w:val="000000" w:themeColor="text1"/>
-                <w:sz w:val="20"/>
-                <w:szCs w:val="20"/>
-              </w:rPr>
-            </w:pPr>
-            <w:r>
-              <w:rPr>
-                <w:rFonts w:ascii="Arial Nova Cond Light" w:hAnsi="Arial Nova Cond Light" w:cs="Times New Roman"/>
-                <w:b/>
-                <w:bCs/>
-                <w:color w:val="000000" w:themeColor="text1"/>
+            <w:vAlign w:val="center"/>
+          </w:tcPr>
+          <w:p>
+            <w:pPr>
+              <w:autoSpaceDE w:val="0"/>
+              <w:autoSpaceDN w:val="0"/>
+              <w:adjustRightInd w:val="0"/>
+              <w:jc w:val="both"/>
+              <w:rPr>
+                <w:rFonts w:ascii="Arial Nova Cond" w:hAnsi="Arial Nova Cond" w:cs="Arial"/>
+                <w:color w:val="000000"/>
+                <w:kern w:val="0"/>
+                <w:sz w:val="20"/>
+                <w:szCs w:val="20"/>
+              </w:rPr>
+            </w:pPr>
+            <w:r>
+              <w:rPr>
+                <w:rFonts w:ascii="Arial Nova Cond" w:hAnsi="Arial Nova Cond" w:cs="Arial"/>
+                <w:color w:val="000000"/>
+                <w:kern w:val="0"/>
                 <w:sz w:val="20"/>
                 <w:szCs w:val="20"/>
               </w:rPr>
@@ -15307,34 +14962,27 @@
         <w:tc>
           <w:tcPr>
             <w:tcW w:w="1337" w:type="dxa"/>
-            <w:tcBorders>
-              <w:top w:val="double" w:sz="4" w:space="0" w:color="47D459" w:themeColor="accent3" w:themeTint="99"/>
-              <w:left w:val="double" w:sz="4" w:space="0" w:color="47D459" w:themeColor="accent3" w:themeTint="99"/>
-              <w:bottom w:val="double" w:sz="4" w:space="0" w:color="47D459" w:themeColor="accent3" w:themeTint="99"/>
-              <w:right w:val="double" w:sz="4" w:space="0" w:color="47D459" w:themeColor="accent3" w:themeTint="99"/>
-            </w:tcBorders>
-            <w:vAlign w:val="center"/>
-            <w:hideMark/>
-          </w:tcPr>
-          <w:p>
-            <w:pPr>
-              <w:spacing w:after="160" w:line="276" w:lineRule="auto"/>
-              <w:ind w:right="-455"/>
-              <w:rPr>
-                <w:rFonts w:ascii="Arial Nova Cond Light" w:hAnsi="Arial Nova Cond Light" w:cs="Times New Roman"/>
-                <w:b/>
-                <w:bCs/>
-                <w:color w:val="000000" w:themeColor="text1"/>
-                <w:sz w:val="20"/>
-                <w:szCs w:val="20"/>
-              </w:rPr>
-            </w:pPr>
-            <w:r>
-              <w:rPr>
-                <w:rFonts w:ascii="Arial Nova Cond Light" w:hAnsi="Arial Nova Cond Light" w:cs="Times New Roman"/>
-                <w:b/>
-                <w:bCs/>
-                <w:color w:val="000000" w:themeColor="text1"/>
+            <w:vAlign w:val="center"/>
+          </w:tcPr>
+          <w:p>
+            <w:pPr>
+              <w:autoSpaceDE w:val="0"/>
+              <w:autoSpaceDN w:val="0"/>
+              <w:adjustRightInd w:val="0"/>
+              <w:jc w:val="center"/>
+              <w:rPr>
+                <w:rFonts w:ascii="Arial Nova Cond" w:hAnsi="Arial Nova Cond" w:cs="Arial"/>
+                <w:color w:val="000000"/>
+                <w:kern w:val="0"/>
+                <w:sz w:val="20"/>
+                <w:szCs w:val="20"/>
+              </w:rPr>
+            </w:pPr>
+            <w:r>
+              <w:rPr>
+                <w:rFonts w:ascii="Arial Nova Cond" w:hAnsi="Arial Nova Cond" w:cs="Arial"/>
+                <w:color w:val="000000"/>
+                <w:kern w:val="0"/>
                 <w:sz w:val="20"/>
                 <w:szCs w:val="20"/>
               </w:rPr>
@@ -15343,6 +14991,7 @@
           </w:p>
         </w:tc>
       </w:tr>
+      <w:bookmarkEnd w:id="1"/>
     </w:tbl>
     <w:p>
       <w:pPr>
@@ -33793,6 +33442,7 @@
   <w:style w:type="character" w:default="1" w:styleId="Fuentedeprrafopredeter">
     <w:name w:val="Default Paragraph Font"/>
     <w:uiPriority w:val="1"/>
+    <w:semiHidden/>
     <w:unhideWhenUsed/>
   </w:style>
   <w:style w:type="table" w:default="1" w:styleId="Tablanormal">
@@ -34283,6 +33933,15 @@
       <w14:ligatures w14:val="none"/>
     </w:rPr>
   </w:style>
+  <w:style w:type="paragraph" w:styleId="Sinespaciado">
+    <w:name w:val="No Spacing"/>
+    <w:uiPriority w:val="1"/>
+    <w:qFormat/>
+    <w:rsid w:val="008732FC"/>
+    <w:pPr>
+      <w:spacing w:after="0" w:line="240" w:lineRule="auto"/>
+    </w:pPr>
+  </w:style>
 </w:styles>
 </file>
 

--- a/templates/plananual/CYT 1° A 5°/CYT 4° - PROGRAMACIÓN  ANUAL.docx
+++ b/templates/plananual/CYT 1° A 5°/CYT 4° - PROGRAMACIÓN  ANUAL.docx
@@ -1,6 +1,6 @@
 
 <file path=word/document.xml><?xml version="1.0" encoding="utf-8"?>
-<w:document xmlns:wpc="http://schemas.microsoft.com/office/word/2010/wordprocessingCanvas" xmlns:cx="http://schemas.microsoft.com/office/drawing/2014/chartex" xmlns:cx1="http://schemas.microsoft.com/office/drawing/2015/9/8/chartex" xmlns:cx2="http://schemas.microsoft.com/office/drawing/2015/10/21/chartex" xmlns:cx3="http://schemas.microsoft.com/office/drawing/2016/5/9/chartex" xmlns:cx4="http://schemas.microsoft.com/office/drawing/2016/5/10/chartex" xmlns:cx5="http://schemas.microsoft.com/office/drawing/2016/5/11/chartex" xmlns:cx6="http://schemas.microsoft.com/office/drawing/2016/5/12/chartex" xmlns:cx7="http://schemas.microsoft.com/office/drawing/2016/5/13/chartex" xmlns:cx8="http://schemas.microsoft.com/office/drawing/2016/5/14/chartex" xmlns:mc="http://schemas.openxmlformats.org/markup-compatibility/2006" xmlns:aink="http://schemas.microsoft.com/office/drawing/2016/ink" xmlns:am3d="http://schemas.microsoft.com/office/drawing/2017/model3d" xmlns:o="urn:schemas-microsoft-com:office:office" xmlns:oel="http://schemas.microsoft.com/office/2019/extlst" xmlns:r="http://schemas.openxmlformats.org/officeDocument/2006/relationships" xmlns:m="http://schemas.openxmlformats.org/officeDocument/2006/math" xmlns:v="urn:schemas-microsoft-com:vml" xmlns:wp14="http://schemas.microsoft.com/office/word/2010/wordprocessingDrawing" xmlns:wp="http://schemas.openxmlformats.org/drawingml/2006/wordprocessingDrawing" xmlns:w10="urn:schemas-microsoft-com:office:word" xmlns:w="http://schemas.openxmlformats.org/wordprocessingml/2006/main" xmlns:w14="http://schemas.microsoft.com/office/word/2010/wordml" xmlns:w15="http://schemas.microsoft.com/office/word/2012/wordml" xmlns:w16cex="http://schemas.microsoft.com/office/word/2018/wordml/cex" xmlns:w16cid="http://schemas.microsoft.com/office/word/2016/wordml/cid" xmlns:w16="http://schemas.microsoft.com/office/word/2018/wordml" xmlns:w16du="http://schemas.microsoft.com/office/word/2023/wordml/word16du" xmlns:w16sdtdh="http://schemas.microsoft.com/office/word/2020/wordml/sdtdatahash" xmlns:w16se="http://schemas.microsoft.com/office/word/2015/wordml/symex" xmlns:wpg="http://schemas.microsoft.com/office/word/2010/wordprocessingGroup" xmlns:wpi="http://schemas.microsoft.com/office/word/2010/wordprocessingInk" xmlns:wne="http://schemas.microsoft.com/office/word/2006/wordml" xmlns:wps="http://schemas.microsoft.com/office/word/2010/wordprocessingShape" mc:Ignorable="w14 w15 w16se w16cid w16 w16cex w16sdtdh w16du wp14">
+<w:document xmlns:wpc="http://schemas.microsoft.com/office/word/2010/wordprocessingCanvas" xmlns:cx="http://schemas.microsoft.com/office/drawing/2014/chartex" xmlns:cx1="http://schemas.microsoft.com/office/drawing/2015/9/8/chartex" xmlns:cx2="http://schemas.microsoft.com/office/drawing/2015/10/21/chartex" xmlns:cx3="http://schemas.microsoft.com/office/drawing/2016/5/9/chartex" xmlns:cx4="http://schemas.microsoft.com/office/drawing/2016/5/10/chartex" xmlns:cx5="http://schemas.microsoft.com/office/drawing/2016/5/11/chartex" xmlns:cx6="http://schemas.microsoft.com/office/drawing/2016/5/12/chartex" xmlns:cx7="http://schemas.microsoft.com/office/drawing/2016/5/13/chartex" xmlns:cx8="http://schemas.microsoft.com/office/drawing/2016/5/14/chartex" xmlns:mc="http://schemas.openxmlformats.org/markup-compatibility/2006" xmlns:aink="http://schemas.microsoft.com/office/drawing/2016/ink" xmlns:am3d="http://schemas.microsoft.com/office/drawing/2017/model3d" xmlns:o="urn:schemas-microsoft-com:office:office" xmlns:oel="http://schemas.microsoft.com/office/2019/extlst" xmlns:r="http://schemas.openxmlformats.org/officeDocument/2006/relationships" xmlns:m="http://schemas.openxmlformats.org/officeDocument/2006/math" xmlns:v="urn:schemas-microsoft-com:vml" xmlns:wp14="http://schemas.microsoft.com/office/word/2010/wordprocessingDrawing" xmlns:wp="http://schemas.openxmlformats.org/drawingml/2006/wordprocessingDrawing" xmlns:w10="urn:schemas-microsoft-com:office:word" xmlns:w="http://schemas.openxmlformats.org/wordprocessingml/2006/main" xmlns:w14="http://schemas.microsoft.com/office/word/2010/wordml" xmlns:w15="http://schemas.microsoft.com/office/word/2012/wordml" xmlns:w16cex="http://schemas.microsoft.com/office/word/2018/wordml/cex" xmlns:w16cid="http://schemas.microsoft.com/office/word/2016/wordml/cid" xmlns:w16="http://schemas.microsoft.com/office/word/2018/wordml" xmlns:w16du="http://schemas.microsoft.com/office/word/2023/wordml/word16du" xmlns:w16sdtdh="http://schemas.microsoft.com/office/word/2020/wordml/sdtdatahash" xmlns:w16sdtfl="http://schemas.microsoft.com/office/word/2024/wordml/sdtformatlock" xmlns:w16se="http://schemas.microsoft.com/office/word/2015/wordml/symex" xmlns:wpg="http://schemas.microsoft.com/office/word/2010/wordprocessingGroup" xmlns:wpi="http://schemas.microsoft.com/office/word/2010/wordprocessingInk" xmlns:wne="http://schemas.microsoft.com/office/word/2006/wordml" xmlns:wps="http://schemas.microsoft.com/office/word/2010/wordprocessingShape" mc:Ignorable="w14 w15 w16se w16cid w16 w16cex w16sdtdh w16sdtfl w16du wp14">
   <w:body>
     <w:p>
       <w:pPr>
@@ -5208,29 +5208,16 @@
                 <w:szCs w:val="20"/>
               </w:rPr>
             </w:pPr>
-            <w:proofErr w:type="spellStart"/>
-            <w:r>
-              <w:rPr>
-                <w:rFonts w:ascii="Arial Nova Cond Light" w:hAnsi="Arial Nova Cond Light" w:cs="Times New Roman"/>
-                <w:b/>
-                <w:bCs/>
-                <w:color w:val="000000" w:themeColor="text1"/>
-                <w:sz w:val="20"/>
-                <w:szCs w:val="20"/>
-              </w:rPr>
-              <w:t>N°</w:t>
-            </w:r>
-            <w:proofErr w:type="spellEnd"/>
-            <w:r>
-              <w:rPr>
-                <w:rFonts w:ascii="Arial Nova Cond Light" w:hAnsi="Arial Nova Cond Light" w:cs="Times New Roman"/>
-                <w:b/>
-                <w:bCs/>
-                <w:color w:val="000000" w:themeColor="text1"/>
-                <w:sz w:val="20"/>
-                <w:szCs w:val="20"/>
-              </w:rPr>
-              <w:t xml:space="preserve"> DE SEMANAS LECTIVAS</w:t>
+            <w:r>
+              <w:rPr>
+                <w:rFonts w:ascii="Arial Nova Cond Light" w:hAnsi="Arial Nova Cond Light" w:cs="Times New Roman"/>
+                <w:b/>
+                <w:bCs/>
+                <w:color w:val="000000" w:themeColor="text1"/>
+                <w:sz w:val="20"/>
+                <w:szCs w:val="20"/>
+              </w:rPr>
+              <w:t>N° DE SEMANAS LECTIVAS</w:t>
             </w:r>
           </w:p>
         </w:tc>
@@ -5255,29 +5242,16 @@
                 <w:szCs w:val="20"/>
               </w:rPr>
             </w:pPr>
-            <w:proofErr w:type="spellStart"/>
-            <w:r>
-              <w:rPr>
-                <w:rFonts w:ascii="Arial Nova Cond Light" w:hAnsi="Arial Nova Cond Light" w:cs="Times New Roman"/>
-                <w:b/>
-                <w:bCs/>
-                <w:color w:val="000000" w:themeColor="text1"/>
-                <w:sz w:val="20"/>
-                <w:szCs w:val="20"/>
-              </w:rPr>
-              <w:t>N°</w:t>
-            </w:r>
-            <w:proofErr w:type="spellEnd"/>
-            <w:r>
-              <w:rPr>
-                <w:rFonts w:ascii="Arial Nova Cond Light" w:hAnsi="Arial Nova Cond Light" w:cs="Times New Roman"/>
-                <w:b/>
-                <w:bCs/>
-                <w:color w:val="000000" w:themeColor="text1"/>
-                <w:sz w:val="20"/>
-                <w:szCs w:val="20"/>
-              </w:rPr>
-              <w:t xml:space="preserve"> UNIDADES</w:t>
+            <w:r>
+              <w:rPr>
+                <w:rFonts w:ascii="Arial Nova Cond Light" w:hAnsi="Arial Nova Cond Light" w:cs="Times New Roman"/>
+                <w:b/>
+                <w:bCs/>
+                <w:color w:val="000000" w:themeColor="text1"/>
+                <w:sz w:val="20"/>
+                <w:szCs w:val="20"/>
+              </w:rPr>
+              <w:t>N° UNIDADES</w:t>
             </w:r>
           </w:p>
         </w:tc>
@@ -12571,8 +12545,8 @@
           <w:b/>
           <w:bCs/>
           <w:color w:val="000000" w:themeColor="text1"/>
-          <w:sz w:val="14"/>
-          <w:szCs w:val="14"/>
+          <w:sz w:val="20"/>
+          <w:szCs w:val="20"/>
         </w:rPr>
       </w:pPr>
     </w:p>
@@ -12593,13 +12567,13 @@
         <w:tblLook w:val="04A0" w:firstRow="1" w:lastRow="0" w:firstColumn="1" w:lastColumn="0" w:noHBand="0" w:noVBand="1"/>
       </w:tblPr>
       <w:tblGrid>
-        <w:gridCol w:w="875"/>
-        <w:gridCol w:w="1095"/>
-        <w:gridCol w:w="1726"/>
-        <w:gridCol w:w="6169"/>
-        <w:gridCol w:w="2015"/>
-        <w:gridCol w:w="1634"/>
-        <w:gridCol w:w="1337"/>
+        <w:gridCol w:w="818"/>
+        <w:gridCol w:w="1018"/>
+        <w:gridCol w:w="5379"/>
+        <w:gridCol w:w="1984"/>
+        <w:gridCol w:w="2693"/>
+        <w:gridCol w:w="1560"/>
+        <w:gridCol w:w="1399"/>
       </w:tblGrid>
       <w:tr>
         <w:trPr>
@@ -12608,7 +12582,7 @@
         </w:trPr>
         <w:tc>
           <w:tcPr>
-            <w:tcW w:w="875" w:type="dxa"/>
+            <w:tcW w:w="818" w:type="dxa"/>
             <w:shd w:val="clear" w:color="auto" w:fill="C1F0C7" w:themeFill="accent3" w:themeFillTint="33"/>
             <w:vAlign w:val="center"/>
           </w:tcPr>
@@ -12642,7 +12616,7 @@
         </w:tc>
         <w:tc>
           <w:tcPr>
-            <w:tcW w:w="1095" w:type="dxa"/>
+            <w:tcW w:w="1018" w:type="dxa"/>
             <w:shd w:val="clear" w:color="auto" w:fill="C1F0C7" w:themeFill="accent3" w:themeFillTint="33"/>
             <w:vAlign w:val="center"/>
           </w:tcPr>
@@ -12675,7 +12649,7 @@
         </w:tc>
         <w:tc>
           <w:tcPr>
-            <w:tcW w:w="1726" w:type="dxa"/>
+            <w:tcW w:w="5379" w:type="dxa"/>
             <w:shd w:val="clear" w:color="auto" w:fill="C1F0C7" w:themeFill="accent3" w:themeFillTint="33"/>
             <w:vAlign w:val="center"/>
           </w:tcPr>
@@ -12702,13 +12676,35 @@
                 <w:sz w:val="20"/>
                 <w:szCs w:val="20"/>
               </w:rPr>
-              <w:t>PROBLEMA / POTENCIALIDAD</w:t>
-            </w:r>
-          </w:p>
-        </w:tc>
-        <w:tc>
-          <w:tcPr>
-            <w:tcW w:w="6169" w:type="dxa"/>
+              <w:t>SITUACIÓN SIGNIF</w:t>
+            </w:r>
+            <w:r>
+              <w:rPr>
+                <w:rFonts w:ascii="Arial Nova Cond" w:hAnsi="Arial Nova Cond" w:cs="Times New Roman"/>
+                <w:b/>
+                <w:bCs/>
+                <w:color w:val="000000" w:themeColor="text1"/>
+                <w:sz w:val="20"/>
+                <w:szCs w:val="20"/>
+              </w:rPr>
+              <w:t>I</w:t>
+            </w:r>
+            <w:r>
+              <w:rPr>
+                <w:rFonts w:ascii="Arial Nova Cond" w:hAnsi="Arial Nova Cond" w:cs="Times New Roman"/>
+                <w:b/>
+                <w:bCs/>
+                <w:color w:val="000000" w:themeColor="text1"/>
+                <w:sz w:val="20"/>
+                <w:szCs w:val="20"/>
+              </w:rPr>
+              <w:t>CATIVA</w:t>
+            </w:r>
+          </w:p>
+        </w:tc>
+        <w:tc>
+          <w:tcPr>
+            <w:tcW w:w="1984" w:type="dxa"/>
             <w:shd w:val="clear" w:color="auto" w:fill="C1F0C7" w:themeFill="accent3" w:themeFillTint="33"/>
             <w:vAlign w:val="center"/>
           </w:tcPr>
@@ -12735,7 +12731,7 @@
                 <w:sz w:val="20"/>
                 <w:szCs w:val="20"/>
               </w:rPr>
-              <w:t>SITUACIÓN SIGNIF</w:t>
+              <w:t>TÍTULO DE LA UNIDAD DID</w:t>
             </w:r>
             <w:r>
               <w:rPr>
@@ -12746,7 +12742,7 @@
                 <w:sz w:val="20"/>
                 <w:szCs w:val="20"/>
               </w:rPr>
-              <w:t>I</w:t>
+              <w:t>Á</w:t>
             </w:r>
             <w:r>
               <w:rPr>
@@ -12757,13 +12753,24 @@
                 <w:sz w:val="20"/>
                 <w:szCs w:val="20"/>
               </w:rPr>
-              <w:t>CATIVA</w:t>
-            </w:r>
-          </w:p>
-        </w:tc>
-        <w:tc>
-          <w:tcPr>
-            <w:tcW w:w="2015" w:type="dxa"/>
+              <w:t>CTICA</w:t>
+            </w:r>
+            <w:r>
+              <w:rPr>
+                <w:rFonts w:ascii="Arial Nova Cond" w:hAnsi="Arial Nova Cond" w:cs="Times New Roman"/>
+                <w:b/>
+                <w:bCs/>
+                <w:color w:val="000000" w:themeColor="text1"/>
+                <w:sz w:val="20"/>
+                <w:szCs w:val="20"/>
+              </w:rPr>
+              <w:t>.</w:t>
+            </w:r>
+          </w:p>
+        </w:tc>
+        <w:tc>
+          <w:tcPr>
+            <w:tcW w:w="2693" w:type="dxa"/>
             <w:shd w:val="clear" w:color="auto" w:fill="C1F0C7" w:themeFill="accent3" w:themeFillTint="33"/>
             <w:vAlign w:val="center"/>
           </w:tcPr>
@@ -12790,9 +12797,21 @@
                 <w:sz w:val="20"/>
                 <w:szCs w:val="20"/>
               </w:rPr>
-              <w:t>TÍTULO DE LA UNIDAD DID</w:t>
-            </w:r>
-            <w:r>
+              <w:t>CAMPO TEMATICO</w:t>
+            </w:r>
+          </w:p>
+        </w:tc>
+        <w:tc>
+          <w:tcPr>
+            <w:tcW w:w="1560" w:type="dxa"/>
+            <w:shd w:val="clear" w:color="auto" w:fill="C1F0C7" w:themeFill="accent3" w:themeFillTint="33"/>
+            <w:vAlign w:val="center"/>
+          </w:tcPr>
+          <w:p>
+            <w:pPr>
+              <w:pStyle w:val="Prrafodelista"/>
+              <w:ind w:left="0"/>
+              <w:jc w:val="center"/>
               <w:rPr>
                 <w:rFonts w:ascii="Arial Nova Cond" w:hAnsi="Arial Nova Cond" w:cs="Times New Roman"/>
                 <w:b/>
@@ -12801,8 +12820,7 @@
                 <w:sz w:val="20"/>
                 <w:szCs w:val="20"/>
               </w:rPr>
-              <w:t>Á</w:t>
-            </w:r>
+            </w:pPr>
             <w:r>
               <w:rPr>
                 <w:rFonts w:ascii="Arial Nova Cond" w:hAnsi="Arial Nova Cond" w:cs="Times New Roman"/>
@@ -12812,57 +12830,13 @@
                 <w:sz w:val="20"/>
                 <w:szCs w:val="20"/>
               </w:rPr>
-              <w:t>CTICA</w:t>
-            </w:r>
-            <w:r>
-              <w:rPr>
-                <w:rFonts w:ascii="Arial Nova Cond" w:hAnsi="Arial Nova Cond" w:cs="Times New Roman"/>
-                <w:b/>
-                <w:bCs/>
-                <w:color w:val="000000" w:themeColor="text1"/>
-                <w:sz w:val="20"/>
-                <w:szCs w:val="20"/>
-              </w:rPr>
-              <w:t>.</w:t>
-            </w:r>
-          </w:p>
-        </w:tc>
-        <w:tc>
-          <w:tcPr>
-            <w:tcW w:w="1634" w:type="dxa"/>
-            <w:shd w:val="clear" w:color="auto" w:fill="C1F0C7" w:themeFill="accent3" w:themeFillTint="33"/>
-            <w:vAlign w:val="center"/>
-          </w:tcPr>
-          <w:p>
-            <w:pPr>
-              <w:pStyle w:val="Prrafodelista"/>
-              <w:ind w:left="0"/>
-              <w:jc w:val="center"/>
-              <w:rPr>
-                <w:rFonts w:ascii="Arial Nova Cond" w:hAnsi="Arial Nova Cond" w:cs="Times New Roman"/>
-                <w:b/>
-                <w:bCs/>
-                <w:color w:val="000000" w:themeColor="text1"/>
-                <w:sz w:val="20"/>
-                <w:szCs w:val="20"/>
-              </w:rPr>
-            </w:pPr>
-            <w:r>
-              <w:rPr>
-                <w:rFonts w:ascii="Arial Nova Cond" w:hAnsi="Arial Nova Cond" w:cs="Times New Roman"/>
-                <w:b/>
-                <w:bCs/>
-                <w:color w:val="000000" w:themeColor="text1"/>
-                <w:sz w:val="20"/>
-                <w:szCs w:val="20"/>
-              </w:rPr>
               <w:t>COMPETENCIAS</w:t>
             </w:r>
           </w:p>
         </w:tc>
         <w:tc>
           <w:tcPr>
-            <w:tcW w:w="1337" w:type="dxa"/>
+            <w:tcW w:w="1399" w:type="dxa"/>
             <w:shd w:val="clear" w:color="auto" w:fill="C1F0C7" w:themeFill="accent3" w:themeFillTint="33"/>
             <w:vAlign w:val="center"/>
           </w:tcPr>
@@ -12901,7 +12875,7 @@
         </w:trPr>
         <w:tc>
           <w:tcPr>
-            <w:tcW w:w="875" w:type="dxa"/>
+            <w:tcW w:w="818" w:type="dxa"/>
             <w:vMerge w:val="restart"/>
             <w:vAlign w:val="center"/>
           </w:tcPr>
@@ -12940,7 +12914,7 @@
         </w:tc>
         <w:tc>
           <w:tcPr>
-            <w:tcW w:w="1095" w:type="dxa"/>
+            <w:tcW w:w="1018" w:type="dxa"/>
             <w:vAlign w:val="center"/>
           </w:tcPr>
           <w:p>
@@ -12978,7 +12952,7 @@
         </w:tc>
         <w:tc>
           <w:tcPr>
-            <w:tcW w:w="1726" w:type="dxa"/>
+            <w:tcW w:w="5379" w:type="dxa"/>
             <w:vAlign w:val="center"/>
           </w:tcPr>
           <w:p>
@@ -13006,47 +12980,13 @@
                 <w:szCs w:val="20"/>
                 <w:lang w:val="es-ES_tradnl"/>
               </w:rPr>
-              <w:t>{{problemapotencialidad0}}</w:t>
-            </w:r>
-          </w:p>
-        </w:tc>
-        <w:tc>
-          <w:tcPr>
-            <w:tcW w:w="6169" w:type="dxa"/>
-            <w:vAlign w:val="center"/>
-          </w:tcPr>
-          <w:p>
-            <w:pPr>
-              <w:pStyle w:val="Prrafodelista"/>
-              <w:tabs>
-                <w:tab w:val="left" w:pos="0"/>
-                <w:tab w:val="left" w:pos="142"/>
-                <w:tab w:val="left" w:pos="284"/>
-              </w:tabs>
-              <w:spacing w:line="276" w:lineRule="auto"/>
-              <w:ind w:left="0"/>
-              <w:jc w:val="both"/>
-              <w:rPr>
-                <w:rFonts w:ascii="Arial Nova Cond" w:eastAsia="Calibri" w:hAnsi="Arial Nova Cond" w:cs="Times New Roman"/>
-                <w:sz w:val="20"/>
-                <w:szCs w:val="20"/>
-                <w:lang w:val="es-ES_tradnl"/>
-              </w:rPr>
-            </w:pPr>
-            <w:r>
-              <w:rPr>
-                <w:rFonts w:ascii="Arial Nova Cond" w:eastAsia="Calibri" w:hAnsi="Arial Nova Cond" w:cs="Times New Roman"/>
-                <w:sz w:val="20"/>
-                <w:szCs w:val="20"/>
-                <w:lang w:val="es-ES_tradnl"/>
-              </w:rPr>
               <w:t>{{situacionsignificativa0}}</w:t>
             </w:r>
           </w:p>
         </w:tc>
         <w:tc>
           <w:tcPr>
-            <w:tcW w:w="2015" w:type="dxa"/>
+            <w:tcW w:w="1984" w:type="dxa"/>
             <w:vAlign w:val="center"/>
           </w:tcPr>
           <w:p>
@@ -13077,7 +13017,7 @@
         </w:tc>
         <w:tc>
           <w:tcPr>
-            <w:tcW w:w="1634" w:type="dxa"/>
+            <w:tcW w:w="2693" w:type="dxa"/>
             <w:vAlign w:val="center"/>
           </w:tcPr>
           <w:p>
@@ -13102,13 +13042,13 @@
                 <w:sz w:val="20"/>
                 <w:szCs w:val="20"/>
               </w:rPr>
-              <w:t>{{competencias0}}</w:t>
-            </w:r>
-          </w:p>
-        </w:tc>
-        <w:tc>
-          <w:tcPr>
-            <w:tcW w:w="1337" w:type="dxa"/>
+              <w:t>{{campotematico0}}</w:t>
+            </w:r>
+          </w:p>
+        </w:tc>
+        <w:tc>
+          <w:tcPr>
+            <w:tcW w:w="1560" w:type="dxa"/>
             <w:vAlign w:val="center"/>
           </w:tcPr>
           <w:p>
@@ -13116,7 +13056,38 @@
               <w:autoSpaceDE w:val="0"/>
               <w:autoSpaceDN w:val="0"/>
               <w:adjustRightInd w:val="0"/>
-              <w:jc w:val="center"/>
+              <w:jc w:val="both"/>
+              <w:rPr>
+                <w:rFonts w:ascii="Arial Nova Cond" w:hAnsi="Arial Nova Cond" w:cs="Arial"/>
+                <w:color w:val="000000"/>
+                <w:kern w:val="0"/>
+                <w:sz w:val="20"/>
+                <w:szCs w:val="20"/>
+              </w:rPr>
+            </w:pPr>
+            <w:r>
+              <w:rPr>
+                <w:rFonts w:ascii="Arial Nova Cond" w:hAnsi="Arial Nova Cond" w:cs="Arial"/>
+                <w:color w:val="000000"/>
+                <w:kern w:val="0"/>
+                <w:sz w:val="20"/>
+                <w:szCs w:val="20"/>
+              </w:rPr>
+              <w:t>{{competencias0}}</w:t>
+            </w:r>
+          </w:p>
+        </w:tc>
+        <w:tc>
+          <w:tcPr>
+            <w:tcW w:w="1399" w:type="dxa"/>
+            <w:vAlign w:val="center"/>
+          </w:tcPr>
+          <w:p>
+            <w:pPr>
+              <w:autoSpaceDE w:val="0"/>
+              <w:autoSpaceDN w:val="0"/>
+              <w:adjustRightInd w:val="0"/>
+              <w:jc w:val="both"/>
               <w:rPr>
                 <w:rFonts w:ascii="Arial Nova Cond" w:hAnsi="Arial Nova Cond" w:cs="Arial"/>
                 <w:color w:val="000000"/>
@@ -13145,7 +13116,7 @@
         </w:trPr>
         <w:tc>
           <w:tcPr>
-            <w:tcW w:w="875" w:type="dxa"/>
+            <w:tcW w:w="818" w:type="dxa"/>
             <w:vMerge/>
             <w:vAlign w:val="center"/>
           </w:tcPr>
@@ -13173,7 +13144,7 @@
         </w:tc>
         <w:tc>
           <w:tcPr>
-            <w:tcW w:w="1095" w:type="dxa"/>
+            <w:tcW w:w="1018" w:type="dxa"/>
             <w:vAlign w:val="center"/>
           </w:tcPr>
           <w:p>
@@ -13211,33 +13182,7 @@
         </w:tc>
         <w:tc>
           <w:tcPr>
-            <w:tcW w:w="1726" w:type="dxa"/>
-            <w:vAlign w:val="center"/>
-          </w:tcPr>
-          <w:p>
-            <w:pPr>
-              <w:pStyle w:val="NormalWeb"/>
-              <w:jc w:val="both"/>
-              <w:rPr>
-                <w:rFonts w:ascii="Arial Nova Cond" w:hAnsi="Arial Nova Cond"/>
-                <w:sz w:val="20"/>
-                <w:szCs w:val="20"/>
-              </w:rPr>
-            </w:pPr>
-            <w:r>
-              <w:rPr>
-                <w:rFonts w:ascii="Arial Nova Cond" w:eastAsia="Calibri" w:hAnsi="Arial Nova Cond"/>
-                <w:sz w:val="20"/>
-                <w:szCs w:val="20"/>
-                <w:lang w:val="es-ES_tradnl"/>
-              </w:rPr>
-              <w:t>{{problemapotencialidad1}}</w:t>
-            </w:r>
-          </w:p>
-        </w:tc>
-        <w:tc>
-          <w:tcPr>
-            <w:tcW w:w="6169" w:type="dxa"/>
+            <w:tcW w:w="5379" w:type="dxa"/>
             <w:vAlign w:val="center"/>
           </w:tcPr>
           <w:p>
@@ -13271,7 +13216,7 @@
         </w:tc>
         <w:tc>
           <w:tcPr>
-            <w:tcW w:w="2015" w:type="dxa"/>
+            <w:tcW w:w="1984" w:type="dxa"/>
             <w:vAlign w:val="center"/>
           </w:tcPr>
           <w:p>
@@ -13302,7 +13247,7 @@
         </w:tc>
         <w:tc>
           <w:tcPr>
-            <w:tcW w:w="1634" w:type="dxa"/>
+            <w:tcW w:w="2693" w:type="dxa"/>
             <w:vAlign w:val="center"/>
           </w:tcPr>
           <w:p>
@@ -13327,13 +13272,13 @@
                 <w:sz w:val="20"/>
                 <w:szCs w:val="20"/>
               </w:rPr>
-              <w:t>{{competencias1}}</w:t>
-            </w:r>
-          </w:p>
-        </w:tc>
-        <w:tc>
-          <w:tcPr>
-            <w:tcW w:w="1337" w:type="dxa"/>
+              <w:t>{{campotematico1}}</w:t>
+            </w:r>
+          </w:p>
+        </w:tc>
+        <w:tc>
+          <w:tcPr>
+            <w:tcW w:w="1560" w:type="dxa"/>
             <w:vAlign w:val="center"/>
           </w:tcPr>
           <w:p>
@@ -13341,7 +13286,38 @@
               <w:autoSpaceDE w:val="0"/>
               <w:autoSpaceDN w:val="0"/>
               <w:adjustRightInd w:val="0"/>
-              <w:jc w:val="center"/>
+              <w:jc w:val="both"/>
+              <w:rPr>
+                <w:rFonts w:ascii="Arial Nova Cond" w:hAnsi="Arial Nova Cond" w:cs="Arial"/>
+                <w:color w:val="000000"/>
+                <w:kern w:val="0"/>
+                <w:sz w:val="20"/>
+                <w:szCs w:val="20"/>
+              </w:rPr>
+            </w:pPr>
+            <w:r>
+              <w:rPr>
+                <w:rFonts w:ascii="Arial Nova Cond" w:hAnsi="Arial Nova Cond" w:cs="Arial"/>
+                <w:color w:val="000000"/>
+                <w:kern w:val="0"/>
+                <w:sz w:val="20"/>
+                <w:szCs w:val="20"/>
+              </w:rPr>
+              <w:t>{{competencias1}}</w:t>
+            </w:r>
+          </w:p>
+        </w:tc>
+        <w:tc>
+          <w:tcPr>
+            <w:tcW w:w="1399" w:type="dxa"/>
+            <w:vAlign w:val="center"/>
+          </w:tcPr>
+          <w:p>
+            <w:pPr>
+              <w:autoSpaceDE w:val="0"/>
+              <w:autoSpaceDN w:val="0"/>
+              <w:adjustRightInd w:val="0"/>
+              <w:jc w:val="both"/>
               <w:rPr>
                 <w:rFonts w:ascii="Arial Nova Cond" w:hAnsi="Arial Nova Cond" w:cs="Arial"/>
                 <w:color w:val="000000"/>
@@ -13370,7 +13346,7 @@
         </w:trPr>
         <w:tc>
           <w:tcPr>
-            <w:tcW w:w="875" w:type="dxa"/>
+            <w:tcW w:w="818" w:type="dxa"/>
             <w:vMerge/>
             <w:vAlign w:val="center"/>
           </w:tcPr>
@@ -13398,7 +13374,7 @@
         </w:tc>
         <w:tc>
           <w:tcPr>
-            <w:tcW w:w="1095" w:type="dxa"/>
+            <w:tcW w:w="1018" w:type="dxa"/>
             <w:vAlign w:val="center"/>
           </w:tcPr>
           <w:p>
@@ -13436,33 +13412,7 @@
         </w:tc>
         <w:tc>
           <w:tcPr>
-            <w:tcW w:w="1726" w:type="dxa"/>
-            <w:vAlign w:val="center"/>
-          </w:tcPr>
-          <w:p>
-            <w:pPr>
-              <w:pStyle w:val="NormalWeb"/>
-              <w:jc w:val="both"/>
-              <w:rPr>
-                <w:rFonts w:ascii="Arial Nova Cond" w:eastAsia="Calibri" w:hAnsi="Arial Nova Cond"/>
-                <w:sz w:val="20"/>
-                <w:szCs w:val="20"/>
-              </w:rPr>
-            </w:pPr>
-            <w:r>
-              <w:rPr>
-                <w:rFonts w:ascii="Arial Nova Cond" w:eastAsia="Calibri" w:hAnsi="Arial Nova Cond"/>
-                <w:sz w:val="20"/>
-                <w:szCs w:val="20"/>
-                <w:lang w:val="es-ES_tradnl"/>
-              </w:rPr>
-              <w:t>{{problemapotencialidad2}}</w:t>
-            </w:r>
-          </w:p>
-        </w:tc>
-        <w:tc>
-          <w:tcPr>
-            <w:tcW w:w="6169" w:type="dxa"/>
+            <w:tcW w:w="5379" w:type="dxa"/>
             <w:vAlign w:val="center"/>
           </w:tcPr>
           <w:p>
@@ -13496,7 +13446,7 @@
         </w:tc>
         <w:tc>
           <w:tcPr>
-            <w:tcW w:w="2015" w:type="dxa"/>
+            <w:tcW w:w="1984" w:type="dxa"/>
             <w:vAlign w:val="center"/>
           </w:tcPr>
           <w:p>
@@ -13527,7 +13477,7 @@
         </w:tc>
         <w:tc>
           <w:tcPr>
-            <w:tcW w:w="1634" w:type="dxa"/>
+            <w:tcW w:w="2693" w:type="dxa"/>
             <w:vAlign w:val="center"/>
           </w:tcPr>
           <w:p>
@@ -13552,13 +13502,13 @@
                 <w:sz w:val="20"/>
                 <w:szCs w:val="20"/>
               </w:rPr>
-              <w:t>{{competencias2}}</w:t>
-            </w:r>
-          </w:p>
-        </w:tc>
-        <w:tc>
-          <w:tcPr>
-            <w:tcW w:w="1337" w:type="dxa"/>
+              <w:t>{{campotematico2}}</w:t>
+            </w:r>
+          </w:p>
+        </w:tc>
+        <w:tc>
+          <w:tcPr>
+            <w:tcW w:w="1560" w:type="dxa"/>
             <w:vAlign w:val="center"/>
           </w:tcPr>
           <w:p>
@@ -13566,7 +13516,38 @@
               <w:autoSpaceDE w:val="0"/>
               <w:autoSpaceDN w:val="0"/>
               <w:adjustRightInd w:val="0"/>
-              <w:jc w:val="center"/>
+              <w:jc w:val="both"/>
+              <w:rPr>
+                <w:rFonts w:ascii="Arial Nova Cond" w:hAnsi="Arial Nova Cond" w:cs="Arial"/>
+                <w:color w:val="000000"/>
+                <w:kern w:val="0"/>
+                <w:sz w:val="20"/>
+                <w:szCs w:val="20"/>
+              </w:rPr>
+            </w:pPr>
+            <w:r>
+              <w:rPr>
+                <w:rFonts w:ascii="Arial Nova Cond" w:hAnsi="Arial Nova Cond" w:cs="Arial"/>
+                <w:color w:val="000000"/>
+                <w:kern w:val="0"/>
+                <w:sz w:val="20"/>
+                <w:szCs w:val="20"/>
+              </w:rPr>
+              <w:t>{{competencias2}}</w:t>
+            </w:r>
+          </w:p>
+        </w:tc>
+        <w:tc>
+          <w:tcPr>
+            <w:tcW w:w="1399" w:type="dxa"/>
+            <w:vAlign w:val="center"/>
+          </w:tcPr>
+          <w:p>
+            <w:pPr>
+              <w:autoSpaceDE w:val="0"/>
+              <w:autoSpaceDN w:val="0"/>
+              <w:adjustRightInd w:val="0"/>
+              <w:jc w:val="both"/>
               <w:rPr>
                 <w:rFonts w:ascii="Arial Nova Cond" w:hAnsi="Arial Nova Cond" w:cs="Arial"/>
                 <w:color w:val="000000"/>
@@ -13595,7 +13576,7 @@
         </w:trPr>
         <w:tc>
           <w:tcPr>
-            <w:tcW w:w="875" w:type="dxa"/>
+            <w:tcW w:w="818" w:type="dxa"/>
             <w:vMerge w:val="restart"/>
             <w:vAlign w:val="center"/>
           </w:tcPr>
@@ -13634,7 +13615,7 @@
         </w:tc>
         <w:tc>
           <w:tcPr>
-            <w:tcW w:w="1095" w:type="dxa"/>
+            <w:tcW w:w="1018" w:type="dxa"/>
             <w:vAlign w:val="center"/>
           </w:tcPr>
           <w:p>
@@ -13672,33 +13653,7 @@
         </w:tc>
         <w:tc>
           <w:tcPr>
-            <w:tcW w:w="1726" w:type="dxa"/>
-            <w:vAlign w:val="center"/>
-          </w:tcPr>
-          <w:p>
-            <w:pPr>
-              <w:pStyle w:val="Sinespaciado"/>
-              <w:jc w:val="both"/>
-              <w:rPr>
-                <w:rFonts w:ascii="Arial Nova Cond" w:eastAsia="Times New Roman" w:hAnsi="Arial Nova Cond" w:cs="Times New Roman"/>
-                <w:sz w:val="20"/>
-                <w:szCs w:val="20"/>
-              </w:rPr>
-            </w:pPr>
-            <w:r>
-              <w:rPr>
-                <w:rFonts w:ascii="Arial Nova Cond" w:eastAsia="Calibri" w:hAnsi="Arial Nova Cond" w:cs="Times New Roman"/>
-                <w:sz w:val="20"/>
-                <w:szCs w:val="20"/>
-                <w:lang w:val="es-ES_tradnl"/>
-              </w:rPr>
-              <w:t>{{problemapotencialidad3}}</w:t>
-            </w:r>
-          </w:p>
-        </w:tc>
-        <w:tc>
-          <w:tcPr>
-            <w:tcW w:w="6169" w:type="dxa"/>
+            <w:tcW w:w="5379" w:type="dxa"/>
             <w:vAlign w:val="center"/>
           </w:tcPr>
           <w:p>
@@ -13733,7 +13688,7 @@
         </w:tc>
         <w:tc>
           <w:tcPr>
-            <w:tcW w:w="2015" w:type="dxa"/>
+            <w:tcW w:w="1984" w:type="dxa"/>
             <w:vAlign w:val="center"/>
           </w:tcPr>
           <w:p>
@@ -13764,7 +13719,7 @@
         </w:tc>
         <w:tc>
           <w:tcPr>
-            <w:tcW w:w="1634" w:type="dxa"/>
+            <w:tcW w:w="2693" w:type="dxa"/>
             <w:vAlign w:val="center"/>
           </w:tcPr>
           <w:p>
@@ -13789,13 +13744,13 @@
                 <w:sz w:val="20"/>
                 <w:szCs w:val="20"/>
               </w:rPr>
-              <w:t>{{competencias3}}</w:t>
-            </w:r>
-          </w:p>
-        </w:tc>
-        <w:tc>
-          <w:tcPr>
-            <w:tcW w:w="1337" w:type="dxa"/>
+              <w:t>{{campotematico3}}</w:t>
+            </w:r>
+          </w:p>
+        </w:tc>
+        <w:tc>
+          <w:tcPr>
+            <w:tcW w:w="1560" w:type="dxa"/>
             <w:vAlign w:val="center"/>
           </w:tcPr>
           <w:p>
@@ -13803,7 +13758,38 @@
               <w:autoSpaceDE w:val="0"/>
               <w:autoSpaceDN w:val="0"/>
               <w:adjustRightInd w:val="0"/>
-              <w:jc w:val="center"/>
+              <w:jc w:val="both"/>
+              <w:rPr>
+                <w:rFonts w:ascii="Arial Nova Cond" w:hAnsi="Arial Nova Cond" w:cs="Arial"/>
+                <w:color w:val="000000"/>
+                <w:kern w:val="0"/>
+                <w:sz w:val="20"/>
+                <w:szCs w:val="20"/>
+              </w:rPr>
+            </w:pPr>
+            <w:r>
+              <w:rPr>
+                <w:rFonts w:ascii="Arial Nova Cond" w:hAnsi="Arial Nova Cond" w:cs="Arial"/>
+                <w:color w:val="000000"/>
+                <w:kern w:val="0"/>
+                <w:sz w:val="20"/>
+                <w:szCs w:val="20"/>
+              </w:rPr>
+              <w:t>{{competencias3}}</w:t>
+            </w:r>
+          </w:p>
+        </w:tc>
+        <w:tc>
+          <w:tcPr>
+            <w:tcW w:w="1399" w:type="dxa"/>
+            <w:vAlign w:val="center"/>
+          </w:tcPr>
+          <w:p>
+            <w:pPr>
+              <w:autoSpaceDE w:val="0"/>
+              <w:autoSpaceDN w:val="0"/>
+              <w:adjustRightInd w:val="0"/>
+              <w:jc w:val="both"/>
               <w:rPr>
                 <w:rFonts w:ascii="Arial Nova Cond" w:hAnsi="Arial Nova Cond" w:cs="Arial"/>
                 <w:color w:val="000000"/>
@@ -13832,7 +13818,7 @@
         </w:trPr>
         <w:tc>
           <w:tcPr>
-            <w:tcW w:w="875" w:type="dxa"/>
+            <w:tcW w:w="818" w:type="dxa"/>
             <w:vMerge/>
             <w:vAlign w:val="center"/>
           </w:tcPr>
@@ -13860,7 +13846,7 @@
         </w:tc>
         <w:tc>
           <w:tcPr>
-            <w:tcW w:w="1095" w:type="dxa"/>
+            <w:tcW w:w="1018" w:type="dxa"/>
             <w:vAlign w:val="center"/>
           </w:tcPr>
           <w:p>
@@ -13898,33 +13884,7 @@
         </w:tc>
         <w:tc>
           <w:tcPr>
-            <w:tcW w:w="1726" w:type="dxa"/>
-            <w:vAlign w:val="center"/>
-          </w:tcPr>
-          <w:p>
-            <w:pPr>
-              <w:pStyle w:val="Sinespaciado"/>
-              <w:jc w:val="both"/>
-              <w:rPr>
-                <w:rFonts w:ascii="Arial Nova Cond" w:hAnsi="Arial Nova Cond"/>
-                <w:sz w:val="20"/>
-                <w:szCs w:val="20"/>
-              </w:rPr>
-            </w:pPr>
-            <w:r>
-              <w:rPr>
-                <w:rFonts w:ascii="Arial Nova Cond" w:eastAsia="Calibri" w:hAnsi="Arial Nova Cond" w:cs="Times New Roman"/>
-                <w:sz w:val="20"/>
-                <w:szCs w:val="20"/>
-                <w:lang w:val="es-ES_tradnl"/>
-              </w:rPr>
-              <w:t>{{problemapotencialidad4}}</w:t>
-            </w:r>
-          </w:p>
-        </w:tc>
-        <w:tc>
-          <w:tcPr>
-            <w:tcW w:w="6169" w:type="dxa"/>
+            <w:tcW w:w="5379" w:type="dxa"/>
             <w:vAlign w:val="center"/>
           </w:tcPr>
           <w:p>
@@ -13959,7 +13919,7 @@
         </w:tc>
         <w:tc>
           <w:tcPr>
-            <w:tcW w:w="2015" w:type="dxa"/>
+            <w:tcW w:w="1984" w:type="dxa"/>
             <w:vAlign w:val="center"/>
           </w:tcPr>
           <w:p>
@@ -13990,7 +13950,7 @@
         </w:tc>
         <w:tc>
           <w:tcPr>
-            <w:tcW w:w="1634" w:type="dxa"/>
+            <w:tcW w:w="2693" w:type="dxa"/>
             <w:vAlign w:val="center"/>
           </w:tcPr>
           <w:p>
@@ -14015,13 +13975,13 @@
                 <w:sz w:val="20"/>
                 <w:szCs w:val="20"/>
               </w:rPr>
-              <w:t>{{competencias4}}</w:t>
-            </w:r>
-          </w:p>
-        </w:tc>
-        <w:tc>
-          <w:tcPr>
-            <w:tcW w:w="1337" w:type="dxa"/>
+              <w:t>{{campotematico4}}</w:t>
+            </w:r>
+          </w:p>
+        </w:tc>
+        <w:tc>
+          <w:tcPr>
+            <w:tcW w:w="1560" w:type="dxa"/>
             <w:vAlign w:val="center"/>
           </w:tcPr>
           <w:p>
@@ -14029,7 +13989,38 @@
               <w:autoSpaceDE w:val="0"/>
               <w:autoSpaceDN w:val="0"/>
               <w:adjustRightInd w:val="0"/>
-              <w:jc w:val="center"/>
+              <w:jc w:val="both"/>
+              <w:rPr>
+                <w:rFonts w:ascii="Arial Nova Cond" w:hAnsi="Arial Nova Cond" w:cs="Arial"/>
+                <w:color w:val="000000"/>
+                <w:kern w:val="0"/>
+                <w:sz w:val="20"/>
+                <w:szCs w:val="20"/>
+              </w:rPr>
+            </w:pPr>
+            <w:r>
+              <w:rPr>
+                <w:rFonts w:ascii="Arial Nova Cond" w:hAnsi="Arial Nova Cond" w:cs="Arial"/>
+                <w:color w:val="000000"/>
+                <w:kern w:val="0"/>
+                <w:sz w:val="20"/>
+                <w:szCs w:val="20"/>
+              </w:rPr>
+              <w:t>{{competencias4}}</w:t>
+            </w:r>
+          </w:p>
+        </w:tc>
+        <w:tc>
+          <w:tcPr>
+            <w:tcW w:w="1399" w:type="dxa"/>
+            <w:vAlign w:val="center"/>
+          </w:tcPr>
+          <w:p>
+            <w:pPr>
+              <w:autoSpaceDE w:val="0"/>
+              <w:autoSpaceDN w:val="0"/>
+              <w:adjustRightInd w:val="0"/>
+              <w:jc w:val="both"/>
               <w:rPr>
                 <w:rFonts w:ascii="Arial Nova Cond" w:hAnsi="Arial Nova Cond" w:cs="Arial"/>
                 <w:color w:val="000000"/>
@@ -14058,7 +14049,7 @@
         </w:trPr>
         <w:tc>
           <w:tcPr>
-            <w:tcW w:w="875" w:type="dxa"/>
+            <w:tcW w:w="818" w:type="dxa"/>
             <w:vMerge w:val="restart"/>
             <w:vAlign w:val="center"/>
           </w:tcPr>
@@ -14097,7 +14088,7 @@
         </w:tc>
         <w:tc>
           <w:tcPr>
-            <w:tcW w:w="1095" w:type="dxa"/>
+            <w:tcW w:w="1018" w:type="dxa"/>
             <w:vAlign w:val="center"/>
           </w:tcPr>
           <w:p>
@@ -14135,34 +14126,7 @@
         </w:tc>
         <w:tc>
           <w:tcPr>
-            <w:tcW w:w="1726" w:type="dxa"/>
-            <w:vAlign w:val="center"/>
-          </w:tcPr>
-          <w:p>
-            <w:pPr>
-              <w:pStyle w:val="Sinespaciado"/>
-              <w:jc w:val="both"/>
-              <w:rPr>
-                <w:rFonts w:ascii="Arial Nova Cond" w:hAnsi="Arial Nova Cond"/>
-                <w:color w:val="000000" w:themeColor="text1"/>
-                <w:sz w:val="20"/>
-                <w:szCs w:val="20"/>
-              </w:rPr>
-            </w:pPr>
-            <w:r>
-              <w:rPr>
-                <w:rFonts w:ascii="Arial Nova Cond" w:eastAsia="Calibri" w:hAnsi="Arial Nova Cond" w:cs="Times New Roman"/>
-                <w:sz w:val="20"/>
-                <w:szCs w:val="20"/>
-                <w:lang w:val="es-ES_tradnl"/>
-              </w:rPr>
-              <w:t>{{problemapotencialidad5}}</w:t>
-            </w:r>
-          </w:p>
-        </w:tc>
-        <w:tc>
-          <w:tcPr>
-            <w:tcW w:w="6169" w:type="dxa"/>
+            <w:tcW w:w="5379" w:type="dxa"/>
             <w:vAlign w:val="center"/>
           </w:tcPr>
           <w:p>
@@ -14191,13 +14155,13 @@
                 <w:szCs w:val="20"/>
                 <w:lang w:val="es-ES_tradnl"/>
               </w:rPr>
-              <w:t>{{situacionsignificativa5}}</w:t>
-            </w:r>
-          </w:p>
-        </w:tc>
-        <w:tc>
-          <w:tcPr>
-            <w:tcW w:w="2015" w:type="dxa"/>
+              <w:t xml:space="preserve">{{situacionsignificativa5}} </w:t>
+            </w:r>
+          </w:p>
+        </w:tc>
+        <w:tc>
+          <w:tcPr>
+            <w:tcW w:w="1984" w:type="dxa"/>
             <w:vAlign w:val="center"/>
           </w:tcPr>
           <w:p>
@@ -14228,7 +14192,7 @@
         </w:tc>
         <w:tc>
           <w:tcPr>
-            <w:tcW w:w="1634" w:type="dxa"/>
+            <w:tcW w:w="2693" w:type="dxa"/>
             <w:vAlign w:val="center"/>
           </w:tcPr>
           <w:p>
@@ -14253,13 +14217,13 @@
                 <w:sz w:val="20"/>
                 <w:szCs w:val="20"/>
               </w:rPr>
-              <w:t>{{competencias5}}</w:t>
-            </w:r>
-          </w:p>
-        </w:tc>
-        <w:tc>
-          <w:tcPr>
-            <w:tcW w:w="1337" w:type="dxa"/>
+              <w:t>{{campotematico5}}</w:t>
+            </w:r>
+          </w:p>
+        </w:tc>
+        <w:tc>
+          <w:tcPr>
+            <w:tcW w:w="1560" w:type="dxa"/>
             <w:vAlign w:val="center"/>
           </w:tcPr>
           <w:p>
@@ -14267,7 +14231,38 @@
               <w:autoSpaceDE w:val="0"/>
               <w:autoSpaceDN w:val="0"/>
               <w:adjustRightInd w:val="0"/>
-              <w:jc w:val="center"/>
+              <w:jc w:val="both"/>
+              <w:rPr>
+                <w:rFonts w:ascii="Arial Nova Cond" w:hAnsi="Arial Nova Cond" w:cs="Arial"/>
+                <w:color w:val="000000"/>
+                <w:kern w:val="0"/>
+                <w:sz w:val="20"/>
+                <w:szCs w:val="20"/>
+              </w:rPr>
+            </w:pPr>
+            <w:r>
+              <w:rPr>
+                <w:rFonts w:ascii="Arial Nova Cond" w:hAnsi="Arial Nova Cond" w:cs="Arial"/>
+                <w:color w:val="000000"/>
+                <w:kern w:val="0"/>
+                <w:sz w:val="20"/>
+                <w:szCs w:val="20"/>
+              </w:rPr>
+              <w:t>{{competencias5}}</w:t>
+            </w:r>
+          </w:p>
+        </w:tc>
+        <w:tc>
+          <w:tcPr>
+            <w:tcW w:w="1399" w:type="dxa"/>
+            <w:vAlign w:val="center"/>
+          </w:tcPr>
+          <w:p>
+            <w:pPr>
+              <w:autoSpaceDE w:val="0"/>
+              <w:autoSpaceDN w:val="0"/>
+              <w:adjustRightInd w:val="0"/>
+              <w:jc w:val="both"/>
               <w:rPr>
                 <w:rFonts w:ascii="Arial Nova Cond" w:hAnsi="Arial Nova Cond" w:cs="Arial"/>
                 <w:color w:val="000000"/>
@@ -14296,7 +14291,7 @@
         </w:trPr>
         <w:tc>
           <w:tcPr>
-            <w:tcW w:w="875" w:type="dxa"/>
+            <w:tcW w:w="818" w:type="dxa"/>
             <w:vMerge/>
             <w:vAlign w:val="center"/>
           </w:tcPr>
@@ -14324,7 +14319,7 @@
         </w:tc>
         <w:tc>
           <w:tcPr>
-            <w:tcW w:w="1095" w:type="dxa"/>
+            <w:tcW w:w="1018" w:type="dxa"/>
             <w:vAlign w:val="center"/>
           </w:tcPr>
           <w:p>
@@ -14362,33 +14357,7 @@
         </w:tc>
         <w:tc>
           <w:tcPr>
-            <w:tcW w:w="1726" w:type="dxa"/>
-            <w:vAlign w:val="center"/>
-          </w:tcPr>
-          <w:p>
-            <w:pPr>
-              <w:pStyle w:val="Sinespaciado"/>
-              <w:jc w:val="both"/>
-              <w:rPr>
-                <w:rFonts w:ascii="Arial Nova Cond" w:hAnsi="Arial Nova Cond"/>
-                <w:sz w:val="20"/>
-                <w:szCs w:val="20"/>
-              </w:rPr>
-            </w:pPr>
-            <w:r>
-              <w:rPr>
-                <w:rFonts w:ascii="Arial Nova Cond" w:eastAsia="Calibri" w:hAnsi="Arial Nova Cond" w:cs="Times New Roman"/>
-                <w:sz w:val="20"/>
-                <w:szCs w:val="20"/>
-                <w:lang w:val="es-ES_tradnl"/>
-              </w:rPr>
-              <w:t>{{problemapotencialidad6}}</w:t>
-            </w:r>
-          </w:p>
-        </w:tc>
-        <w:tc>
-          <w:tcPr>
-            <w:tcW w:w="6169" w:type="dxa"/>
+            <w:tcW w:w="5379" w:type="dxa"/>
             <w:vAlign w:val="center"/>
           </w:tcPr>
           <w:p>
@@ -14422,7 +14391,7 @@
         </w:tc>
         <w:tc>
           <w:tcPr>
-            <w:tcW w:w="2015" w:type="dxa"/>
+            <w:tcW w:w="1984" w:type="dxa"/>
             <w:vAlign w:val="center"/>
           </w:tcPr>
           <w:p>
@@ -14453,7 +14422,7 @@
         </w:tc>
         <w:tc>
           <w:tcPr>
-            <w:tcW w:w="1634" w:type="dxa"/>
+            <w:tcW w:w="2693" w:type="dxa"/>
             <w:vAlign w:val="center"/>
           </w:tcPr>
           <w:p>
@@ -14478,13 +14447,13 @@
                 <w:sz w:val="20"/>
                 <w:szCs w:val="20"/>
               </w:rPr>
-              <w:t>{{competencias6}}</w:t>
-            </w:r>
-          </w:p>
-        </w:tc>
-        <w:tc>
-          <w:tcPr>
-            <w:tcW w:w="1337" w:type="dxa"/>
+              <w:t>{{campotematico6}}</w:t>
+            </w:r>
+          </w:p>
+        </w:tc>
+        <w:tc>
+          <w:tcPr>
+            <w:tcW w:w="1560" w:type="dxa"/>
             <w:vAlign w:val="center"/>
           </w:tcPr>
           <w:p>
@@ -14492,7 +14461,38 @@
               <w:autoSpaceDE w:val="0"/>
               <w:autoSpaceDN w:val="0"/>
               <w:adjustRightInd w:val="0"/>
-              <w:jc w:val="center"/>
+              <w:jc w:val="both"/>
+              <w:rPr>
+                <w:rFonts w:ascii="Arial Nova Cond" w:hAnsi="Arial Nova Cond" w:cs="Arial"/>
+                <w:color w:val="000000"/>
+                <w:kern w:val="0"/>
+                <w:sz w:val="20"/>
+                <w:szCs w:val="20"/>
+              </w:rPr>
+            </w:pPr>
+            <w:r>
+              <w:rPr>
+                <w:rFonts w:ascii="Arial Nova Cond" w:hAnsi="Arial Nova Cond" w:cs="Arial"/>
+                <w:color w:val="000000"/>
+                <w:kern w:val="0"/>
+                <w:sz w:val="20"/>
+                <w:szCs w:val="20"/>
+              </w:rPr>
+              <w:t>{{competencias6}}</w:t>
+            </w:r>
+          </w:p>
+        </w:tc>
+        <w:tc>
+          <w:tcPr>
+            <w:tcW w:w="1399" w:type="dxa"/>
+            <w:vAlign w:val="center"/>
+          </w:tcPr>
+          <w:p>
+            <w:pPr>
+              <w:autoSpaceDE w:val="0"/>
+              <w:autoSpaceDN w:val="0"/>
+              <w:adjustRightInd w:val="0"/>
+              <w:jc w:val="both"/>
               <w:rPr>
                 <w:rFonts w:ascii="Arial Nova Cond" w:hAnsi="Arial Nova Cond" w:cs="Arial"/>
                 <w:color w:val="000000"/>
@@ -14521,7 +14521,7 @@
         </w:trPr>
         <w:tc>
           <w:tcPr>
-            <w:tcW w:w="875" w:type="dxa"/>
+            <w:tcW w:w="818" w:type="dxa"/>
             <w:vMerge w:val="restart"/>
             <w:vAlign w:val="center"/>
           </w:tcPr>
@@ -14560,7 +14560,7 @@
         </w:tc>
         <w:tc>
           <w:tcPr>
-            <w:tcW w:w="1095" w:type="dxa"/>
+            <w:tcW w:w="1018" w:type="dxa"/>
             <w:vAlign w:val="center"/>
           </w:tcPr>
           <w:p>
@@ -14598,7 +14598,7 @@
         </w:tc>
         <w:tc>
           <w:tcPr>
-            <w:tcW w:w="1726" w:type="dxa"/>
+            <w:tcW w:w="5379" w:type="dxa"/>
             <w:vAlign w:val="center"/>
           </w:tcPr>
           <w:p>
@@ -14611,62 +14611,28 @@
               </w:tabs>
               <w:spacing w:line="276" w:lineRule="auto"/>
               <w:ind w:left="0"/>
+              <w:jc w:val="both"/>
+              <w:rPr>
+                <w:rFonts w:ascii="Arial Nova Cond" w:hAnsi="Arial Nova Cond"/>
+                <w:color w:val="000000" w:themeColor="text1"/>
+                <w:sz w:val="20"/>
+                <w:szCs w:val="20"/>
+              </w:rPr>
+            </w:pPr>
+            <w:r>
               <w:rPr>
                 <w:rFonts w:ascii="Arial Nova Cond" w:eastAsia="Calibri" w:hAnsi="Arial Nova Cond" w:cs="Times New Roman"/>
-                <w:color w:val="000000" w:themeColor="text1"/>
                 <w:sz w:val="20"/>
                 <w:szCs w:val="20"/>
                 <w:lang w:val="es-ES_tradnl"/>
               </w:rPr>
-            </w:pPr>
-            <w:r>
-              <w:rPr>
-                <w:rFonts w:ascii="Arial Nova Cond" w:eastAsia="Calibri" w:hAnsi="Arial Nova Cond" w:cs="Times New Roman"/>
-                <w:sz w:val="20"/>
-                <w:szCs w:val="20"/>
-                <w:lang w:val="es-ES_tradnl"/>
-              </w:rPr>
-              <w:t>{{problemapotencialidad7}}</w:t>
-            </w:r>
-          </w:p>
-        </w:tc>
-        <w:tc>
-          <w:tcPr>
-            <w:tcW w:w="6169" w:type="dxa"/>
-            <w:vAlign w:val="center"/>
-          </w:tcPr>
-          <w:p>
-            <w:pPr>
-              <w:pStyle w:val="Prrafodelista"/>
-              <w:tabs>
-                <w:tab w:val="left" w:pos="0"/>
-                <w:tab w:val="left" w:pos="142"/>
-                <w:tab w:val="left" w:pos="284"/>
-              </w:tabs>
-              <w:spacing w:line="276" w:lineRule="auto"/>
-              <w:ind w:left="0"/>
-              <w:jc w:val="both"/>
-              <w:rPr>
-                <w:rFonts w:ascii="Arial Nova Cond" w:hAnsi="Arial Nova Cond"/>
-                <w:color w:val="000000" w:themeColor="text1"/>
-                <w:sz w:val="20"/>
-                <w:szCs w:val="20"/>
-              </w:rPr>
-            </w:pPr>
-            <w:r>
-              <w:rPr>
-                <w:rFonts w:ascii="Arial Nova Cond" w:eastAsia="Calibri" w:hAnsi="Arial Nova Cond" w:cs="Times New Roman"/>
-                <w:sz w:val="20"/>
-                <w:szCs w:val="20"/>
-                <w:lang w:val="es-ES_tradnl"/>
-              </w:rPr>
               <w:t>{{situacionsignificativa7}}</w:t>
             </w:r>
           </w:p>
         </w:tc>
         <w:tc>
           <w:tcPr>
-            <w:tcW w:w="2015" w:type="dxa"/>
+            <w:tcW w:w="1984" w:type="dxa"/>
             <w:vAlign w:val="center"/>
           </w:tcPr>
           <w:p>
@@ -14697,7 +14663,7 @@
         </w:tc>
         <w:tc>
           <w:tcPr>
-            <w:tcW w:w="1634" w:type="dxa"/>
+            <w:tcW w:w="2693" w:type="dxa"/>
             <w:vAlign w:val="center"/>
           </w:tcPr>
           <w:p>
@@ -14722,13 +14688,13 @@
                 <w:sz w:val="20"/>
                 <w:szCs w:val="20"/>
               </w:rPr>
-              <w:t>{{competencias7}}</w:t>
-            </w:r>
-          </w:p>
-        </w:tc>
-        <w:tc>
-          <w:tcPr>
-            <w:tcW w:w="1337" w:type="dxa"/>
+              <w:t>{{campotematico7}}</w:t>
+            </w:r>
+          </w:p>
+        </w:tc>
+        <w:tc>
+          <w:tcPr>
+            <w:tcW w:w="1560" w:type="dxa"/>
             <w:vAlign w:val="center"/>
           </w:tcPr>
           <w:p>
@@ -14736,7 +14702,38 @@
               <w:autoSpaceDE w:val="0"/>
               <w:autoSpaceDN w:val="0"/>
               <w:adjustRightInd w:val="0"/>
-              <w:jc w:val="center"/>
+              <w:jc w:val="both"/>
+              <w:rPr>
+                <w:rFonts w:ascii="Arial Nova Cond" w:hAnsi="Arial Nova Cond" w:cs="Arial"/>
+                <w:color w:val="000000"/>
+                <w:kern w:val="0"/>
+                <w:sz w:val="20"/>
+                <w:szCs w:val="20"/>
+              </w:rPr>
+            </w:pPr>
+            <w:r>
+              <w:rPr>
+                <w:rFonts w:ascii="Arial Nova Cond" w:hAnsi="Arial Nova Cond" w:cs="Arial"/>
+                <w:color w:val="000000"/>
+                <w:kern w:val="0"/>
+                <w:sz w:val="20"/>
+                <w:szCs w:val="20"/>
+              </w:rPr>
+              <w:t>{{competencias7}}</w:t>
+            </w:r>
+          </w:p>
+        </w:tc>
+        <w:tc>
+          <w:tcPr>
+            <w:tcW w:w="1399" w:type="dxa"/>
+            <w:vAlign w:val="center"/>
+          </w:tcPr>
+          <w:p>
+            <w:pPr>
+              <w:autoSpaceDE w:val="0"/>
+              <w:autoSpaceDN w:val="0"/>
+              <w:adjustRightInd w:val="0"/>
+              <w:jc w:val="both"/>
               <w:rPr>
                 <w:rFonts w:ascii="Arial Nova Cond" w:hAnsi="Arial Nova Cond" w:cs="Arial"/>
                 <w:color w:val="000000"/>
@@ -14765,7 +14762,7 @@
         </w:trPr>
         <w:tc>
           <w:tcPr>
-            <w:tcW w:w="875" w:type="dxa"/>
+            <w:tcW w:w="818" w:type="dxa"/>
             <w:vMerge/>
             <w:vAlign w:val="center"/>
           </w:tcPr>
@@ -14793,7 +14790,7 @@
         </w:tc>
         <w:tc>
           <w:tcPr>
-            <w:tcW w:w="1095" w:type="dxa"/>
+            <w:tcW w:w="1018" w:type="dxa"/>
             <w:vAlign w:val="center"/>
           </w:tcPr>
           <w:p>
@@ -14831,7 +14828,7 @@
         </w:tc>
         <w:tc>
           <w:tcPr>
-            <w:tcW w:w="1726" w:type="dxa"/>
+            <w:tcW w:w="5379" w:type="dxa"/>
             <w:vAlign w:val="center"/>
           </w:tcPr>
           <w:p>
@@ -14844,6 +14841,7 @@
               </w:tabs>
               <w:spacing w:line="276" w:lineRule="auto"/>
               <w:ind w:left="0"/>
+              <w:jc w:val="both"/>
               <w:rPr>
                 <w:rFonts w:ascii="Arial Nova Cond" w:eastAsia="Calibri" w:hAnsi="Arial Nova Cond" w:cs="Times New Roman"/>
                 <w:color w:val="000000" w:themeColor="text1"/>
@@ -14859,48 +14857,13 @@
                 <w:szCs w:val="20"/>
                 <w:lang w:val="es-ES_tradnl"/>
               </w:rPr>
-              <w:t>{{problemapotencialidad8}}</w:t>
-            </w:r>
-          </w:p>
-        </w:tc>
-        <w:tc>
-          <w:tcPr>
-            <w:tcW w:w="6169" w:type="dxa"/>
-            <w:vAlign w:val="center"/>
-          </w:tcPr>
-          <w:p>
-            <w:pPr>
-              <w:pStyle w:val="Prrafodelista"/>
-              <w:tabs>
-                <w:tab w:val="left" w:pos="0"/>
-                <w:tab w:val="left" w:pos="142"/>
-                <w:tab w:val="left" w:pos="284"/>
-              </w:tabs>
-              <w:spacing w:line="276" w:lineRule="auto"/>
-              <w:ind w:left="0"/>
-              <w:jc w:val="both"/>
-              <w:rPr>
-                <w:rFonts w:ascii="Arial Nova Cond" w:eastAsia="Calibri" w:hAnsi="Arial Nova Cond" w:cs="Times New Roman"/>
-                <w:color w:val="000000" w:themeColor="text1"/>
-                <w:sz w:val="20"/>
-                <w:szCs w:val="20"/>
-                <w:lang w:val="es-ES_tradnl"/>
-              </w:rPr>
-            </w:pPr>
-            <w:r>
-              <w:rPr>
-                <w:rFonts w:ascii="Arial Nova Cond" w:eastAsia="Calibri" w:hAnsi="Arial Nova Cond" w:cs="Times New Roman"/>
-                <w:sz w:val="20"/>
-                <w:szCs w:val="20"/>
-                <w:lang w:val="es-ES_tradnl"/>
-              </w:rPr>
               <w:t>{{situacionsignificativa8}}</w:t>
             </w:r>
           </w:p>
         </w:tc>
         <w:tc>
           <w:tcPr>
-            <w:tcW w:w="2015" w:type="dxa"/>
+            <w:tcW w:w="1984" w:type="dxa"/>
             <w:vAlign w:val="center"/>
           </w:tcPr>
           <w:p>
@@ -14930,7 +14893,7 @@
         </w:tc>
         <w:tc>
           <w:tcPr>
-            <w:tcW w:w="1634" w:type="dxa"/>
+            <w:tcW w:w="2693" w:type="dxa"/>
             <w:vAlign w:val="center"/>
           </w:tcPr>
           <w:p>
@@ -14955,13 +14918,13 @@
                 <w:sz w:val="20"/>
                 <w:szCs w:val="20"/>
               </w:rPr>
-              <w:t>{{competencias8}}</w:t>
-            </w:r>
-          </w:p>
-        </w:tc>
-        <w:tc>
-          <w:tcPr>
-            <w:tcW w:w="1337" w:type="dxa"/>
+              <w:t>{{campotematico8}}</w:t>
+            </w:r>
+          </w:p>
+        </w:tc>
+        <w:tc>
+          <w:tcPr>
+            <w:tcW w:w="1560" w:type="dxa"/>
             <w:vAlign w:val="center"/>
           </w:tcPr>
           <w:p>
@@ -14969,7 +14932,7 @@
               <w:autoSpaceDE w:val="0"/>
               <w:autoSpaceDN w:val="0"/>
               <w:adjustRightInd w:val="0"/>
-              <w:jc w:val="center"/>
+              <w:jc w:val="both"/>
               <w:rPr>
                 <w:rFonts w:ascii="Arial Nova Cond" w:hAnsi="Arial Nova Cond" w:cs="Arial"/>
                 <w:color w:val="000000"/>
@@ -14986,6 +14949,37 @@
                 <w:sz w:val="20"/>
                 <w:szCs w:val="20"/>
               </w:rPr>
+              <w:t>{{competencias8}}</w:t>
+            </w:r>
+          </w:p>
+        </w:tc>
+        <w:tc>
+          <w:tcPr>
+            <w:tcW w:w="1399" w:type="dxa"/>
+            <w:vAlign w:val="center"/>
+          </w:tcPr>
+          <w:p>
+            <w:pPr>
+              <w:autoSpaceDE w:val="0"/>
+              <w:autoSpaceDN w:val="0"/>
+              <w:adjustRightInd w:val="0"/>
+              <w:jc w:val="both"/>
+              <w:rPr>
+                <w:rFonts w:ascii="Arial Nova Cond" w:hAnsi="Arial Nova Cond" w:cs="Arial"/>
+                <w:color w:val="000000"/>
+                <w:kern w:val="0"/>
+                <w:sz w:val="20"/>
+                <w:szCs w:val="20"/>
+              </w:rPr>
+            </w:pPr>
+            <w:r>
+              <w:rPr>
+                <w:rFonts w:ascii="Arial Nova Cond" w:hAnsi="Arial Nova Cond" w:cs="Arial"/>
+                <w:color w:val="000000"/>
+                <w:kern w:val="0"/>
+                <w:sz w:val="20"/>
+                <w:szCs w:val="20"/>
+              </w:rPr>
               <w:t>{{producto8}}</w:t>
             </w:r>
           </w:p>
@@ -14993,20 +14987,6 @@
       </w:tr>
       <w:bookmarkEnd w:id="1"/>
     </w:tbl>
-    <w:p>
-      <w:pPr>
-        <w:spacing w:line="276" w:lineRule="auto"/>
-        <w:ind w:right="-455"/>
-        <w:rPr>
-          <w:rFonts w:ascii="Arial Nova Cond Light" w:hAnsi="Arial Nova Cond Light" w:cs="Times New Roman"/>
-          <w:b/>
-          <w:bCs/>
-          <w:color w:val="000000" w:themeColor="text1"/>
-          <w:sz w:val="20"/>
-          <w:szCs w:val="20"/>
-        </w:rPr>
-      </w:pPr>
-    </w:p>
     <w:p>
       <w:pPr>
         <w:spacing w:line="276" w:lineRule="auto"/>
@@ -15049,6 +15029,7 @@
           <w:sz w:val="20"/>
           <w:szCs w:val="20"/>
         </w:rPr>
+        <w:lastRenderedPageBreak/>
         <w:t xml:space="preserve">ORGANIZACIÓN DE LOS PROPÓSITOS DE APRENDIZAJE: </w:t>
       </w:r>
     </w:p>
@@ -16390,6 +16371,16 @@
                 <w:lang w:eastAsia="es-ES"/>
               </w:rPr>
               <w:t>Indaga a partir de preguntas y plantea hipótesis con base en conocimientos científicos y observaciones previas. Elabora el plan de observaciones o experimentos y los argumenta utilizando principios científicos y los objetivos planteados. Realiza mediciones y comparaciones sistemáticas que evidencian la acción de diversos tipos de variables. Analiza tendencias y relaciones en los datos tomando en cuenta el error y reproducibilidad, los interpreta con base en conocimientos científicos y formula conclusiones, las argumenta apoyándose en sus resultados e información confiable. Evalúa la fiabilidad de los métodos y las interpretaciones de los resultados de su indagación.</w:t>
+            </w:r>
+            <w:r>
+              <w:rPr>
+                <w:rFonts w:ascii="Arial Nova Cond Light" w:eastAsia="Times New Roman" w:hAnsi="Arial Nova Cond Light" w:cs="Arial"/>
+                <w:bCs/>
+                <w:sz w:val="20"/>
+                <w:szCs w:val="20"/>
+                <w:lang w:eastAsia="es-ES"/>
+              </w:rPr>
+              <w:t xml:space="preserve"> </w:t>
             </w:r>
           </w:p>
           <w:p>
@@ -27171,7 +27162,6 @@
               </w:rPr>
               <w:t xml:space="preserve">Minedu (2016). Programa curricular de educación secundaria. Resolución Ministerial </w:t>
             </w:r>
-            <w:proofErr w:type="spellStart"/>
             <w:r>
               <w:rPr>
                 <w:rFonts w:ascii="Arial Nova Cond Light" w:eastAsia="Calibri" w:hAnsi="Arial Nova Cond Light" w:cs="Calibri Light"/>
@@ -27182,7 +27172,6 @@
               </w:rPr>
               <w:t>N°</w:t>
             </w:r>
-            <w:proofErr w:type="spellEnd"/>
             <w:r>
               <w:rPr>
                 <w:rFonts w:ascii="Arial Nova Cond Light" w:eastAsia="Calibri" w:hAnsi="Arial Nova Cond Light" w:cs="Calibri Light"/>
@@ -27221,7 +27210,6 @@
               </w:rPr>
               <w:t xml:space="preserve">Minedu (2016). Currículo Nacional de la educación básica. Resolución Ministerial </w:t>
             </w:r>
-            <w:proofErr w:type="spellStart"/>
             <w:r>
               <w:rPr>
                 <w:rFonts w:ascii="Arial Nova Cond Light" w:eastAsia="Calibri" w:hAnsi="Arial Nova Cond Light" w:cs="Calibri Light"/>
@@ -27232,7 +27220,6 @@
               </w:rPr>
               <w:t>N°</w:t>
             </w:r>
-            <w:proofErr w:type="spellEnd"/>
             <w:r>
               <w:rPr>
                 <w:rFonts w:ascii="Arial Nova Cond Light" w:eastAsia="Calibri" w:hAnsi="Arial Nova Cond Light" w:cs="Calibri Light"/>
@@ -28107,7 +28094,7 @@
 </file>
 
 <file path=word/endnotes.xml><?xml version="1.0" encoding="utf-8"?>
-<w:endnotes xmlns:wpc="http://schemas.microsoft.com/office/word/2010/wordprocessingCanvas" xmlns:cx="http://schemas.microsoft.com/office/drawing/2014/chartex" xmlns:cx1="http://schemas.microsoft.com/office/drawing/2015/9/8/chartex" xmlns:cx2="http://schemas.microsoft.com/office/drawing/2015/10/21/chartex" xmlns:cx3="http://schemas.microsoft.com/office/drawing/2016/5/9/chartex" xmlns:cx4="http://schemas.microsoft.com/office/drawing/2016/5/10/chartex" xmlns:cx5="http://schemas.microsoft.com/office/drawing/2016/5/11/chartex" xmlns:cx6="http://schemas.microsoft.com/office/drawing/2016/5/12/chartex" xmlns:cx7="http://schemas.microsoft.com/office/drawing/2016/5/13/chartex" xmlns:cx8="http://schemas.microsoft.com/office/drawing/2016/5/14/chartex" xmlns:mc="http://schemas.openxmlformats.org/markup-compatibility/2006" xmlns:aink="http://schemas.microsoft.com/office/drawing/2016/ink" xmlns:am3d="http://schemas.microsoft.com/office/drawing/2017/model3d" xmlns:o="urn:schemas-microsoft-com:office:office" xmlns:oel="http://schemas.microsoft.com/office/2019/extlst" xmlns:r="http://schemas.openxmlformats.org/officeDocument/2006/relationships" xmlns:m="http://schemas.openxmlformats.org/officeDocument/2006/math" xmlns:v="urn:schemas-microsoft-com:vml" xmlns:wp14="http://schemas.microsoft.com/office/word/2010/wordprocessingDrawing" xmlns:wp="http://schemas.openxmlformats.org/drawingml/2006/wordprocessingDrawing" xmlns:w10="urn:schemas-microsoft-com:office:word" xmlns:w="http://schemas.openxmlformats.org/wordprocessingml/2006/main" xmlns:w14="http://schemas.microsoft.com/office/word/2010/wordml" xmlns:w15="http://schemas.microsoft.com/office/word/2012/wordml" xmlns:w16cex="http://schemas.microsoft.com/office/word/2018/wordml/cex" xmlns:w16cid="http://schemas.microsoft.com/office/word/2016/wordml/cid" xmlns:w16="http://schemas.microsoft.com/office/word/2018/wordml" xmlns:w16du="http://schemas.microsoft.com/office/word/2023/wordml/word16du" xmlns:w16sdtdh="http://schemas.microsoft.com/office/word/2020/wordml/sdtdatahash" xmlns:w16se="http://schemas.microsoft.com/office/word/2015/wordml/symex" xmlns:wpg="http://schemas.microsoft.com/office/word/2010/wordprocessingGroup" xmlns:wpi="http://schemas.microsoft.com/office/word/2010/wordprocessingInk" xmlns:wne="http://schemas.microsoft.com/office/word/2006/wordml" xmlns:wps="http://schemas.microsoft.com/office/word/2010/wordprocessingShape" mc:Ignorable="w14 w15 w16se w16cid w16 w16cex w16sdtdh w16du wp14">
+<w:endnotes xmlns:wpc="http://schemas.microsoft.com/office/word/2010/wordprocessingCanvas" xmlns:cx="http://schemas.microsoft.com/office/drawing/2014/chartex" xmlns:cx1="http://schemas.microsoft.com/office/drawing/2015/9/8/chartex" xmlns:cx2="http://schemas.microsoft.com/office/drawing/2015/10/21/chartex" xmlns:cx3="http://schemas.microsoft.com/office/drawing/2016/5/9/chartex" xmlns:cx4="http://schemas.microsoft.com/office/drawing/2016/5/10/chartex" xmlns:cx5="http://schemas.microsoft.com/office/drawing/2016/5/11/chartex" xmlns:cx6="http://schemas.microsoft.com/office/drawing/2016/5/12/chartex" xmlns:cx7="http://schemas.microsoft.com/office/drawing/2016/5/13/chartex" xmlns:cx8="http://schemas.microsoft.com/office/drawing/2016/5/14/chartex" xmlns:mc="http://schemas.openxmlformats.org/markup-compatibility/2006" xmlns:aink="http://schemas.microsoft.com/office/drawing/2016/ink" xmlns:am3d="http://schemas.microsoft.com/office/drawing/2017/model3d" xmlns:o="urn:schemas-microsoft-com:office:office" xmlns:oel="http://schemas.microsoft.com/office/2019/extlst" xmlns:r="http://schemas.openxmlformats.org/officeDocument/2006/relationships" xmlns:m="http://schemas.openxmlformats.org/officeDocument/2006/math" xmlns:v="urn:schemas-microsoft-com:vml" xmlns:wp14="http://schemas.microsoft.com/office/word/2010/wordprocessingDrawing" xmlns:wp="http://schemas.openxmlformats.org/drawingml/2006/wordprocessingDrawing" xmlns:w10="urn:schemas-microsoft-com:office:word" xmlns:w="http://schemas.openxmlformats.org/wordprocessingml/2006/main" xmlns:w14="http://schemas.microsoft.com/office/word/2010/wordml" xmlns:w15="http://schemas.microsoft.com/office/word/2012/wordml" xmlns:w16cex="http://schemas.microsoft.com/office/word/2018/wordml/cex" xmlns:w16cid="http://schemas.microsoft.com/office/word/2016/wordml/cid" xmlns:w16="http://schemas.microsoft.com/office/word/2018/wordml" xmlns:w16du="http://schemas.microsoft.com/office/word/2023/wordml/word16du" xmlns:w16sdtdh="http://schemas.microsoft.com/office/word/2020/wordml/sdtdatahash" xmlns:w16sdtfl="http://schemas.microsoft.com/office/word/2024/wordml/sdtformatlock" xmlns:w16se="http://schemas.microsoft.com/office/word/2015/wordml/symex" xmlns:wpg="http://schemas.microsoft.com/office/word/2010/wordprocessingGroup" xmlns:wpi="http://schemas.microsoft.com/office/word/2010/wordprocessingInk" xmlns:wne="http://schemas.microsoft.com/office/word/2006/wordml" xmlns:wps="http://schemas.microsoft.com/office/word/2010/wordprocessingShape" mc:Ignorable="w14 w15 w16se w16cid w16 w16cex w16sdtdh w16sdtfl w16du wp14">
   <w:endnote w:type="separator" w:id="-1">
     <w:p>
       <w:pPr>
@@ -28132,7 +28119,7 @@
 </file>
 
 <file path=word/footer1.xml><?xml version="1.0" encoding="utf-8"?>
-<w:ftr xmlns:wpc="http://schemas.microsoft.com/office/word/2010/wordprocessingCanvas" xmlns:cx="http://schemas.microsoft.com/office/drawing/2014/chartex" xmlns:cx1="http://schemas.microsoft.com/office/drawing/2015/9/8/chartex" xmlns:cx2="http://schemas.microsoft.com/office/drawing/2015/10/21/chartex" xmlns:cx3="http://schemas.microsoft.com/office/drawing/2016/5/9/chartex" xmlns:cx4="http://schemas.microsoft.com/office/drawing/2016/5/10/chartex" xmlns:cx5="http://schemas.microsoft.com/office/drawing/2016/5/11/chartex" xmlns:cx6="http://schemas.microsoft.com/office/drawing/2016/5/12/chartex" xmlns:cx7="http://schemas.microsoft.com/office/drawing/2016/5/13/chartex" xmlns:cx8="http://schemas.microsoft.com/office/drawing/2016/5/14/chartex" xmlns:mc="http://schemas.openxmlformats.org/markup-compatibility/2006" xmlns:aink="http://schemas.microsoft.com/office/drawing/2016/ink" xmlns:am3d="http://schemas.microsoft.com/office/drawing/2017/model3d" xmlns:o="urn:schemas-microsoft-com:office:office" xmlns:oel="http://schemas.microsoft.com/office/2019/extlst" xmlns:r="http://schemas.openxmlformats.org/officeDocument/2006/relationships" xmlns:m="http://schemas.openxmlformats.org/officeDocument/2006/math" xmlns:v="urn:schemas-microsoft-com:vml" xmlns:wp14="http://schemas.microsoft.com/office/word/2010/wordprocessingDrawing" xmlns:wp="http://schemas.openxmlformats.org/drawingml/2006/wordprocessingDrawing" xmlns:w10="urn:schemas-microsoft-com:office:word" xmlns:w="http://schemas.openxmlformats.org/wordprocessingml/2006/main" xmlns:w14="http://schemas.microsoft.com/office/word/2010/wordml" xmlns:w15="http://schemas.microsoft.com/office/word/2012/wordml" xmlns:w16cex="http://schemas.microsoft.com/office/word/2018/wordml/cex" xmlns:w16cid="http://schemas.microsoft.com/office/word/2016/wordml/cid" xmlns:w16="http://schemas.microsoft.com/office/word/2018/wordml" xmlns:w16du="http://schemas.microsoft.com/office/word/2023/wordml/word16du" xmlns:w16sdtdh="http://schemas.microsoft.com/office/word/2020/wordml/sdtdatahash" xmlns:w16se="http://schemas.microsoft.com/office/word/2015/wordml/symex" xmlns:wpg="http://schemas.microsoft.com/office/word/2010/wordprocessingGroup" xmlns:wpi="http://schemas.microsoft.com/office/word/2010/wordprocessingInk" xmlns:wne="http://schemas.microsoft.com/office/word/2006/wordml" xmlns:wps="http://schemas.microsoft.com/office/word/2010/wordprocessingShape" mc:Ignorable="w14 w15 w16se w16cid w16 w16cex w16sdtdh w16du wp14">
+<w:ftr xmlns:wpc="http://schemas.microsoft.com/office/word/2010/wordprocessingCanvas" xmlns:cx="http://schemas.microsoft.com/office/drawing/2014/chartex" xmlns:cx1="http://schemas.microsoft.com/office/drawing/2015/9/8/chartex" xmlns:cx2="http://schemas.microsoft.com/office/drawing/2015/10/21/chartex" xmlns:cx3="http://schemas.microsoft.com/office/drawing/2016/5/9/chartex" xmlns:cx4="http://schemas.microsoft.com/office/drawing/2016/5/10/chartex" xmlns:cx5="http://schemas.microsoft.com/office/drawing/2016/5/11/chartex" xmlns:cx6="http://schemas.microsoft.com/office/drawing/2016/5/12/chartex" xmlns:cx7="http://schemas.microsoft.com/office/drawing/2016/5/13/chartex" xmlns:cx8="http://schemas.microsoft.com/office/drawing/2016/5/14/chartex" xmlns:mc="http://schemas.openxmlformats.org/markup-compatibility/2006" xmlns:aink="http://schemas.microsoft.com/office/drawing/2016/ink" xmlns:am3d="http://schemas.microsoft.com/office/drawing/2017/model3d" xmlns:o="urn:schemas-microsoft-com:office:office" xmlns:oel="http://schemas.microsoft.com/office/2019/extlst" xmlns:r="http://schemas.openxmlformats.org/officeDocument/2006/relationships" xmlns:m="http://schemas.openxmlformats.org/officeDocument/2006/math" xmlns:v="urn:schemas-microsoft-com:vml" xmlns:wp14="http://schemas.microsoft.com/office/word/2010/wordprocessingDrawing" xmlns:wp="http://schemas.openxmlformats.org/drawingml/2006/wordprocessingDrawing" xmlns:w10="urn:schemas-microsoft-com:office:word" xmlns:w="http://schemas.openxmlformats.org/wordprocessingml/2006/main" xmlns:w14="http://schemas.microsoft.com/office/word/2010/wordml" xmlns:w15="http://schemas.microsoft.com/office/word/2012/wordml" xmlns:w16cex="http://schemas.microsoft.com/office/word/2018/wordml/cex" xmlns:w16cid="http://schemas.microsoft.com/office/word/2016/wordml/cid" xmlns:w16="http://schemas.microsoft.com/office/word/2018/wordml" xmlns:w16du="http://schemas.microsoft.com/office/word/2023/wordml/word16du" xmlns:w16sdtdh="http://schemas.microsoft.com/office/word/2020/wordml/sdtdatahash" xmlns:w16sdtfl="http://schemas.microsoft.com/office/word/2024/wordml/sdtformatlock" xmlns:w16se="http://schemas.microsoft.com/office/word/2015/wordml/symex" xmlns:wpg="http://schemas.microsoft.com/office/word/2010/wordprocessingGroup" xmlns:wpi="http://schemas.microsoft.com/office/word/2010/wordprocessingInk" xmlns:wne="http://schemas.microsoft.com/office/word/2006/wordml" xmlns:wps="http://schemas.microsoft.com/office/word/2010/wordprocessingShape" mc:Ignorable="w14 w15 w16se w16cid w16 w16cex w16sdtdh w16sdtfl w16du wp14">
   <w:p>
     <w:pPr>
       <w:pStyle w:val="Piedepgina"/>
@@ -28597,7 +28584,7 @@
 </file>
 
 <file path=word/footnotes.xml><?xml version="1.0" encoding="utf-8"?>
-<w:footnotes xmlns:wpc="http://schemas.microsoft.com/office/word/2010/wordprocessingCanvas" xmlns:cx="http://schemas.microsoft.com/office/drawing/2014/chartex" xmlns:cx1="http://schemas.microsoft.com/office/drawing/2015/9/8/chartex" xmlns:cx2="http://schemas.microsoft.com/office/drawing/2015/10/21/chartex" xmlns:cx3="http://schemas.microsoft.com/office/drawing/2016/5/9/chartex" xmlns:cx4="http://schemas.microsoft.com/office/drawing/2016/5/10/chartex" xmlns:cx5="http://schemas.microsoft.com/office/drawing/2016/5/11/chartex" xmlns:cx6="http://schemas.microsoft.com/office/drawing/2016/5/12/chartex" xmlns:cx7="http://schemas.microsoft.com/office/drawing/2016/5/13/chartex" xmlns:cx8="http://schemas.microsoft.com/office/drawing/2016/5/14/chartex" xmlns:mc="http://schemas.openxmlformats.org/markup-compatibility/2006" xmlns:aink="http://schemas.microsoft.com/office/drawing/2016/ink" xmlns:am3d="http://schemas.microsoft.com/office/drawing/2017/model3d" xmlns:o="urn:schemas-microsoft-com:office:office" xmlns:oel="http://schemas.microsoft.com/office/2019/extlst" xmlns:r="http://schemas.openxmlformats.org/officeDocument/2006/relationships" xmlns:m="http://schemas.openxmlformats.org/officeDocument/2006/math" xmlns:v="urn:schemas-microsoft-com:vml" xmlns:wp14="http://schemas.microsoft.com/office/word/2010/wordprocessingDrawing" xmlns:wp="http://schemas.openxmlformats.org/drawingml/2006/wordprocessingDrawing" xmlns:w10="urn:schemas-microsoft-com:office:word" xmlns:w="http://schemas.openxmlformats.org/wordprocessingml/2006/main" xmlns:w14="http://schemas.microsoft.com/office/word/2010/wordml" xmlns:w15="http://schemas.microsoft.com/office/word/2012/wordml" xmlns:w16cex="http://schemas.microsoft.com/office/word/2018/wordml/cex" xmlns:w16cid="http://schemas.microsoft.com/office/word/2016/wordml/cid" xmlns:w16="http://schemas.microsoft.com/office/word/2018/wordml" xmlns:w16du="http://schemas.microsoft.com/office/word/2023/wordml/word16du" xmlns:w16sdtdh="http://schemas.microsoft.com/office/word/2020/wordml/sdtdatahash" xmlns:w16se="http://schemas.microsoft.com/office/word/2015/wordml/symex" xmlns:wpg="http://schemas.microsoft.com/office/word/2010/wordprocessingGroup" xmlns:wpi="http://schemas.microsoft.com/office/word/2010/wordprocessingInk" xmlns:wne="http://schemas.microsoft.com/office/word/2006/wordml" xmlns:wps="http://schemas.microsoft.com/office/word/2010/wordprocessingShape" mc:Ignorable="w14 w15 w16se w16cid w16 w16cex w16sdtdh w16du wp14">
+<w:footnotes xmlns:wpc="http://schemas.microsoft.com/office/word/2010/wordprocessingCanvas" xmlns:cx="http://schemas.microsoft.com/office/drawing/2014/chartex" xmlns:cx1="http://schemas.microsoft.com/office/drawing/2015/9/8/chartex" xmlns:cx2="http://schemas.microsoft.com/office/drawing/2015/10/21/chartex" xmlns:cx3="http://schemas.microsoft.com/office/drawing/2016/5/9/chartex" xmlns:cx4="http://schemas.microsoft.com/office/drawing/2016/5/10/chartex" xmlns:cx5="http://schemas.microsoft.com/office/drawing/2016/5/11/chartex" xmlns:cx6="http://schemas.microsoft.com/office/drawing/2016/5/12/chartex" xmlns:cx7="http://schemas.microsoft.com/office/drawing/2016/5/13/chartex" xmlns:cx8="http://schemas.microsoft.com/office/drawing/2016/5/14/chartex" xmlns:mc="http://schemas.openxmlformats.org/markup-compatibility/2006" xmlns:aink="http://schemas.microsoft.com/office/drawing/2016/ink" xmlns:am3d="http://schemas.microsoft.com/office/drawing/2017/model3d" xmlns:o="urn:schemas-microsoft-com:office:office" xmlns:oel="http://schemas.microsoft.com/office/2019/extlst" xmlns:r="http://schemas.openxmlformats.org/officeDocument/2006/relationships" xmlns:m="http://schemas.openxmlformats.org/officeDocument/2006/math" xmlns:v="urn:schemas-microsoft-com:vml" xmlns:wp14="http://schemas.microsoft.com/office/word/2010/wordprocessingDrawing" xmlns:wp="http://schemas.openxmlformats.org/drawingml/2006/wordprocessingDrawing" xmlns:w10="urn:schemas-microsoft-com:office:word" xmlns:w="http://schemas.openxmlformats.org/wordprocessingml/2006/main" xmlns:w14="http://schemas.microsoft.com/office/word/2010/wordml" xmlns:w15="http://schemas.microsoft.com/office/word/2012/wordml" xmlns:w16cex="http://schemas.microsoft.com/office/word/2018/wordml/cex" xmlns:w16cid="http://schemas.microsoft.com/office/word/2016/wordml/cid" xmlns:w16="http://schemas.microsoft.com/office/word/2018/wordml" xmlns:w16du="http://schemas.microsoft.com/office/word/2023/wordml/word16du" xmlns:w16sdtdh="http://schemas.microsoft.com/office/word/2020/wordml/sdtdatahash" xmlns:w16sdtfl="http://schemas.microsoft.com/office/word/2024/wordml/sdtformatlock" xmlns:w16se="http://schemas.microsoft.com/office/word/2015/wordml/symex" xmlns:wpg="http://schemas.microsoft.com/office/word/2010/wordprocessingGroup" xmlns:wpi="http://schemas.microsoft.com/office/word/2010/wordprocessingInk" xmlns:wne="http://schemas.microsoft.com/office/word/2006/wordml" xmlns:wps="http://schemas.microsoft.com/office/word/2010/wordprocessingShape" mc:Ignorable="w14 w15 w16se w16cid w16 w16cex w16sdtdh w16sdtfl w16du wp14">
   <w:footnote w:type="separator" w:id="-1">
     <w:p>
       <w:pPr>
@@ -28622,7 +28609,7 @@
 </file>
 
 <file path=word/header1.xml><?xml version="1.0" encoding="utf-8"?>
-<w:hdr xmlns:wpc="http://schemas.microsoft.com/office/word/2010/wordprocessingCanvas" xmlns:cx="http://schemas.microsoft.com/office/drawing/2014/chartex" xmlns:cx1="http://schemas.microsoft.com/office/drawing/2015/9/8/chartex" xmlns:cx2="http://schemas.microsoft.com/office/drawing/2015/10/21/chartex" xmlns:cx3="http://schemas.microsoft.com/office/drawing/2016/5/9/chartex" xmlns:cx4="http://schemas.microsoft.com/office/drawing/2016/5/10/chartex" xmlns:cx5="http://schemas.microsoft.com/office/drawing/2016/5/11/chartex" xmlns:cx6="http://schemas.microsoft.com/office/drawing/2016/5/12/chartex" xmlns:cx7="http://schemas.microsoft.com/office/drawing/2016/5/13/chartex" xmlns:cx8="http://schemas.microsoft.com/office/drawing/2016/5/14/chartex" xmlns:mc="http://schemas.openxmlformats.org/markup-compatibility/2006" xmlns:aink="http://schemas.microsoft.com/office/drawing/2016/ink" xmlns:am3d="http://schemas.microsoft.com/office/drawing/2017/model3d" xmlns:o="urn:schemas-microsoft-com:office:office" xmlns:oel="http://schemas.microsoft.com/office/2019/extlst" xmlns:r="http://schemas.openxmlformats.org/officeDocument/2006/relationships" xmlns:m="http://schemas.openxmlformats.org/officeDocument/2006/math" xmlns:v="urn:schemas-microsoft-com:vml" xmlns:wp14="http://schemas.microsoft.com/office/word/2010/wordprocessingDrawing" xmlns:wp="http://schemas.openxmlformats.org/drawingml/2006/wordprocessingDrawing" xmlns:w10="urn:schemas-microsoft-com:office:word" xmlns:w="http://schemas.openxmlformats.org/wordprocessingml/2006/main" xmlns:w14="http://schemas.microsoft.com/office/word/2010/wordml" xmlns:w15="http://schemas.microsoft.com/office/word/2012/wordml" xmlns:w16cex="http://schemas.microsoft.com/office/word/2018/wordml/cex" xmlns:w16cid="http://schemas.microsoft.com/office/word/2016/wordml/cid" xmlns:w16="http://schemas.microsoft.com/office/word/2018/wordml" xmlns:w16du="http://schemas.microsoft.com/office/word/2023/wordml/word16du" xmlns:w16sdtdh="http://schemas.microsoft.com/office/word/2020/wordml/sdtdatahash" xmlns:w16se="http://schemas.microsoft.com/office/word/2015/wordml/symex" xmlns:wpg="http://schemas.microsoft.com/office/word/2010/wordprocessingGroup" xmlns:wpi="http://schemas.microsoft.com/office/word/2010/wordprocessingInk" xmlns:wne="http://schemas.microsoft.com/office/word/2006/wordml" xmlns:wps="http://schemas.microsoft.com/office/word/2010/wordprocessingShape" mc:Ignorable="w14 w15 w16se w16cid w16 w16cex w16sdtdh w16du wp14">
+<w:hdr xmlns:wpc="http://schemas.microsoft.com/office/word/2010/wordprocessingCanvas" xmlns:cx="http://schemas.microsoft.com/office/drawing/2014/chartex" xmlns:cx1="http://schemas.microsoft.com/office/drawing/2015/9/8/chartex" xmlns:cx2="http://schemas.microsoft.com/office/drawing/2015/10/21/chartex" xmlns:cx3="http://schemas.microsoft.com/office/drawing/2016/5/9/chartex" xmlns:cx4="http://schemas.microsoft.com/office/drawing/2016/5/10/chartex" xmlns:cx5="http://schemas.microsoft.com/office/drawing/2016/5/11/chartex" xmlns:cx6="http://schemas.microsoft.com/office/drawing/2016/5/12/chartex" xmlns:cx7="http://schemas.microsoft.com/office/drawing/2016/5/13/chartex" xmlns:cx8="http://schemas.microsoft.com/office/drawing/2016/5/14/chartex" xmlns:mc="http://schemas.openxmlformats.org/markup-compatibility/2006" xmlns:aink="http://schemas.microsoft.com/office/drawing/2016/ink" xmlns:am3d="http://schemas.microsoft.com/office/drawing/2017/model3d" xmlns:o="urn:schemas-microsoft-com:office:office" xmlns:oel="http://schemas.microsoft.com/office/2019/extlst" xmlns:r="http://schemas.openxmlformats.org/officeDocument/2006/relationships" xmlns:m="http://schemas.openxmlformats.org/officeDocument/2006/math" xmlns:v="urn:schemas-microsoft-com:vml" xmlns:wp14="http://schemas.microsoft.com/office/word/2010/wordprocessingDrawing" xmlns:wp="http://schemas.openxmlformats.org/drawingml/2006/wordprocessingDrawing" xmlns:w10="urn:schemas-microsoft-com:office:word" xmlns:w="http://schemas.openxmlformats.org/wordprocessingml/2006/main" xmlns:w14="http://schemas.microsoft.com/office/word/2010/wordml" xmlns:w15="http://schemas.microsoft.com/office/word/2012/wordml" xmlns:w16cex="http://schemas.microsoft.com/office/word/2018/wordml/cex" xmlns:w16cid="http://schemas.microsoft.com/office/word/2016/wordml/cid" xmlns:w16="http://schemas.microsoft.com/office/word/2018/wordml" xmlns:w16du="http://schemas.microsoft.com/office/word/2023/wordml/word16du" xmlns:w16sdtdh="http://schemas.microsoft.com/office/word/2020/wordml/sdtdatahash" xmlns:w16sdtfl="http://schemas.microsoft.com/office/word/2024/wordml/sdtformatlock" xmlns:w16se="http://schemas.microsoft.com/office/word/2015/wordml/symex" xmlns:wpg="http://schemas.microsoft.com/office/word/2010/wordprocessingGroup" xmlns:wpi="http://schemas.microsoft.com/office/word/2010/wordprocessingInk" xmlns:wne="http://schemas.microsoft.com/office/word/2006/wordml" xmlns:wps="http://schemas.microsoft.com/office/word/2010/wordprocessingShape" mc:Ignorable="w14 w15 w16se w16cid w16 w16cex w16sdtdh w16sdtfl w16du wp14">
   <w:tbl>
     <w:tblPr>
       <w:tblStyle w:val="Tablaconcuadrcula"/>
@@ -28912,7 +28899,7 @@
 </file>
 
 <file path=word/numbering.xml><?xml version="1.0" encoding="utf-8"?>
-<w:numbering xmlns:wpc="http://schemas.microsoft.com/office/word/2010/wordprocessingCanvas" xmlns:cx="http://schemas.microsoft.com/office/drawing/2014/chartex" xmlns:cx1="http://schemas.microsoft.com/office/drawing/2015/9/8/chartex" xmlns:cx2="http://schemas.microsoft.com/office/drawing/2015/10/21/chartex" xmlns:cx3="http://schemas.microsoft.com/office/drawing/2016/5/9/chartex" xmlns:cx4="http://schemas.microsoft.com/office/drawing/2016/5/10/chartex" xmlns:cx5="http://schemas.microsoft.com/office/drawing/2016/5/11/chartex" xmlns:cx6="http://schemas.microsoft.com/office/drawing/2016/5/12/chartex" xmlns:cx7="http://schemas.microsoft.com/office/drawing/2016/5/13/chartex" xmlns:cx8="http://schemas.microsoft.com/office/drawing/2016/5/14/chartex" xmlns:mc="http://schemas.openxmlformats.org/markup-compatibility/2006" xmlns:aink="http://schemas.microsoft.com/office/drawing/2016/ink" xmlns:am3d="http://schemas.microsoft.com/office/drawing/2017/model3d" xmlns:o="urn:schemas-microsoft-com:office:office" xmlns:oel="http://schemas.microsoft.com/office/2019/extlst" xmlns:r="http://schemas.openxmlformats.org/officeDocument/2006/relationships" xmlns:m="http://schemas.openxmlformats.org/officeDocument/2006/math" xmlns:v="urn:schemas-microsoft-com:vml" xmlns:wp14="http://schemas.microsoft.com/office/word/2010/wordprocessingDrawing" xmlns:wp="http://schemas.openxmlformats.org/drawingml/2006/wordprocessingDrawing" xmlns:w10="urn:schemas-microsoft-com:office:word" xmlns:w="http://schemas.openxmlformats.org/wordprocessingml/2006/main" xmlns:w14="http://schemas.microsoft.com/office/word/2010/wordml" xmlns:w15="http://schemas.microsoft.com/office/word/2012/wordml" xmlns:w16cex="http://schemas.microsoft.com/office/word/2018/wordml/cex" xmlns:w16cid="http://schemas.microsoft.com/office/word/2016/wordml/cid" xmlns:w16="http://schemas.microsoft.com/office/word/2018/wordml" xmlns:w16du="http://schemas.microsoft.com/office/word/2023/wordml/word16du" xmlns:w16sdtdh="http://schemas.microsoft.com/office/word/2020/wordml/sdtdatahash" xmlns:w16se="http://schemas.microsoft.com/office/word/2015/wordml/symex" xmlns:wpg="http://schemas.microsoft.com/office/word/2010/wordprocessingGroup" xmlns:wpi="http://schemas.microsoft.com/office/word/2010/wordprocessingInk" xmlns:wne="http://schemas.microsoft.com/office/word/2006/wordml" xmlns:wps="http://schemas.microsoft.com/office/word/2010/wordprocessingShape" mc:Ignorable="w14 w15 w16se w16cid w16 w16cex w16sdtdh w16du wp14">
+<w:numbering xmlns:wpc="http://schemas.microsoft.com/office/word/2010/wordprocessingCanvas" xmlns:cx="http://schemas.microsoft.com/office/drawing/2014/chartex" xmlns:cx1="http://schemas.microsoft.com/office/drawing/2015/9/8/chartex" xmlns:cx2="http://schemas.microsoft.com/office/drawing/2015/10/21/chartex" xmlns:cx3="http://schemas.microsoft.com/office/drawing/2016/5/9/chartex" xmlns:cx4="http://schemas.microsoft.com/office/drawing/2016/5/10/chartex" xmlns:cx5="http://schemas.microsoft.com/office/drawing/2016/5/11/chartex" xmlns:cx6="http://schemas.microsoft.com/office/drawing/2016/5/12/chartex" xmlns:cx7="http://schemas.microsoft.com/office/drawing/2016/5/13/chartex" xmlns:cx8="http://schemas.microsoft.com/office/drawing/2016/5/14/chartex" xmlns:mc="http://schemas.openxmlformats.org/markup-compatibility/2006" xmlns:aink="http://schemas.microsoft.com/office/drawing/2016/ink" xmlns:am3d="http://schemas.microsoft.com/office/drawing/2017/model3d" xmlns:o="urn:schemas-microsoft-com:office:office" xmlns:oel="http://schemas.microsoft.com/office/2019/extlst" xmlns:r="http://schemas.openxmlformats.org/officeDocument/2006/relationships" xmlns:m="http://schemas.openxmlformats.org/officeDocument/2006/math" xmlns:v="urn:schemas-microsoft-com:vml" xmlns:wp14="http://schemas.microsoft.com/office/word/2010/wordprocessingDrawing" xmlns:wp="http://schemas.openxmlformats.org/drawingml/2006/wordprocessingDrawing" xmlns:w10="urn:schemas-microsoft-com:office:word" xmlns:w="http://schemas.openxmlformats.org/wordprocessingml/2006/main" xmlns:w14="http://schemas.microsoft.com/office/word/2010/wordml" xmlns:w15="http://schemas.microsoft.com/office/word/2012/wordml" xmlns:w16cex="http://schemas.microsoft.com/office/word/2018/wordml/cex" xmlns:w16cid="http://schemas.microsoft.com/office/word/2016/wordml/cid" xmlns:w16="http://schemas.microsoft.com/office/word/2018/wordml" xmlns:w16du="http://schemas.microsoft.com/office/word/2023/wordml/word16du" xmlns:w16sdtdh="http://schemas.microsoft.com/office/word/2020/wordml/sdtdatahash" xmlns:w16sdtfl="http://schemas.microsoft.com/office/word/2024/wordml/sdtformatlock" xmlns:w16se="http://schemas.microsoft.com/office/word/2015/wordml/symex" xmlns:wpg="http://schemas.microsoft.com/office/word/2010/wordprocessingGroup" xmlns:wpi="http://schemas.microsoft.com/office/word/2010/wordprocessingInk" xmlns:wne="http://schemas.microsoft.com/office/word/2006/wordml" xmlns:wps="http://schemas.microsoft.com/office/word/2010/wordprocessingShape" mc:Ignorable="w14 w15 w16se w16cid w16 w16cex w16sdtdh w16sdtfl w16du wp14">
   <w:abstractNum w:abstractNumId="0" w15:restartNumberingAfterBreak="0">
     <w:nsid w:val="05A65B82"/>
     <w:multiLevelType w:val="hybridMultilevel"/>
@@ -32839,7 +32826,7 @@
 </file>
 
 <file path=word/styles.xml><?xml version="1.0" encoding="utf-8"?>
-<w:styles xmlns:mc="http://schemas.openxmlformats.org/markup-compatibility/2006" xmlns:r="http://schemas.openxmlformats.org/officeDocument/2006/relationships" xmlns:w="http://schemas.openxmlformats.org/wordprocessingml/2006/main" xmlns:w14="http://schemas.microsoft.com/office/word/2010/wordml" xmlns:w15="http://schemas.microsoft.com/office/word/2012/wordml" xmlns:w16cex="http://schemas.microsoft.com/office/word/2018/wordml/cex" xmlns:w16cid="http://schemas.microsoft.com/office/word/2016/wordml/cid" xmlns:w16="http://schemas.microsoft.com/office/word/2018/wordml" xmlns:w16du="http://schemas.microsoft.com/office/word/2023/wordml/word16du" xmlns:w16sdtdh="http://schemas.microsoft.com/office/word/2020/wordml/sdtdatahash" xmlns:w16se="http://schemas.microsoft.com/office/word/2015/wordml/symex" mc:Ignorable="w14 w15 w16se w16cid w16 w16cex w16sdtdh w16du">
+<w:styles xmlns:mc="http://schemas.openxmlformats.org/markup-compatibility/2006" xmlns:r="http://schemas.openxmlformats.org/officeDocument/2006/relationships" xmlns:w="http://schemas.openxmlformats.org/wordprocessingml/2006/main" xmlns:w14="http://schemas.microsoft.com/office/word/2010/wordml" xmlns:w15="http://schemas.microsoft.com/office/word/2012/wordml" xmlns:w16cex="http://schemas.microsoft.com/office/word/2018/wordml/cex" xmlns:w16cid="http://schemas.microsoft.com/office/word/2016/wordml/cid" xmlns:w16="http://schemas.microsoft.com/office/word/2018/wordml" xmlns:w16du="http://schemas.microsoft.com/office/word/2023/wordml/word16du" xmlns:w16sdtdh="http://schemas.microsoft.com/office/word/2020/wordml/sdtdatahash" xmlns:w16sdtfl="http://schemas.microsoft.com/office/word/2024/wordml/sdtformatlock" xmlns:w16se="http://schemas.microsoft.com/office/word/2015/wordml/symex" mc:Ignorable="w14 w15 w16se w16cid w16 w16cex w16sdtdh w16sdtfl w16du">
   <w:docDefaults>
     <w:rPrDefault>
       <w:rPr>
@@ -33857,7 +33844,7 @@
       </w:tblBorders>
     </w:tblPr>
   </w:style>
-  <w:style w:type="character" w:styleId="Textoennegrita">
+  <w:style w:type="character" w:styleId="Fuerte">
     <w:name w:val="Strong"/>
     <w:basedOn w:val="Fuentedeprrafopredeter"/>
     <w:uiPriority w:val="22"/>
